--- a/_ipo_db/TO_NOMURA/Grey_Market_vs_Day1.docx
+++ b/_ipo_db/TO_NOMURA/Grey_Market_vs_Day1.docx
@@ -18,7 +18,7 @@
         <w:rPr>
           <w:sz w:val="19"/>
         </w:rPr>
-        <w:t>7 Sep 2026. 130 HK IPOs with both a grey-market close and a day-1 close on file, out of 514 in the database. All returns are against the offer price. Grey = the broker-run evening session before listing (Phillip's print, as AAStocks reports it). Every number below is computed from the database; nothing is typed in.</w:t>
+        <w:t>8 Sep 2026. 130 HK IPOs with both a grey-market close and a day-1 close on file, out of 514 in the database. All returns are against the offer price. Grey = the broker-run evening session before listing (Phillip's print, as AAStocks reports it). Every number below is computed from the database; nothing is typed in.</w:t>
       </w:r>
     </w:p>
     <w:p>

--- a/_ipo_db/TO_NOMURA/Grey_Market_vs_Day1.docx
+++ b/_ipo_db/TO_NOMURA/Grey_Market_vs_Day1.docx
@@ -18,7 +18,7 @@
         <w:rPr>
           <w:sz w:val="19"/>
         </w:rPr>
-        <w:t>8 Sep 2026. 130 HK IPOs with both a grey-market close and a day-1 close on file, out of 514 in the database. All returns are against the offer price. Grey = the broker-run evening session before listing (Phillip's print, as AAStocks reports it). Every number below is computed from the database; nothing is typed in.</w:t>
+        <w:t>9 Sep 2026. 130 HK IPOs with both a grey-market close and a day-1 close on file, out of 514 in the database. All returns are against the offer price. Grey = the broker-run evening session before listing (Phillip's print, as AAStocks reports it). Every number below is computed from the database; nothing is typed in.</w:t>
       </w:r>
     </w:p>
     <w:p>

--- a/_ipo_db/TO_NOMURA/Grey_Market_vs_Day1.docx
+++ b/_ipo_db/TO_NOMURA/Grey_Market_vs_Day1.docx
@@ -18,7 +18,7 @@
         <w:rPr>
           <w:sz w:val="19"/>
         </w:rPr>
-        <w:t>9 Sep 2026. 130 HK IPOs with both a grey-market close and a day-1 close on file, out of 514 in the database. All returns are against the offer price. Grey = the broker-run evening session before listing (Phillip's print, as AAStocks reports it). Every number below is computed from the database; nothing is typed in.</w:t>
+        <w:t>14 Sep 2026. 132 HK IPOs with both a grey-market close and a day-1 close on file, out of 514 in the database. All returns are against the offer price. Grey = the broker-run evening session before listing (Phillip's print, as AAStocks reports it). Every number below is computed from the database; nothing is typed in.</w:t>
       </w:r>
     </w:p>
     <w:p>
@@ -144,7 +144,7 @@
               <w:rPr>
                 <w:sz w:val="16"/>
               </w:rPr>
-              <w:t>32</w:t>
+              <w:t>33</w:t>
             </w:r>
           </w:p>
         </w:tc>
@@ -158,7 +158,7 @@
               <w:rPr>
                 <w:sz w:val="16"/>
               </w:rPr>
-              <w:t>+85.7%</w:t>
+              <w:t>+88.1%</w:t>
             </w:r>
           </w:p>
         </w:tc>
@@ -172,7 +172,7 @@
               <w:rPr>
                 <w:sz w:val="16"/>
               </w:rPr>
-              <w:t>+86.4%</w:t>
+              <w:t>+86.9%</w:t>
             </w:r>
           </w:p>
         </w:tc>
@@ -186,7 +186,7 @@
               <w:rPr>
                 <w:sz w:val="16"/>
               </w:rPr>
-              <w:t>+108.7%</w:t>
+              <w:t>+109.1%</w:t>
             </w:r>
           </w:p>
         </w:tc>
@@ -216,7 +216,7 @@
               <w:rPr>
                 <w:sz w:val="16"/>
               </w:rPr>
-              <w:t>44</w:t>
+              <w:t>45</w:t>
             </w:r>
           </w:p>
         </w:tc>
@@ -230,7 +230,7 @@
               <w:rPr>
                 <w:sz w:val="16"/>
               </w:rPr>
-              <w:t>+47.8%</w:t>
+              <w:t>+47.4%</w:t>
             </w:r>
           </w:p>
         </w:tc>
@@ -244,7 +244,7 @@
               <w:rPr>
                 <w:sz w:val="16"/>
               </w:rPr>
-              <w:t>+47.2%</w:t>
+              <w:t>+44.2%</w:t>
             </w:r>
           </w:p>
         </w:tc>
@@ -258,7 +258,7 @@
               <w:rPr>
                 <w:sz w:val="16"/>
               </w:rPr>
-              <w:t>+22.0%</w:t>
+              <w:t>+21.4%</w:t>
             </w:r>
           </w:p>
         </w:tc>
@@ -489,7 +489,7 @@
         <w:rPr>
           <w:sz w:val="21"/>
         </w:rPr>
-        <w:t>In every pattern the day-1 open sits within a few tenths of a percent of the grey close. Rank correlation between grey and day-1 close is +0.88 across all 130. Implication: the grey market does not forecast day 1, it IS the first print of day 1. Whatever separates the day-1 close from the grey close happens between 09:30 and 16:00, not overnight. The one exception is pattern E, where a negative grey gaps lower at the open (-7.8% grey to -13.3% open): sellers who could not exit a two-hour evening session queue for the auction.</w:t>
+        <w:t>In every pattern the day-1 open sits within a few tenths of a percent of the grey close. Rank correlation between grey and day-1 close is +0.88 across all 132. Implication: the grey market does not forecast day 1, it IS the first print of day 1. Whatever separates the day-1 close from the grey close happens between 09:30 and 16:00, not overnight. The one exception is pattern E, where a negative grey gaps lower at the open (-7.8% grey to -13.3% open): sellers who could not exit a two-hour evening session queue for the auction.</w:t>
       </w:r>
     </w:p>
     <w:p>
@@ -613,7 +613,7 @@
               <w:rPr>
                 <w:sz w:val="16"/>
               </w:rPr>
-              <w:t>74/84</w:t>
+              <w:t>76/86</w:t>
             </w:r>
           </w:p>
         </w:tc>
@@ -729,7 +729,7 @@
               <w:rPr>
                 <w:sz w:val="16"/>
               </w:rPr>
-              <w:t>58/61</w:t>
+              <w:t>59/62</w:t>
             </w:r>
           </w:p>
         </w:tc>
@@ -787,7 +787,7 @@
               <w:rPr>
                 <w:sz w:val="16"/>
               </w:rPr>
-              <w:t>29/61</w:t>
+              <w:t>30/62</w:t>
             </w:r>
           </w:p>
         </w:tc>
@@ -845,7 +845,7 @@
               <w:rPr>
                 <w:sz w:val="16"/>
               </w:rPr>
-              <w:t>24/45</w:t>
+              <w:t>25/46</w:t>
             </w:r>
           </w:p>
         </w:tc>
@@ -859,7 +859,7 @@
               <w:rPr>
                 <w:sz w:val="16"/>
               </w:rPr>
-              <w:t>53%</w:t>
+              <w:t>54%</w:t>
             </w:r>
           </w:p>
         </w:tc>
@@ -932,7 +932,7 @@
         <w:rPr>
           <w:sz w:val="21"/>
         </w:rPr>
-        <w:t>Direction is right 113 of 130 times (87%), and near-certain once the grey is clearly positive (95% at &gt;+20%). Whether day 1 finishes above or below the grey level is a coin flip (48% at &gt;+20%, 53% at &gt;+50%). A grey below -5% gets worse on day 1 68% of the time. Use the grey for direction and for the open; do not use it for the close.</w:t>
+        <w:t>Direction is right 115 of 132 times (87%), and near-certain once the grey is clearly positive (95% at &gt;+20%). Whether day 1 finishes above or below the grey level is a coin flip (48% at &gt;+20%, 54% at &gt;+50%). A grey below -5% gets worse on day 1 68% of the time. Use the grey for direction and for the open; do not use it for the close.</w:t>
       </w:r>
     </w:p>
     <w:p>
@@ -1246,7 +1246,7 @@
               <w:rPr>
                 <w:sz w:val="16"/>
               </w:rPr>
-              <w:t>17</w:t>
+              <w:t>18</w:t>
             </w:r>
           </w:p>
         </w:tc>
@@ -1260,7 +1260,7 @@
               <w:rPr>
                 <w:sz w:val="16"/>
               </w:rPr>
-              <w:t>+1.8%</w:t>
+              <w:t>+1.9%</w:t>
             </w:r>
           </w:p>
         </w:tc>
@@ -1274,7 +1274,7 @@
               <w:rPr>
                 <w:sz w:val="16"/>
               </w:rPr>
-              <w:t>+0.0%</w:t>
+              <w:t>+0.1%</w:t>
             </w:r>
           </w:p>
         </w:tc>
@@ -1302,7 +1302,7 @@
               <w:rPr>
                 <w:sz w:val="16"/>
               </w:rPr>
-              <w:t>0.27</w:t>
+              <w:t>0.36</w:t>
             </w:r>
           </w:p>
         </w:tc>
@@ -1590,7 +1590,7 @@
               <w:rPr>
                 <w:sz w:val="16"/>
               </w:rPr>
-              <w:t>17</w:t>
+              <w:t>18</w:t>
             </w:r>
           </w:p>
         </w:tc>
@@ -1604,7 +1604,7 @@
               <w:rPr>
                 <w:sz w:val="16"/>
               </w:rPr>
-              <w:t>+168.5%</w:t>
+              <w:t>+170.6%</w:t>
             </w:r>
           </w:p>
         </w:tc>
@@ -1618,7 +1618,7 @@
               <w:rPr>
                 <w:sz w:val="16"/>
               </w:rPr>
-              <w:t>+192.1%</w:t>
+              <w:t>+192.9%</w:t>
             </w:r>
           </w:p>
         </w:tc>
@@ -1632,7 +1632,7 @@
               <w:rPr>
                 <w:sz w:val="16"/>
               </w:rPr>
-              <w:t>+0.2%</w:t>
+              <w:t>+1.1%</w:t>
             </w:r>
           </w:p>
         </w:tc>
@@ -1646,7 +1646,7 @@
               <w:rPr>
                 <w:sz w:val="16"/>
               </w:rPr>
-              <w:t>1.00</w:t>
+              <w:t>1.01</w:t>
             </w:r>
           </w:p>
         </w:tc>
@@ -1785,7 +1785,7 @@
               <w:rPr>
                 <w:sz w:val="16"/>
               </w:rPr>
-              <w:t>+0.07</w:t>
+              <w:t>+0.08</w:t>
             </w:r>
           </w:p>
         </w:tc>
@@ -1799,7 +1799,7 @@
               <w:rPr>
                 <w:sz w:val="16"/>
               </w:rPr>
-              <w:t>130</w:t>
+              <w:t>132</w:t>
             </w:r>
           </w:p>
         </w:tc>
@@ -1857,7 +1857,7 @@
               <w:rPr>
                 <w:sz w:val="16"/>
               </w:rPr>
-              <w:t>127</w:t>
+              <w:t>129</w:t>
             </w:r>
           </w:p>
         </w:tc>
@@ -1887,7 +1887,7 @@
               <w:rPr>
                 <w:sz w:val="16"/>
               </w:rPr>
-              <w:t>-0.14</w:t>
+              <w:t>-0.11</w:t>
             </w:r>
           </w:p>
         </w:tc>
@@ -1901,7 +1901,7 @@
               <w:rPr>
                 <w:sz w:val="16"/>
               </w:rPr>
-              <w:t>-0.01</w:t>
+              <w:t>+0.00</w:t>
             </w:r>
           </w:p>
         </w:tc>
@@ -1915,7 +1915,7 @@
               <w:rPr>
                 <w:sz w:val="16"/>
               </w:rPr>
-              <w:t>125</w:t>
+              <w:t>127</w:t>
             </w:r>
           </w:p>
         </w:tc>
@@ -1945,7 +1945,7 @@
               <w:rPr>
                 <w:sz w:val="16"/>
               </w:rPr>
-              <w:t>+0.13</w:t>
+              <w:t>+0.11</w:t>
             </w:r>
           </w:p>
         </w:tc>
@@ -1959,7 +1959,7 @@
               <w:rPr>
                 <w:sz w:val="16"/>
               </w:rPr>
-              <w:t>-0.16</w:t>
+              <w:t>-0.17</w:t>
             </w:r>
           </w:p>
         </w:tc>
@@ -1973,7 +1973,7 @@
               <w:rPr>
                 <w:sz w:val="16"/>
               </w:rPr>
-              <w:t>128</w:t>
+              <w:t>130</w:t>
             </w:r>
           </w:p>
         </w:tc>
@@ -2031,7 +2031,7 @@
               <w:rPr>
                 <w:sz w:val="16"/>
               </w:rPr>
-              <w:t>130</w:t>
+              <w:t>132</w:t>
             </w:r>
           </w:p>
         </w:tc>
@@ -2061,7 +2061,7 @@
               <w:rPr>
                 <w:sz w:val="16"/>
               </w:rPr>
-              <w:t>-0.14</w:t>
+              <w:t>-0.13</w:t>
             </w:r>
           </w:p>
         </w:tc>
@@ -2089,7 +2089,7 @@
               <w:rPr>
                 <w:sz w:val="16"/>
               </w:rPr>
-              <w:t>130</w:t>
+              <w:t>132</w:t>
             </w:r>
           </w:p>
         </w:tc>
@@ -2355,7 +2355,7 @@
               <w:rPr>
                 <w:sz w:val="16"/>
               </w:rPr>
-              <w:t>12</w:t>
+              <w:t>13</w:t>
             </w:r>
           </w:p>
         </w:tc>
@@ -2369,7 +2369,7 @@
               <w:rPr>
                 <w:sz w:val="16"/>
               </w:rPr>
-              <w:t>+82.2%</w:t>
+              <w:t>+77.5%</w:t>
             </w:r>
           </w:p>
         </w:tc>
@@ -2383,7 +2383,7 @@
               <w:rPr>
                 <w:sz w:val="16"/>
               </w:rPr>
-              <w:t>-2.2%</w:t>
+              <w:t>-1.9%</w:t>
             </w:r>
           </w:p>
         </w:tc>
@@ -2397,7 +2397,7 @@
               <w:rPr>
                 <w:sz w:val="16"/>
               </w:rPr>
-              <w:t>42%</w:t>
+              <w:t>38%</w:t>
             </w:r>
           </w:p>
         </w:tc>
@@ -2499,7 +2499,7 @@
               <w:rPr>
                 <w:sz w:val="16"/>
               </w:rPr>
-              <w:t>17</w:t>
+              <w:t>18</w:t>
             </w:r>
           </w:p>
         </w:tc>
@@ -2513,7 +2513,7 @@
               <w:rPr>
                 <w:sz w:val="16"/>
               </w:rPr>
-              <w:t>+90.1%</w:t>
+              <w:t>+92.4%</w:t>
             </w:r>
           </w:p>
         </w:tc>
@@ -2527,7 +2527,7 @@
               <w:rPr>
                 <w:sz w:val="16"/>
               </w:rPr>
-              <w:t>-2.0%</w:t>
+              <w:t>-1.8%</w:t>
             </w:r>
           </w:p>
         </w:tc>
@@ -2541,7 +2541,7 @@
               <w:rPr>
                 <w:sz w:val="16"/>
               </w:rPr>
-              <w:t>41%</w:t>
+              <w:t>44%</w:t>
             </w:r>
           </w:p>
         </w:tc>
@@ -2567,7 +2567,7 @@
         <w:rPr>
           <w:sz w:val="21"/>
         </w:rPr>
-        <w:t>Institutional oversubscription barely moves the grey level (retail is not in that book) and has a modest positive relationship with the intraday move across all deals, alongside deal size and market cap: larger, better-placed deals hold the open better. Note this is the whole sample. Among the hot greys specifically, the deals that faded had the bigger placings (median institutional book 7.9x vs 3.9x for the ones that extended). Both are true: a bigger placing limits damage on a weak open and supplies sellers into a hot one.</w:t>
+        <w:t>Institutional oversubscription barely moves the grey level (retail is not in that book) and has a modest positive relationship with the intraday move across all deals, alongside deal size and market cap: larger, better-placed deals hold the open better. Note this is the whole sample. Among the hot greys specifically, the deals that faded had the bigger placings (median institutional book 7.9x vs 4.2x for the ones that extended). Both are true: a bigger placing limits damage on a weak open and supplies sellers into a hot one.</w:t>
       </w:r>
     </w:p>
     <w:p>
@@ -4246,7 +4246,7 @@
               <w:rPr>
                 <w:sz w:val="16"/>
               </w:rPr>
-              <w:t>9</w:t>
+              <w:t>10</w:t>
             </w:r>
           </w:p>
         </w:tc>
@@ -4260,7 +4260,7 @@
               <w:rPr>
                 <w:sz w:val="16"/>
               </w:rPr>
-              <w:t>+0.5%</w:t>
+              <w:t>+2.7%</w:t>
             </w:r>
           </w:p>
         </w:tc>
@@ -4274,7 +4274,7 @@
               <w:rPr>
                 <w:sz w:val="16"/>
               </w:rPr>
-              <w:t>+2.2%</w:t>
+              <w:t>+2.6%</w:t>
             </w:r>
           </w:p>
         </w:tc>
@@ -4288,7 +4288,7 @@
               <w:rPr>
                 <w:sz w:val="16"/>
               </w:rPr>
-              <w:t>-23.4%</w:t>
+              <w:t>-19.6%</w:t>
             </w:r>
           </w:p>
         </w:tc>
@@ -4302,7 +4302,7 @@
               <w:rPr>
                 <w:sz w:val="16"/>
               </w:rPr>
-              <w:t>0/5</w:t>
+              <w:t>0/6</w:t>
             </w:r>
           </w:p>
         </w:tc>
@@ -4332,7 +4332,7 @@
               <w:rPr>
                 <w:sz w:val="16"/>
               </w:rPr>
-              <w:t>59</w:t>
+              <w:t>60</w:t>
             </w:r>
           </w:p>
         </w:tc>
@@ -4346,7 +4346,7 @@
               <w:rPr>
                 <w:sz w:val="16"/>
               </w:rPr>
-              <w:t>+20.8%</w:t>
+              <w:t>+21.1%</w:t>
             </w:r>
           </w:p>
         </w:tc>
@@ -4360,7 +4360,7 @@
               <w:rPr>
                 <w:sz w:val="16"/>
               </w:rPr>
-              <w:t>+14.9%</w:t>
+              <w:t>+15.1%</w:t>
             </w:r>
           </w:p>
         </w:tc>
@@ -4374,7 +4374,7 @@
               <w:rPr>
                 <w:sz w:val="16"/>
               </w:rPr>
-              <w:t>-1.6%</w:t>
+              <w:t>-1.5%</w:t>
             </w:r>
           </w:p>
         </w:tc>
@@ -4388,7 +4388,7 @@
               <w:rPr>
                 <w:sz w:val="16"/>
               </w:rPr>
-              <w:t>15/36</w:t>
+              <w:t>16/37</w:t>
             </w:r>
           </w:p>
         </w:tc>
@@ -4631,7 +4631,7 @@
               <w:rPr>
                 <w:sz w:val="16"/>
               </w:rPr>
-              <w:t>55</w:t>
+              <w:t>56</w:t>
             </w:r>
           </w:p>
         </w:tc>
@@ -4659,7 +4659,7 @@
               <w:rPr>
                 <w:sz w:val="16"/>
               </w:rPr>
-              <w:t>+64.1%</w:t>
+              <w:t>+70.2%</w:t>
             </w:r>
           </w:p>
         </w:tc>
@@ -4673,7 +4673,7 @@
               <w:rPr>
                 <w:sz w:val="16"/>
               </w:rPr>
-              <w:t>-1.6%</w:t>
+              <w:t>-1.4%</w:t>
             </w:r>
           </w:p>
         </w:tc>
@@ -4687,7 +4687,7 @@
               <w:rPr>
                 <w:sz w:val="16"/>
               </w:rPr>
-              <w:t>20/41</w:t>
+              <w:t>21/42</w:t>
             </w:r>
           </w:p>
         </w:tc>
@@ -4717,7 +4717,7 @@
               <w:rPr>
                 <w:sz w:val="16"/>
               </w:rPr>
-              <w:t>44</w:t>
+              <w:t>45</w:t>
             </w:r>
           </w:p>
         </w:tc>
@@ -4731,7 +4731,7 @@
               <w:rPr>
                 <w:sz w:val="16"/>
               </w:rPr>
-              <w:t>+3.6%</w:t>
+              <w:t>+4.1%</w:t>
             </w:r>
           </w:p>
         </w:tc>
@@ -4773,7 +4773,7 @@
               <w:rPr>
                 <w:sz w:val="16"/>
               </w:rPr>
-              <w:t>9/26</w:t>
+              <w:t>9/27</w:t>
             </w:r>
           </w:p>
         </w:tc>
@@ -5016,7 +5016,7 @@
               <w:rPr>
                 <w:sz w:val="16"/>
               </w:rPr>
-              <w:t>25</w:t>
+              <w:t>26</w:t>
             </w:r>
           </w:p>
         </w:tc>
@@ -5030,7 +5030,7 @@
               <w:rPr>
                 <w:sz w:val="16"/>
               </w:rPr>
-              <w:t>-0.3%</w:t>
+              <w:t>-0.1%</w:t>
             </w:r>
           </w:p>
         </w:tc>
@@ -5058,7 +5058,7 @@
               <w:rPr>
                 <w:sz w:val="16"/>
               </w:rPr>
-              <w:t>76%</w:t>
+              <w:t>77%</w:t>
             </w:r>
           </w:p>
         </w:tc>
@@ -5072,7 +5072,7 @@
               <w:rPr>
                 <w:sz w:val="16"/>
               </w:rPr>
-              <w:t>3/11</w:t>
+              <w:t>3/12</w:t>
             </w:r>
           </w:p>
         </w:tc>
@@ -5102,7 +5102,7 @@
               <w:rPr>
                 <w:sz w:val="16"/>
               </w:rPr>
-              <w:t>105</w:t>
+              <w:t>106</w:t>
             </w:r>
           </w:p>
         </w:tc>
@@ -5116,7 +5116,7 @@
               <w:rPr>
                 <w:sz w:val="16"/>
               </w:rPr>
-              <w:t>+32.6%</w:t>
+              <w:t>+34.2%</w:t>
             </w:r>
           </w:p>
         </w:tc>
@@ -5130,7 +5130,7 @@
               <w:rPr>
                 <w:sz w:val="16"/>
               </w:rPr>
-              <w:t>+14.9%</w:t>
+              <w:t>+15.1%</w:t>
             </w:r>
           </w:p>
         </w:tc>
@@ -5158,7 +5158,7 @@
               <w:rPr>
                 <w:sz w:val="16"/>
               </w:rPr>
-              <w:t>29/73</w:t>
+              <w:t>30/74</w:t>
             </w:r>
           </w:p>
         </w:tc>
@@ -5487,7 +5487,7 @@
               <w:rPr>
                 <w:sz w:val="16"/>
               </w:rPr>
-              <w:t>78</w:t>
+              <w:t>80</w:t>
             </w:r>
           </w:p>
         </w:tc>
@@ -5543,7 +5543,7 @@
               <w:rPr>
                 <w:sz w:val="16"/>
               </w:rPr>
-              <w:t>24/41</w:t>
+              <w:t>25/42</w:t>
             </w:r>
           </w:p>
         </w:tc>
@@ -5703,7 +5703,7 @@
               <w:rPr>
                 <w:sz w:val="16"/>
               </w:rPr>
-              <w:t>61</w:t>
+              <w:t>62</w:t>
             </w:r>
           </w:p>
         </w:tc>
@@ -5717,7 +5717,7 @@
               <w:rPr>
                 <w:sz w:val="16"/>
               </w:rPr>
-              <w:t>27/61 (44%)</w:t>
+              <w:t>28/62 (45%)</w:t>
             </w:r>
           </w:p>
         </w:tc>
@@ -5731,7 +5731,7 @@
               <w:rPr>
                 <w:sz w:val="16"/>
               </w:rPr>
-              <w:t>-3.5%</w:t>
+              <w:t>-3.1%</w:t>
             </w:r>
           </w:p>
         </w:tc>
@@ -5775,7 +5775,7 @@
               <w:rPr>
                 <w:sz w:val="16"/>
               </w:rPr>
-              <w:t>33</w:t>
+              <w:t>34</w:t>
             </w:r>
           </w:p>
         </w:tc>
@@ -5789,7 +5789,7 @@
               <w:rPr>
                 <w:sz w:val="16"/>
               </w:rPr>
-              <w:t>18/33 (55%)</w:t>
+              <w:t>19/34 (56%)</w:t>
             </w:r>
           </w:p>
         </w:tc>
@@ -5803,7 +5803,7 @@
               <w:rPr>
                 <w:sz w:val="16"/>
               </w:rPr>
-              <w:t>+1.6%</w:t>
+              <w:t>+2.2%</w:t>
             </w:r>
           </w:p>
         </w:tc>
@@ -6120,7 +6120,7 @@
         <w:rPr>
           <w:sz w:val="21"/>
         </w:rPr>
-        <w:t>Scored on the same sample that produced them, so these describe the past, not the future, and the size-split and no-stabiliser rows are small samples. What the table says is more useful than the rules themselves: the two intuitive trades do not work. Buying the open on a hot grey and holding to the close is positive 27/61 (44%) of the time with a median of -3.5%, because moderate greys give back about half intraday (finding 3). Shorting the open on a weak grey works 3/7 (43%) of the time, because the damage happens in the gap between the grey close and the open (finding 1), and by the time the stock is tradeable that move is already in the price. The grey market's information is almost entirely consumed by the opening auction.</w:t>
+        <w:t>Scored on the same sample that produced them, so these describe the past, not the future, and the size-split and no-stabiliser rows are small samples. What the table says is more useful than the rules themselves: the two intuitive trades do not work. Buying the open on a hot grey and holding to the close is positive 28/62 (45%) of the time with a median of -3.1%, because moderate greys give back about half intraday (finding 3). Shorting the open on a weak grey works 3/7 (43%) of the time, because the damage happens in the gap between the grey close and the open (finding 1), and by the time the stock is tradeable that move is already in the price. The grey market's information is almost entirely consumed by the opening auction.</w:t>
       </w:r>
     </w:p>
     <w:p>
@@ -7030,7 +7030,7 @@
               <w:rPr>
                 <w:sz w:val="13"/>
               </w:rPr>
-              <w:t>retail 2,514x carried it past grey; 2026: hot greys extended 24/41 that year</w:t>
+              <w:t>retail 2,514x carried it past grey; 2026: hot greys extended 25/42 that year</w:t>
             </w:r>
           </w:p>
         </w:tc>
@@ -7540,7 +7540,7 @@
               <w:rPr>
                 <w:sz w:val="13"/>
               </w:rPr>
-              <w:t>open repriced from grey (+93.8% to +100.0%) before trading; retail 1,688x carried it past grey; 2026: hot greys extended 24/41 that year</w:t>
+              <w:t>open repriced from grey (+93.8% to +100.0%) before trading; retail 1,688x carried it past grey; 2026: hot greys extended 25/42 that year</w:t>
             </w:r>
           </w:p>
         </w:tc>
@@ -9070,7 +9070,7 @@
               <w:rPr>
                 <w:sz w:val="13"/>
               </w:rPr>
-              <w:t>2026: hot greys extended 24/41 that year</w:t>
+              <w:t>2026: hot greys extended 25/42 that year</w:t>
             </w:r>
           </w:p>
         </w:tc>
@@ -9580,7 +9580,7 @@
               <w:rPr>
                 <w:sz w:val="13"/>
               </w:rPr>
-              <w:t>open repriced from grey (+172.7% to +159.3%) before trading; retail 1,790x carried it past grey; 2026: hot greys extended 24/41 that year</w:t>
+              <w:t>open repriced from grey (+172.7% to +159.3%) before trading; retail 1,790x carried it past grey; 2026: hot greys extended 25/42 that year</w:t>
             </w:r>
           </w:p>
         </w:tc>
@@ -10090,7 +10090,7 @@
               <w:rPr>
                 <w:sz w:val="13"/>
               </w:rPr>
-              <w:t>retail 2,135x carried it past grey; 2026: hot greys extended 24/41 that year</w:t>
+              <w:t>retail 2,135x carried it past grey; 2026: hot greys extended 25/42 that year</w:t>
             </w:r>
           </w:p>
         </w:tc>
@@ -10260,7 +10260,7 @@
               <w:rPr>
                 <w:sz w:val="13"/>
               </w:rPr>
-              <w:t>open repriced from grey (+272.4% to +291.7%) before trading; 2026: hot greys extended 24/41 that year</w:t>
+              <w:t>open repriced from grey (+272.4% to +291.7%) before trading; 2026: hot greys extended 25/42 that year</w:t>
             </w:r>
           </w:p>
         </w:tc>
@@ -10600,7 +10600,7 @@
               <w:rPr>
                 <w:sz w:val="13"/>
               </w:rPr>
-              <w:t>2026: hot greys extended 24/41 that year</w:t>
+              <w:t>2026: hot greys extended 25/42 that year</w:t>
             </w:r>
           </w:p>
         </w:tc>
@@ -10770,7 +10770,7 @@
               <w:rPr>
                 <w:sz w:val="13"/>
               </w:rPr>
-              <w:t>open repriced from grey (+203.2% to +178.4%) before trading; retail 2,115x carried it past grey; 2026: hot greys extended 24/41 that year</w:t>
+              <w:t>open repriced from grey (+203.2% to +178.4%) before trading; retail 2,115x carried it past grey; 2026: hot greys extended 25/42 that year</w:t>
             </w:r>
           </w:p>
         </w:tc>
@@ -11110,7 +11110,7 @@
               <w:rPr>
                 <w:sz w:val="13"/>
               </w:rPr>
-              <w:t>open repriced from grey (+30.3% to +23.4%) before trading; A+H, trades vs A-share reference; 2026: hot greys extended 24/41 that year</w:t>
+              <w:t>open repriced from grey (+30.3% to +23.4%) before trading; A+H, trades vs A-share reference; 2026: hot greys extended 25/42 that year</w:t>
             </w:r>
           </w:p>
         </w:tc>
@@ -11450,7 +11450,7 @@
               <w:rPr>
                 <w:sz w:val="13"/>
               </w:rPr>
-              <w:t>A+H, trades vs A-share reference; 2026: hot greys extended 24/41 that year</w:t>
+              <w:t>A+H, trades vs A-share reference; 2026: hot greys extended 25/42 that year</w:t>
             </w:r>
           </w:p>
         </w:tc>
@@ -11790,7 +11790,7 @@
               <w:rPr>
                 <w:sz w:val="13"/>
               </w:rPr>
-              <w:t>open repriced from grey (+95.1% to +86.9%) before trading; 2026: hot greys extended 24/41 that year</w:t>
+              <w:t>open repriced from grey (+95.1% to +86.9%) before trading; 2026: hot greys extended 25/42 that year</w:t>
             </w:r>
           </w:p>
         </w:tc>
@@ -12470,7 +12470,7 @@
               <w:rPr>
                 <w:sz w:val="13"/>
               </w:rPr>
-              <w:t>open repriced from grey (+263.9% to +302.8%) before trading; retail 7,181x carried it past grey; 2026: hot greys extended 24/41 that year</w:t>
+              <w:t>open repriced from grey (+263.9% to +302.8%) before trading; retail 7,181x carried it past grey; 2026: hot greys extended 25/42 that year</w:t>
             </w:r>
           </w:p>
         </w:tc>
@@ -12640,7 +12640,7 @@
               <w:rPr>
                 <w:sz w:val="13"/>
               </w:rPr>
-              <w:t>retail 5,145x carried it past grey; 2026: hot greys extended 24/41 that year</w:t>
+              <w:t>retail 5,145x carried it past grey; 2026: hot greys extended 25/42 that year</w:t>
             </w:r>
           </w:p>
         </w:tc>
@@ -12810,7 +12810,7 @@
               <w:rPr>
                 <w:sz w:val="13"/>
               </w:rPr>
-              <w:t>open repriced from grey (+127.7% to +118.0%) before trading; retail 6,587x carried it past grey; 2026: hot greys extended 24/41 that year</w:t>
+              <w:t>open repriced from grey (+127.7% to +118.0%) before trading; retail 6,587x carried it past grey; 2026: hot greys extended 25/42 that year</w:t>
             </w:r>
           </w:p>
         </w:tc>
@@ -13830,7 +13830,7 @@
               <w:rPr>
                 <w:sz w:val="13"/>
               </w:rPr>
-              <w:t>retail 3,560x carried it past grey; 2026: hot greys extended 24/41 that year</w:t>
+              <w:t>retail 3,560x carried it past grey; 2026: hot greys extended 25/42 that year</w:t>
             </w:r>
           </w:p>
         </w:tc>
@@ -14000,7 +14000,7 @@
               <w:rPr>
                 <w:sz w:val="13"/>
               </w:rPr>
-              <w:t>open repriced from grey (+168.5% to +179.3%) before trading; retail 5,480x carried it past grey; 2026: hot greys extended 24/41 that year</w:t>
+              <w:t>open repriced from grey (+168.5% to +179.3%) before trading; retail 5,480x carried it past grey; 2026: hot greys extended 25/42 that year</w:t>
             </w:r>
           </w:p>
         </w:tc>
@@ -14340,7 +14340,7 @@
               <w:rPr>
                 <w:sz w:val="13"/>
               </w:rPr>
-              <w:t>retail 9,015x carried it past grey; 2026: hot greys extended 24/41 that year</w:t>
+              <w:t>retail 9,015x carried it past grey; 2026: hot greys extended 25/42 that year</w:t>
             </w:r>
           </w:p>
         </w:tc>
@@ -14850,7 +14850,7 @@
               <w:rPr>
                 <w:sz w:val="13"/>
               </w:rPr>
-              <w:t>open repriced from grey (+60.0% to +76.6%) before trading; retail 2,282x carried it past grey; 2026: hot greys extended 24/41 that year</w:t>
+              <w:t>open repriced from grey (+60.0% to +76.6%) before trading; retail 2,282x carried it past grey; 2026: hot greys extended 25/42 that year</w:t>
             </w:r>
           </w:p>
         </w:tc>
@@ -15020,7 +15020,7 @@
               <w:rPr>
                 <w:sz w:val="13"/>
               </w:rPr>
-              <w:t>open repriced from grey (+88.9% to +103.0%) before trading; retail 6,708x carried it past grey; 2026: hot greys extended 24/41 that year</w:t>
+              <w:t>open repriced from grey (+88.9% to +103.0%) before trading; retail 6,708x carried it past grey; 2026: hot greys extended 25/42 that year</w:t>
             </w:r>
           </w:p>
         </w:tc>
@@ -15870,7 +15870,7 @@
               <w:rPr>
                 <w:sz w:val="13"/>
               </w:rPr>
-              <w:t>open repriced from grey (+71.3% to +80.5%) before trading; 2026: hot greys extended 24/41 that year</w:t>
+              <w:t>open repriced from grey (+71.3% to +80.5%) before trading; 2026: hot greys extended 25/42 that year</w:t>
             </w:r>
           </w:p>
         </w:tc>
@@ -16550,7 +16550,7 @@
               <w:rPr>
                 <w:sz w:val="13"/>
               </w:rPr>
-              <w:t>open repriced from grey (+101.5% to +121.2%) before trading; 2026: hot greys extended 24/41 that year</w:t>
+              <w:t>open repriced from grey (+101.5% to +121.2%) before trading; 2026: hot greys extended 25/42 that year</w:t>
             </w:r>
           </w:p>
         </w:tc>
@@ -16720,7 +16720,7 @@
               <w:rPr>
                 <w:sz w:val="13"/>
               </w:rPr>
-              <w:t>retail 4,591x carried it past grey; 2026: hot greys extended 24/41 that year</w:t>
+              <w:t>retail 4,591x carried it past grey; 2026: hot greys extended 25/42 that year</w:t>
             </w:r>
           </w:p>
         </w:tc>
@@ -17060,7 +17060,7 @@
               <w:rPr>
                 <w:sz w:val="13"/>
               </w:rPr>
-              <w:t>open repriced from grey (+83.2% to +92.1%) before trading; retail 2,153x carried it past grey; 2026: hot greys extended 24/41 that year</w:t>
+              <w:t>open repriced from grey (+83.2% to +92.1%) before trading; retail 2,153x carried it past grey; 2026: hot greys extended 25/42 that year</w:t>
             </w:r>
           </w:p>
         </w:tc>
@@ -18266,7 +18266,7 @@
               <w:rPr>
                 <w:sz w:val="13"/>
               </w:rPr>
-              <w:t>0470</w:t>
+              <w:t>2706</w:t>
             </w:r>
           </w:p>
         </w:tc>
@@ -18280,7 +18280,7 @@
               <w:rPr>
                 <w:sz w:val="13"/>
               </w:rPr>
-              <w:t>WUXI LEAD</w:t>
+              <w:t>HAIZHI TECH GP</w:t>
             </w:r>
           </w:p>
         </w:tc>
@@ -18294,7 +18294,7 @@
               <w:rPr>
                 <w:sz w:val="13"/>
               </w:rPr>
-              <w:t>26-02-11</w:t>
+              <w:t>26-02-13</w:t>
             </w:r>
           </w:p>
         </w:tc>
@@ -18308,7 +18308,7 @@
               <w:rPr>
                 <w:sz w:val="13"/>
               </w:rPr>
-              <w:t>+1.9%</w:t>
+              <w:t>+210.4%</w:t>
             </w:r>
           </w:p>
         </w:tc>
@@ -18322,7 +18322,7 @@
               <w:rPr>
                 <w:sz w:val="13"/>
               </w:rPr>
-              <w:t>+1.0%</w:t>
+              <w:t>+204.1%</w:t>
             </w:r>
           </w:p>
         </w:tc>
@@ -18336,7 +18336,7 @@
               <w:rPr>
                 <w:sz w:val="13"/>
               </w:rPr>
-              <w:t>+0.0%</w:t>
+              <w:t>+242.2%</w:t>
             </w:r>
           </w:p>
         </w:tc>
@@ -18350,7 +18350,7 @@
               <w:rPr>
                 <w:sz w:val="13"/>
               </w:rPr>
-              <w:t>C</w:t>
+              <w:t>B</w:t>
             </w:r>
           </w:p>
         </w:tc>
@@ -18364,7 +18364,7 @@
               <w:rPr>
                 <w:sz w:val="13"/>
               </w:rPr>
-              <w:t>79.5x</w:t>
+              <w:t>5,065x</w:t>
             </w:r>
           </w:p>
         </w:tc>
@@ -18378,7 +18378,7 @@
               <w:rPr>
                 <w:sz w:val="13"/>
               </w:rPr>
-              <w:t>n/a</w:t>
+              <w:t>8.4x</w:t>
             </w:r>
           </w:p>
         </w:tc>
@@ -18392,7 +18392,7 @@
               <w:rPr>
                 <w:sz w:val="13"/>
               </w:rPr>
-              <w:t>44</w:t>
+              <w:t>93</w:t>
             </w:r>
           </w:p>
         </w:tc>
@@ -18406,7 +18406,7 @@
               <w:rPr>
                 <w:sz w:val="13"/>
               </w:rPr>
-              <w:t>3.6</w:t>
+              <w:t>0.5</w:t>
             </w:r>
           </w:p>
         </w:tc>
@@ -18420,7 +18420,7 @@
               <w:rPr>
                 <w:sz w:val="13"/>
               </w:rPr>
-              <w:t>A+H, trades vs A-share reference</w:t>
+              <w:t>open repriced from grey (+210.4% to +204.1%) before trading; retail 5,065x carried it past grey; float 0.5% of cap; 93% locked in cornerstones; 2026: hot greys extended 25/42 that year</w:t>
             </w:r>
           </w:p>
         </w:tc>
@@ -18436,7 +18436,7 @@
               <w:rPr>
                 <w:sz w:val="13"/>
               </w:rPr>
-              <w:t>2720</w:t>
+              <w:t>9981</w:t>
             </w:r>
           </w:p>
         </w:tc>
@@ -18450,7 +18450,7 @@
               <w:rPr>
                 <w:sz w:val="13"/>
               </w:rPr>
-              <w:t>RIDGE OUTDOOR</w:t>
+              <w:t>WOER</w:t>
             </w:r>
           </w:p>
         </w:tc>
@@ -18464,7 +18464,7 @@
               <w:rPr>
                 <w:sz w:val="13"/>
               </w:rPr>
-              <w:t>26-02-10</w:t>
+              <w:t>26-02-13</w:t>
             </w:r>
           </w:p>
         </w:tc>
@@ -18478,7 +18478,7 @@
               <w:rPr>
                 <w:sz w:val="13"/>
               </w:rPr>
-              <w:t>+99.8%</w:t>
+              <w:t>+4.9%</w:t>
             </w:r>
           </w:p>
         </w:tc>
@@ -18492,7 +18492,7 @@
               <w:rPr>
                 <w:sz w:val="13"/>
               </w:rPr>
-              <w:t>+96.1%</w:t>
+              <w:t>+0.1%</w:t>
             </w:r>
           </w:p>
         </w:tc>
@@ -18506,7 +18506,7 @@
               <w:rPr>
                 <w:sz w:val="13"/>
               </w:rPr>
-              <w:t>+102.3%</w:t>
+              <w:t>+2.9%</w:t>
             </w:r>
           </w:p>
         </w:tc>
@@ -18520,7 +18520,7 @@
               <w:rPr>
                 <w:sz w:val="13"/>
               </w:rPr>
-              <w:t>B</w:t>
+              <w:t>C</w:t>
             </w:r>
           </w:p>
         </w:tc>
@@ -18534,7 +18534,7 @@
               <w:rPr>
                 <w:sz w:val="13"/>
               </w:rPr>
-              <w:t>3,654x</w:t>
+              <w:t>570x</w:t>
             </w:r>
           </w:p>
         </w:tc>
@@ -18548,7 +18548,7 @@
               <w:rPr>
                 <w:sz w:val="13"/>
               </w:rPr>
-              <w:t>2.9x</w:t>
+              <w:t>8.2x</w:t>
             </w:r>
           </w:p>
         </w:tc>
@@ -18562,7 +18562,7 @@
               <w:rPr>
                 <w:sz w:val="13"/>
               </w:rPr>
-              <w:t>38</w:t>
+              <w:t>34</w:t>
             </w:r>
           </w:p>
         </w:tc>
@@ -18576,7 +18576,7 @@
               <w:rPr>
                 <w:sz w:val="13"/>
               </w:rPr>
-              <w:t>13.7</w:t>
+              <w:t>6.6</w:t>
             </w:r>
           </w:p>
         </w:tc>
@@ -18590,7 +18590,7 @@
               <w:rPr>
                 <w:sz w:val="13"/>
               </w:rPr>
-              <w:t>retail 3,654x carried it past grey; 2026: hot greys extended 24/41 that year</w:t>
+              <w:t>instl 8.2x: holders sold into the open; A+H, trades vs A-share reference</w:t>
             </w:r>
           </w:p>
         </w:tc>
@@ -18606,7 +18606,7 @@
               <w:rPr>
                 <w:sz w:val="13"/>
               </w:rPr>
-              <w:t>2677</w:t>
+              <w:t>0470</w:t>
             </w:r>
           </w:p>
         </w:tc>
@@ -18620,7 +18620,7 @@
               <w:rPr>
                 <w:sz w:val="13"/>
               </w:rPr>
-              <w:t>DISTINCT HEALTH</w:t>
+              <w:t>WUXI LEAD</w:t>
             </w:r>
           </w:p>
         </w:tc>
@@ -18634,7 +18634,7 @@
               <w:rPr>
                 <w:sz w:val="13"/>
               </w:rPr>
-              <w:t>26-02-06</w:t>
+              <w:t>26-02-11</w:t>
             </w:r>
           </w:p>
         </w:tc>
@@ -18648,7 +18648,7 @@
               <w:rPr>
                 <w:sz w:val="13"/>
               </w:rPr>
-              <w:t>+48.2%</w:t>
+              <w:t>+1.9%</w:t>
             </w:r>
           </w:p>
         </w:tc>
@@ -18662,7 +18662,7 @@
               <w:rPr>
                 <w:sz w:val="13"/>
               </w:rPr>
-              <w:t>+35.2%</w:t>
+              <w:t>+1.0%</w:t>
             </w:r>
           </w:p>
         </w:tc>
@@ -18676,7 +18676,7 @@
               <w:rPr>
                 <w:sz w:val="13"/>
               </w:rPr>
-              <w:t>+13.4%</w:t>
+              <w:t>+0.0%</w:t>
             </w:r>
           </w:p>
         </w:tc>
@@ -18704,7 +18704,7 @@
               <w:rPr>
                 <w:sz w:val="13"/>
               </w:rPr>
-              <w:t>2,731x</w:t>
+              <w:t>79.5x</w:t>
             </w:r>
           </w:p>
         </w:tc>
@@ -18718,7 +18718,7 @@
               <w:rPr>
                 <w:sz w:val="13"/>
               </w:rPr>
-              <w:t>5.8x</w:t>
+              <w:t>n/a</w:t>
             </w:r>
           </w:p>
         </w:tc>
@@ -18732,7 +18732,7 @@
               <w:rPr>
                 <w:sz w:val="13"/>
               </w:rPr>
-              <w:t>29</w:t>
+              <w:t>44</w:t>
             </w:r>
           </w:p>
         </w:tc>
@@ -18746,7 +18746,7 @@
               <w:rPr>
                 <w:sz w:val="13"/>
               </w:rPr>
-              <w:t>5.2</w:t>
+              <w:t>3.6</w:t>
             </w:r>
           </w:p>
         </w:tc>
@@ -18760,7 +18760,7 @@
               <w:rPr>
                 <w:sz w:val="13"/>
               </w:rPr>
-              <w:t>open repriced from grey (+48.2% to +35.2%) before trading</w:t>
+              <w:t>A+H, trades vs A-share reference</w:t>
             </w:r>
           </w:p>
         </w:tc>
@@ -18776,7 +18776,7 @@
               <w:rPr>
                 <w:sz w:val="13"/>
               </w:rPr>
-              <w:t>9980</w:t>
+              <w:t>2720</w:t>
             </w:r>
           </w:p>
         </w:tc>
@@ -18790,7 +18790,7 @@
               <w:rPr>
                 <w:sz w:val="13"/>
               </w:rPr>
-              <w:t>EASTROC</w:t>
+              <w:t>RIDGE OUTDOOR</w:t>
             </w:r>
           </w:p>
         </w:tc>
@@ -18804,7 +18804,7 @@
               <w:rPr>
                 <w:sz w:val="13"/>
               </w:rPr>
-              <w:t>26-02-03</w:t>
+              <w:t>26-02-10</w:t>
             </w:r>
           </w:p>
         </w:tc>
@@ -18818,7 +18818,7 @@
               <w:rPr>
                 <w:sz w:val="13"/>
               </w:rPr>
-              <w:t>+0.8%</w:t>
+              <w:t>+99.8%</w:t>
             </w:r>
           </w:p>
         </w:tc>
@@ -18832,7 +18832,7 @@
               <w:rPr>
                 <w:sz w:val="13"/>
               </w:rPr>
-              <w:t>+0.0%</w:t>
+              <w:t>+96.1%</w:t>
             </w:r>
           </w:p>
         </w:tc>
@@ -18846,7 +18846,7 @@
               <w:rPr>
                 <w:sz w:val="13"/>
               </w:rPr>
-              <w:t>+1.5%</w:t>
+              <w:t>+102.3%</w:t>
             </w:r>
           </w:p>
         </w:tc>
@@ -18874,7 +18874,7 @@
               <w:rPr>
                 <w:sz w:val="13"/>
               </w:rPr>
-              <w:t>57.5x</w:t>
+              <w:t>3,654x</w:t>
             </w:r>
           </w:p>
         </w:tc>
@@ -18888,7 +18888,7 @@
               <w:rPr>
                 <w:sz w:val="13"/>
               </w:rPr>
-              <w:t>15.6x</w:t>
+              <w:t>2.9x</w:t>
             </w:r>
           </w:p>
         </w:tc>
@@ -18902,7 +18902,7 @@
               <w:rPr>
                 <w:sz w:val="13"/>
               </w:rPr>
-              <w:t>49</w:t>
+              <w:t>38</w:t>
             </w:r>
           </w:p>
         </w:tc>
@@ -18916,7 +18916,7 @@
               <w:rPr>
                 <w:sz w:val="13"/>
               </w:rPr>
-              <w:t>3.7</w:t>
+              <w:t>13.7</w:t>
             </w:r>
           </w:p>
         </w:tc>
@@ -18930,7 +18930,7 @@
               <w:rPr>
                 <w:sz w:val="13"/>
               </w:rPr>
-              <w:t>A+H, trades vs A-share reference; 2026: hot greys extended 24/41 that year</w:t>
+              <w:t>retail 3,654x carried it past grey; 2026: hot greys extended 25/42 that year</w:t>
             </w:r>
           </w:p>
         </w:tc>
@@ -18946,7 +18946,7 @@
               <w:rPr>
                 <w:sz w:val="13"/>
               </w:rPr>
-              <w:t>1641</w:t>
+              <w:t>2677</w:t>
             </w:r>
           </w:p>
         </w:tc>
@@ -18960,7 +18960,7 @@
               <w:rPr>
                 <w:sz w:val="13"/>
               </w:rPr>
-              <w:t>HX COLDCHAIN</w:t>
+              <w:t>DISTINCT HEALTH</w:t>
             </w:r>
           </w:p>
         </w:tc>
@@ -18974,7 +18974,7 @@
               <w:rPr>
                 <w:sz w:val="13"/>
               </w:rPr>
-              <w:t>26-01-13</w:t>
+              <w:t>26-02-06</w:t>
             </w:r>
           </w:p>
         </w:tc>
@@ -18988,7 +18988,7 @@
               <w:rPr>
                 <w:sz w:val="13"/>
               </w:rPr>
-              <w:t>+47.4%</w:t>
+              <w:t>+48.2%</w:t>
             </w:r>
           </w:p>
         </w:tc>
@@ -19002,7 +19002,7 @@
               <w:rPr>
                 <w:sz w:val="13"/>
               </w:rPr>
-              <w:t>+59.7%</w:t>
+              <w:t>+35.2%</w:t>
             </w:r>
           </w:p>
         </w:tc>
@@ -19016,7 +19016,7 @@
               <w:rPr>
                 <w:sz w:val="13"/>
               </w:rPr>
-              <w:t>+0.3%</w:t>
+              <w:t>+13.4%</w:t>
             </w:r>
           </w:p>
         </w:tc>
@@ -19044,7 +19044,7 @@
               <w:rPr>
                 <w:sz w:val="13"/>
               </w:rPr>
-              <w:t>2,309x</w:t>
+              <w:t>2,731x</w:t>
             </w:r>
           </w:p>
         </w:tc>
@@ -19058,7 +19058,7 @@
               <w:rPr>
                 <w:sz w:val="13"/>
               </w:rPr>
-              <w:t>1.6x</w:t>
+              <w:t>5.8x</w:t>
             </w:r>
           </w:p>
         </w:tc>
@@ -19072,7 +19072,7 @@
               <w:rPr>
                 <w:sz w:val="13"/>
               </w:rPr>
-              <w:t>8</w:t>
+              <w:t>29</w:t>
             </w:r>
           </w:p>
         </w:tc>
@@ -19086,7 +19086,7 @@
               <w:rPr>
                 <w:sz w:val="13"/>
               </w:rPr>
-              <w:t>21.9</w:t>
+              <w:t>5.2</w:t>
             </w:r>
           </w:p>
         </w:tc>
@@ -19100,7 +19100,7 @@
               <w:rPr>
                 <w:sz w:val="13"/>
               </w:rPr>
-              <w:t>open repriced from grey (+47.4% to +59.7%) before trading</w:t>
+              <w:t>open repriced from grey (+48.2% to +35.2%) before trading</w:t>
             </w:r>
           </w:p>
         </w:tc>
@@ -19116,7 +19116,7 @@
               <w:rPr>
                 <w:sz w:val="13"/>
               </w:rPr>
-              <w:t>0501</w:t>
+              <w:t>9980</w:t>
             </w:r>
           </w:p>
         </w:tc>
@@ -19130,7 +19130,7 @@
               <w:rPr>
                 <w:sz w:val="13"/>
               </w:rPr>
-              <w:t>OMNIVISION</w:t>
+              <w:t>EASTROC</w:t>
             </w:r>
           </w:p>
         </w:tc>
@@ -19144,7 +19144,7 @@
               <w:rPr>
                 <w:sz w:val="13"/>
               </w:rPr>
-              <w:t>26-01-12</w:t>
+              <w:t>26-02-03</w:t>
             </w:r>
           </w:p>
         </w:tc>
@@ -19158,7 +19158,7 @@
               <w:rPr>
                 <w:sz w:val="13"/>
               </w:rPr>
-              <w:t>-0.3%</w:t>
+              <w:t>+0.8%</w:t>
             </w:r>
           </w:p>
         </w:tc>
@@ -19172,7 +19172,7 @@
               <w:rPr>
                 <w:sz w:val="13"/>
               </w:rPr>
-              <w:t>+3.0%</w:t>
+              <w:t>+0.0%</w:t>
             </w:r>
           </w:p>
         </w:tc>
@@ -19186,7 +19186,7 @@
               <w:rPr>
                 <w:sz w:val="13"/>
               </w:rPr>
-              <w:t>+16.2%</w:t>
+              <w:t>+1.5%</w:t>
             </w:r>
           </w:p>
         </w:tc>
@@ -19200,7 +19200,7 @@
               <w:rPr>
                 <w:sz w:val="13"/>
               </w:rPr>
-              <w:t>A</w:t>
+              <w:t>B</w:t>
             </w:r>
           </w:p>
         </w:tc>
@@ -19214,7 +19214,7 @@
               <w:rPr>
                 <w:sz w:val="13"/>
               </w:rPr>
-              <w:t>9.3x</w:t>
+              <w:t>57.5x</w:t>
             </w:r>
           </w:p>
         </w:tc>
@@ -19228,7 +19228,7 @@
               <w:rPr>
                 <w:sz w:val="13"/>
               </w:rPr>
-              <w:t>9.7x</w:t>
+              <w:t>15.6x</w:t>
             </w:r>
           </w:p>
         </w:tc>
@@ -19242,7 +19242,7 @@
               <w:rPr>
                 <w:sz w:val="13"/>
               </w:rPr>
-              <w:t>45</w:t>
+              <w:t>49</w:t>
             </w:r>
           </w:p>
         </w:tc>
@@ -19256,7 +19256,7 @@
               <w:rPr>
                 <w:sz w:val="13"/>
               </w:rPr>
-              <w:t>2.0</w:t>
+              <w:t>3.7</w:t>
             </w:r>
           </w:p>
         </w:tc>
@@ -19270,7 +19270,7 @@
               <w:rPr>
                 <w:sz w:val="13"/>
               </w:rPr>
-              <w:t>grey inside +/-2.5% = flat, no signal; A+H, trades vs A-share reference</w:t>
+              <w:t>A+H, trades vs A-share reference; 2026: hot greys extended 25/42 that year</w:t>
             </w:r>
           </w:p>
         </w:tc>
@@ -19286,6 +19286,346 @@
               <w:rPr>
                 <w:sz w:val="13"/>
               </w:rPr>
+              <w:t>1641</w:t>
+            </w:r>
+          </w:p>
+        </w:tc>
+        <w:tc>
+          <w:tcPr>
+            <w:tcW w:type="dxa" w:w="1247"/>
+          </w:tcPr>
+          <w:p>
+            <w:r/>
+            <w:r>
+              <w:rPr>
+                <w:sz w:val="13"/>
+              </w:rPr>
+              <w:t>HX COLDCHAIN</w:t>
+            </w:r>
+          </w:p>
+        </w:tc>
+        <w:tc>
+          <w:tcPr>
+            <w:tcW w:type="dxa" w:w="737"/>
+          </w:tcPr>
+          <w:p>
+            <w:r/>
+            <w:r>
+              <w:rPr>
+                <w:sz w:val="13"/>
+              </w:rPr>
+              <w:t>26-01-13</w:t>
+            </w:r>
+          </w:p>
+        </w:tc>
+        <w:tc>
+          <w:tcPr>
+            <w:tcW w:type="dxa" w:w="680"/>
+          </w:tcPr>
+          <w:p>
+            <w:r/>
+            <w:r>
+              <w:rPr>
+                <w:sz w:val="13"/>
+              </w:rPr>
+              <w:t>+47.4%</w:t>
+            </w:r>
+          </w:p>
+        </w:tc>
+        <w:tc>
+          <w:tcPr>
+            <w:tcW w:type="dxa" w:w="680"/>
+          </w:tcPr>
+          <w:p>
+            <w:r/>
+            <w:r>
+              <w:rPr>
+                <w:sz w:val="13"/>
+              </w:rPr>
+              <w:t>+59.7%</w:t>
+            </w:r>
+          </w:p>
+        </w:tc>
+        <w:tc>
+          <w:tcPr>
+            <w:tcW w:type="dxa" w:w="680"/>
+          </w:tcPr>
+          <w:p>
+            <w:r/>
+            <w:r>
+              <w:rPr>
+                <w:sz w:val="13"/>
+              </w:rPr>
+              <w:t>+0.3%</w:t>
+            </w:r>
+          </w:p>
+        </w:tc>
+        <w:tc>
+          <w:tcPr>
+            <w:tcW w:type="dxa" w:w="397"/>
+          </w:tcPr>
+          <w:p>
+            <w:r/>
+            <w:r>
+              <w:rPr>
+                <w:sz w:val="13"/>
+              </w:rPr>
+              <w:t>C</w:t>
+            </w:r>
+          </w:p>
+        </w:tc>
+        <w:tc>
+          <w:tcPr>
+            <w:tcW w:type="dxa" w:w="737"/>
+          </w:tcPr>
+          <w:p>
+            <w:r/>
+            <w:r>
+              <w:rPr>
+                <w:sz w:val="13"/>
+              </w:rPr>
+              <w:t>2,309x</w:t>
+            </w:r>
+          </w:p>
+        </w:tc>
+        <w:tc>
+          <w:tcPr>
+            <w:tcW w:type="dxa" w:w="567"/>
+          </w:tcPr>
+          <w:p>
+            <w:r/>
+            <w:r>
+              <w:rPr>
+                <w:sz w:val="13"/>
+              </w:rPr>
+              <w:t>1.6x</w:t>
+            </w:r>
+          </w:p>
+        </w:tc>
+        <w:tc>
+          <w:tcPr>
+            <w:tcW w:type="dxa" w:w="510"/>
+          </w:tcPr>
+          <w:p>
+            <w:r/>
+            <w:r>
+              <w:rPr>
+                <w:sz w:val="13"/>
+              </w:rPr>
+              <w:t>8</w:t>
+            </w:r>
+          </w:p>
+        </w:tc>
+        <w:tc>
+          <w:tcPr>
+            <w:tcW w:type="dxa" w:w="567"/>
+          </w:tcPr>
+          <w:p>
+            <w:r/>
+            <w:r>
+              <w:rPr>
+                <w:sz w:val="13"/>
+              </w:rPr>
+              <w:t>21.9</w:t>
+            </w:r>
+          </w:p>
+        </w:tc>
+        <w:tc>
+          <w:tcPr>
+            <w:tcW w:type="dxa" w:w="2778"/>
+          </w:tcPr>
+          <w:p>
+            <w:r/>
+            <w:r>
+              <w:rPr>
+                <w:sz w:val="13"/>
+              </w:rPr>
+              <w:t>open repriced from grey (+47.4% to +59.7%) before trading</w:t>
+            </w:r>
+          </w:p>
+        </w:tc>
+      </w:tr>
+      <w:tr>
+        <w:tc>
+          <w:tcPr>
+            <w:tcW w:type="dxa" w:w="567"/>
+          </w:tcPr>
+          <w:p>
+            <w:r/>
+            <w:r>
+              <w:rPr>
+                <w:sz w:val="13"/>
+              </w:rPr>
+              <w:t>0501</w:t>
+            </w:r>
+          </w:p>
+        </w:tc>
+        <w:tc>
+          <w:tcPr>
+            <w:tcW w:type="dxa" w:w="1247"/>
+          </w:tcPr>
+          <w:p>
+            <w:r/>
+            <w:r>
+              <w:rPr>
+                <w:sz w:val="13"/>
+              </w:rPr>
+              <w:t>OMNIVISION</w:t>
+            </w:r>
+          </w:p>
+        </w:tc>
+        <w:tc>
+          <w:tcPr>
+            <w:tcW w:type="dxa" w:w="737"/>
+          </w:tcPr>
+          <w:p>
+            <w:r/>
+            <w:r>
+              <w:rPr>
+                <w:sz w:val="13"/>
+              </w:rPr>
+              <w:t>26-01-12</w:t>
+            </w:r>
+          </w:p>
+        </w:tc>
+        <w:tc>
+          <w:tcPr>
+            <w:tcW w:type="dxa" w:w="680"/>
+          </w:tcPr>
+          <w:p>
+            <w:r/>
+            <w:r>
+              <w:rPr>
+                <w:sz w:val="13"/>
+              </w:rPr>
+              <w:t>-0.3%</w:t>
+            </w:r>
+          </w:p>
+        </w:tc>
+        <w:tc>
+          <w:tcPr>
+            <w:tcW w:type="dxa" w:w="680"/>
+          </w:tcPr>
+          <w:p>
+            <w:r/>
+            <w:r>
+              <w:rPr>
+                <w:sz w:val="13"/>
+              </w:rPr>
+              <w:t>+3.0%</w:t>
+            </w:r>
+          </w:p>
+        </w:tc>
+        <w:tc>
+          <w:tcPr>
+            <w:tcW w:type="dxa" w:w="680"/>
+          </w:tcPr>
+          <w:p>
+            <w:r/>
+            <w:r>
+              <w:rPr>
+                <w:sz w:val="13"/>
+              </w:rPr>
+              <w:t>+16.2%</w:t>
+            </w:r>
+          </w:p>
+        </w:tc>
+        <w:tc>
+          <w:tcPr>
+            <w:tcW w:type="dxa" w:w="397"/>
+          </w:tcPr>
+          <w:p>
+            <w:r/>
+            <w:r>
+              <w:rPr>
+                <w:sz w:val="13"/>
+              </w:rPr>
+              <w:t>A</w:t>
+            </w:r>
+          </w:p>
+        </w:tc>
+        <w:tc>
+          <w:tcPr>
+            <w:tcW w:type="dxa" w:w="737"/>
+          </w:tcPr>
+          <w:p>
+            <w:r/>
+            <w:r>
+              <w:rPr>
+                <w:sz w:val="13"/>
+              </w:rPr>
+              <w:t>9.3x</w:t>
+            </w:r>
+          </w:p>
+        </w:tc>
+        <w:tc>
+          <w:tcPr>
+            <w:tcW w:type="dxa" w:w="567"/>
+          </w:tcPr>
+          <w:p>
+            <w:r/>
+            <w:r>
+              <w:rPr>
+                <w:sz w:val="13"/>
+              </w:rPr>
+              <w:t>9.7x</w:t>
+            </w:r>
+          </w:p>
+        </w:tc>
+        <w:tc>
+          <w:tcPr>
+            <w:tcW w:type="dxa" w:w="510"/>
+          </w:tcPr>
+          <w:p>
+            <w:r/>
+            <w:r>
+              <w:rPr>
+                <w:sz w:val="13"/>
+              </w:rPr>
+              <w:t>45</w:t>
+            </w:r>
+          </w:p>
+        </w:tc>
+        <w:tc>
+          <w:tcPr>
+            <w:tcW w:type="dxa" w:w="567"/>
+          </w:tcPr>
+          <w:p>
+            <w:r/>
+            <w:r>
+              <w:rPr>
+                <w:sz w:val="13"/>
+              </w:rPr>
+              <w:t>2.0</w:t>
+            </w:r>
+          </w:p>
+        </w:tc>
+        <w:tc>
+          <w:tcPr>
+            <w:tcW w:type="dxa" w:w="2778"/>
+          </w:tcPr>
+          <w:p>
+            <w:r/>
+            <w:r>
+              <w:rPr>
+                <w:sz w:val="13"/>
+              </w:rPr>
+              <w:t>grey inside +/-2.5% = flat, no signal; A+H, trades vs A-share reference</w:t>
+            </w:r>
+          </w:p>
+        </w:tc>
+      </w:tr>
+      <w:tr>
+        <w:tc>
+          <w:tcPr>
+            <w:tcW w:type="dxa" w:w="567"/>
+          </w:tcPr>
+          <w:p>
+            <w:r/>
+            <w:r>
+              <w:rPr>
+                <w:sz w:val="13"/>
+              </w:rPr>
               <w:t>0100</w:t>
             </w:r>
           </w:p>
@@ -19440,7 +19780,7 @@
               <w:rPr>
                 <w:sz w:val="13"/>
               </w:rPr>
-              <w:t>open repriced from grey (+24.6% to +42.7%) before trading; retail 1,837x carried it past grey; 2026: hot greys extended 24/41 that year</w:t>
+              <w:t>open repriced from grey (+24.6% to +42.7%) before trading; retail 1,837x carried it past grey; 2026: hot greys extended 25/42 that year</w:t>
             </w:r>
           </w:p>
         </w:tc>
@@ -28473,7 +28813,7 @@
         <w:rPr>
           <w:sz w:val="19"/>
         </w:rPr>
-        <w:t>Coverage is 130 of 514 because no public archive of past grey-market sessions exists: AAStocks publishes a headline per listing but its per-stock news page holds about 21 recent articles, so the print is unreachable roughly a month after the debut. The archive builds forward from the weekly refresh. Eight prints were added by hand from press coverage and each reconciles against its offer price. The quoted venue is Phillip's; Futu's print for the same evening differs by a tick. A grey session is two hours and fifteen minutes of retail-only trading.</w:t>
+        <w:t>Coverage is 132 of 514 because no public archive of past grey-market sessions exists: AAStocks publishes a headline per listing but its per-stock news page holds about 21 recent articles, so the print is unreachable roughly a month after the debut. The archive builds forward from the weekly refresh. Eight prints were added by hand from press coverage and each reconciles against its offer price. The quoted venue is Phillip's; Futu's print for the same evening differs by a tick. A grey session is two hours and fifteen minutes of retail-only trading.</w:t>
       </w:r>
     </w:p>
     <w:sectPr>

--- a/_ipo_db/TO_NOMURA/Grey_Market_vs_Day1.docx
+++ b/_ipo_db/TO_NOMURA/Grey_Market_vs_Day1.docx
@@ -18,7 +18,7 @@
         <w:rPr>
           <w:sz w:val="19"/>
         </w:rPr>
-        <w:t>21 Sep 2026. 138 HK IPOs with both a grey-market close and a day-1 close on file, out of 514 in the database. All returns are against the offer price. Grey = the broker-run evening session before listing (Phillip's print, as AAStocks reports it). Every number below is computed from the database; nothing is typed in.</w:t>
+        <w:t>23 Sep 2026. 150 HK IPOs with both a grey-market close and a day-1 close on file, out of 514 in the database. All returns are against the offer price. Grey = the broker-run evening session before listing (Phillip's print, as AAStocks reports it). Every number below is computed from the database; nothing is typed in.</w:t>
       </w:r>
     </w:p>
     <w:p>
@@ -144,7 +144,7 @@
               <w:rPr>
                 <w:sz w:val="16"/>
               </w:rPr>
-              <w:t>35</w:t>
+              <w:t>41</w:t>
             </w:r>
           </w:p>
         </w:tc>
@@ -158,7 +158,7 @@
               <w:rPr>
                 <w:sz w:val="16"/>
               </w:rPr>
-              <w:t>+88.1%</w:t>
+              <w:t>+71.3%</w:t>
             </w:r>
           </w:p>
         </w:tc>
@@ -172,7 +172,7 @@
               <w:rPr>
                 <w:sz w:val="16"/>
               </w:rPr>
-              <w:t>+86.9%</w:t>
+              <w:t>+77.0%</w:t>
             </w:r>
           </w:p>
         </w:tc>
@@ -186,7 +186,7 @@
               <w:rPr>
                 <w:sz w:val="16"/>
               </w:rPr>
-              <w:t>+109.1%</w:t>
+              <w:t>+103.8%</w:t>
             </w:r>
           </w:p>
         </w:tc>
@@ -216,7 +216,7 @@
               <w:rPr>
                 <w:sz w:val="16"/>
               </w:rPr>
-              <w:t>46</w:t>
+              <w:t>51</w:t>
             </w:r>
           </w:p>
         </w:tc>
@@ -230,7 +230,7 @@
               <w:rPr>
                 <w:sz w:val="16"/>
               </w:rPr>
-              <w:t>+46.9%</w:t>
+              <w:t>+46.4%</w:t>
             </w:r>
           </w:p>
         </w:tc>
@@ -244,7 +244,7 @@
               <w:rPr>
                 <w:sz w:val="16"/>
               </w:rPr>
-              <w:t>+41.3%</w:t>
+              <w:t>+44.2%</w:t>
             </w:r>
           </w:p>
         </w:tc>
@@ -258,7 +258,7 @@
               <w:rPr>
                 <w:sz w:val="16"/>
               </w:rPr>
-              <w:t>+21.4%</w:t>
+              <w:t>+22.5%</w:t>
             </w:r>
           </w:p>
         </w:tc>
@@ -360,7 +360,7 @@
               <w:rPr>
                 <w:sz w:val="16"/>
               </w:rPr>
-              <w:t>39</w:t>
+              <w:t>40</w:t>
             </w:r>
           </w:p>
         </w:tc>
@@ -374,7 +374,7 @@
               <w:rPr>
                 <w:sz w:val="16"/>
               </w:rPr>
-              <w:t>-8.2%</w:t>
+              <w:t>-8.6%</w:t>
             </w:r>
           </w:p>
         </w:tc>
@@ -388,7 +388,7 @@
               <w:rPr>
                 <w:sz w:val="16"/>
               </w:rPr>
-              <w:t>-13.2%</w:t>
+              <w:t>-13.3%</w:t>
             </w:r>
           </w:p>
         </w:tc>
@@ -402,7 +402,7 @@
               <w:rPr>
                 <w:sz w:val="16"/>
               </w:rPr>
-              <w:t>-15.1%</w:t>
+              <w:t>-14.4%</w:t>
             </w:r>
           </w:p>
         </w:tc>
@@ -489,7 +489,7 @@
         <w:rPr>
           <w:sz w:val="21"/>
         </w:rPr>
-        <w:t>In every pattern the day-1 open sits within a few tenths of a percent of the grey close. Rank correlation between grey and day-1 close is +0.89 across all 138. Implication: the grey market does not forecast day 1, it IS the first print of day 1. Whatever separates the day-1 close from the grey close happens between 09:30 and 16:00, not overnight. The one exception is pattern E, where a negative grey gaps lower at the open (-8.2% grey to -13.2% open): sellers who could not exit a two-hour evening session queue for the auction.</w:t>
+        <w:t>In every pattern the day-1 open sits within a few tenths of a percent of the grey close. Rank correlation between grey and day-1 close is +0.89 across all 150. Implication: the grey market does not forecast day 1, it IS the first print of day 1. Whatever separates the day-1 close from the grey close happens between 09:30 and 16:00, not overnight. The one exception is pattern E, where a negative grey gaps lower at the open (-8.6% grey to -13.3% open): sellers who could not exit a two-hour evening session queue for the auction.</w:t>
       </w:r>
     </w:p>
     <w:p>
@@ -613,7 +613,7 @@
               <w:rPr>
                 <w:sz w:val="16"/>
               </w:rPr>
-              <w:t>79/89</w:t>
+              <w:t>90/100</w:t>
             </w:r>
           </w:p>
         </w:tc>
@@ -627,7 +627,7 @@
               <w:rPr>
                 <w:sz w:val="16"/>
               </w:rPr>
-              <w:t>89%</w:t>
+              <w:t>90%</w:t>
             </w:r>
           </w:p>
         </w:tc>
@@ -671,7 +671,7 @@
               <w:rPr>
                 <w:sz w:val="16"/>
               </w:rPr>
-              <w:t>35/46</w:t>
+              <w:t>36/47</w:t>
             </w:r>
           </w:p>
         </w:tc>
@@ -685,7 +685,7 @@
               <w:rPr>
                 <w:sz w:val="16"/>
               </w:rPr>
-              <w:t>76%</w:t>
+              <w:t>77%</w:t>
             </w:r>
           </w:p>
         </w:tc>
@@ -729,7 +729,7 @@
               <w:rPr>
                 <w:sz w:val="16"/>
               </w:rPr>
-              <w:t>61/64</w:t>
+              <w:t>70/73</w:t>
             </w:r>
           </w:p>
         </w:tc>
@@ -743,7 +743,7 @@
               <w:rPr>
                 <w:sz w:val="16"/>
               </w:rPr>
-              <w:t>95%</w:t>
+              <w:t>96%</w:t>
             </w:r>
           </w:p>
         </w:tc>
@@ -787,7 +787,7 @@
               <w:rPr>
                 <w:sz w:val="16"/>
               </w:rPr>
-              <w:t>32/64</w:t>
+              <w:t>36/73</w:t>
             </w:r>
           </w:p>
         </w:tc>
@@ -801,7 +801,7 @@
               <w:rPr>
                 <w:sz w:val="16"/>
               </w:rPr>
-              <w:t>50%</w:t>
+              <w:t>49%</w:t>
             </w:r>
           </w:p>
         </w:tc>
@@ -845,7 +845,7 @@
               <w:rPr>
                 <w:sz w:val="16"/>
               </w:rPr>
-              <w:t>26/47</w:t>
+              <w:t>27/50</w:t>
             </w:r>
           </w:p>
         </w:tc>
@@ -859,7 +859,7 @@
               <w:rPr>
                 <w:sz w:val="16"/>
               </w:rPr>
-              <w:t>55%</w:t>
+              <w:t>54%</w:t>
             </w:r>
           </w:p>
         </w:tc>
@@ -903,7 +903,7 @@
               <w:rPr>
                 <w:sz w:val="16"/>
               </w:rPr>
-              <w:t>16/24</w:t>
+              <w:t>16/25</w:t>
             </w:r>
           </w:p>
         </w:tc>
@@ -917,7 +917,7 @@
               <w:rPr>
                 <w:sz w:val="16"/>
               </w:rPr>
-              <w:t>67%</w:t>
+              <w:t>64%</w:t>
             </w:r>
           </w:p>
         </w:tc>
@@ -932,7 +932,7 @@
         <w:rPr>
           <w:sz w:val="21"/>
         </w:rPr>
-        <w:t>Direction is right 121 of 138 times (88%), and near-certain once the grey is clearly positive (95% at &gt;+20%). Whether day 1 finishes above or below the grey level is a coin flip (50% at &gt;+20%, 55% at &gt;+50%). A grey below -5% gets worse on day 1 67% of the time. Use the grey for direction and for the open; do not use it for the close.</w:t>
+        <w:t>Direction is right 133 of 150 times (89%), and near-certain once the grey is clearly positive (96% at &gt;+20%). Whether day 1 finishes above or below the grey level is a coin flip (49% at &gt;+20%, 54% at &gt;+50%). A grey below -5% gets worse on day 1 64% of the time. Use the grey for direction and for the open; do not use it for the close.</w:t>
       </w:r>
     </w:p>
     <w:p>
@@ -1074,7 +1074,7 @@
               <w:rPr>
                 <w:sz w:val="16"/>
               </w:rPr>
-              <w:t>24</w:t>
+              <w:t>25</w:t>
             </w:r>
           </w:p>
         </w:tc>
@@ -1088,7 +1088,7 @@
               <w:rPr>
                 <w:sz w:val="16"/>
               </w:rPr>
-              <w:t>-14.7%</w:t>
+              <w:t>-14.6%</w:t>
             </w:r>
           </w:p>
         </w:tc>
@@ -1102,7 +1102,7 @@
               <w:rPr>
                 <w:sz w:val="16"/>
               </w:rPr>
-              <w:t>-26.0%</w:t>
+              <w:t>-24.2%</w:t>
             </w:r>
           </w:p>
         </w:tc>
@@ -1116,7 +1116,7 @@
               <w:rPr>
                 <w:sz w:val="16"/>
               </w:rPr>
-              <w:t>-14.4%</w:t>
+              <w:t>-13.0%</w:t>
             </w:r>
           </w:p>
         </w:tc>
@@ -1130,7 +1130,7 @@
               <w:rPr>
                 <w:sz w:val="16"/>
               </w:rPr>
-              <w:t>1.67</w:t>
+              <w:t>1.63</w:t>
             </w:r>
           </w:p>
         </w:tc>
@@ -1246,7 +1246,7 @@
               <w:rPr>
                 <w:sz w:val="16"/>
               </w:rPr>
-              <w:t>18</w:t>
+              <w:t>19</w:t>
             </w:r>
           </w:p>
         </w:tc>
@@ -1274,7 +1274,7 @@
               <w:rPr>
                 <w:sz w:val="16"/>
               </w:rPr>
-              <w:t>+0.1%</w:t>
+              <w:t>+0.2%</w:t>
             </w:r>
           </w:p>
         </w:tc>
@@ -1288,7 +1288,7 @@
               <w:rPr>
                 <w:sz w:val="16"/>
               </w:rPr>
-              <w:t>-2.4%</w:t>
+              <w:t>-2.3%</w:t>
             </w:r>
           </w:p>
         </w:tc>
@@ -1302,7 +1302,7 @@
               <w:rPr>
                 <w:sz w:val="16"/>
               </w:rPr>
-              <w:t>0.36</w:t>
+              <w:t>0.43</w:t>
             </w:r>
           </w:p>
         </w:tc>
@@ -1332,7 +1332,7 @@
               <w:rPr>
                 <w:sz w:val="16"/>
               </w:rPr>
-              <w:t>10</w:t>
+              <w:t>11</w:t>
             </w:r>
           </w:p>
         </w:tc>
@@ -1346,7 +1346,7 @@
               <w:rPr>
                 <w:sz w:val="16"/>
               </w:rPr>
-              <w:t>+12.6%</w:t>
+              <w:t>+11.6%</w:t>
             </w:r>
           </w:p>
         </w:tc>
@@ -1360,7 +1360,7 @@
               <w:rPr>
                 <w:sz w:val="16"/>
               </w:rPr>
-              <w:t>+5.2%</w:t>
+              <w:t>+6.3%</w:t>
             </w:r>
           </w:p>
         </w:tc>
@@ -1374,7 +1374,7 @@
               <w:rPr>
                 <w:sz w:val="16"/>
               </w:rPr>
-              <w:t>-6.3%</w:t>
+              <w:t>-5.4%</w:t>
             </w:r>
           </w:p>
         </w:tc>
@@ -1388,7 +1388,7 @@
               <w:rPr>
                 <w:sz w:val="16"/>
               </w:rPr>
-              <w:t>0.51</w:t>
+              <w:t>0.52</w:t>
             </w:r>
           </w:p>
         </w:tc>
@@ -1418,7 +1418,7 @@
               <w:rPr>
                 <w:sz w:val="16"/>
               </w:rPr>
-              <w:t>17</w:t>
+              <w:t>23</w:t>
             </w:r>
           </w:p>
         </w:tc>
@@ -1432,7 +1432,7 @@
               <w:rPr>
                 <w:sz w:val="16"/>
               </w:rPr>
-              <w:t>+35.8%</w:t>
+              <w:t>+37.1%</w:t>
             </w:r>
           </w:p>
         </w:tc>
@@ -1446,7 +1446,7 @@
               <w:rPr>
                 <w:sz w:val="16"/>
               </w:rPr>
-              <w:t>+22.5%</w:t>
+              <w:t>+26.9%</w:t>
             </w:r>
           </w:p>
         </w:tc>
@@ -1460,7 +1460,7 @@
               <w:rPr>
                 <w:sz w:val="16"/>
               </w:rPr>
-              <w:t>-13.0%</w:t>
+              <w:t>-3.5%</w:t>
             </w:r>
           </w:p>
         </w:tc>
@@ -1474,7 +1474,7 @@
               <w:rPr>
                 <w:sz w:val="16"/>
               </w:rPr>
-              <w:t>0.55</w:t>
+              <w:t>0.83</w:t>
             </w:r>
           </w:p>
         </w:tc>
@@ -1504,7 +1504,7 @@
               <w:rPr>
                 <w:sz w:val="16"/>
               </w:rPr>
-              <w:t>28</w:t>
+              <w:t>29</w:t>
             </w:r>
           </w:p>
         </w:tc>
@@ -1518,7 +1518,7 @@
               <w:rPr>
                 <w:sz w:val="16"/>
               </w:rPr>
-              <w:t>+76.8%</w:t>
+              <w:t>+76.2%</w:t>
             </w:r>
           </w:p>
         </w:tc>
@@ -1532,7 +1532,7 @@
               <w:rPr>
                 <w:sz w:val="16"/>
               </w:rPr>
-              <w:t>+84.1%</w:t>
+              <w:t>+84.3%</w:t>
             </w:r>
           </w:p>
         </w:tc>
@@ -1546,7 +1546,7 @@
               <w:rPr>
                 <w:sz w:val="16"/>
               </w:rPr>
-              <w:t>+0.9%</w:t>
+              <w:t>+1.2%</w:t>
             </w:r>
           </w:p>
         </w:tc>
@@ -1590,7 +1590,7 @@
               <w:rPr>
                 <w:sz w:val="16"/>
               </w:rPr>
-              <w:t>19</w:t>
+              <w:t>21</w:t>
             </w:r>
           </w:p>
         </w:tc>
@@ -1604,7 +1604,7 @@
               <w:rPr>
                 <w:sz w:val="16"/>
               </w:rPr>
-              <w:t>+168.5%</w:t>
+              <w:t>+162.6%</w:t>
             </w:r>
           </w:p>
         </w:tc>
@@ -1618,7 +1618,7 @@
               <w:rPr>
                 <w:sz w:val="16"/>
               </w:rPr>
-              <w:t>+192.1%</w:t>
+              <w:t>+158.0%</w:t>
             </w:r>
           </w:p>
         </w:tc>
@@ -1632,7 +1632,7 @@
               <w:rPr>
                 <w:sz w:val="16"/>
               </w:rPr>
-              <w:t>+1.9%</w:t>
+              <w:t>+0.2%</w:t>
             </w:r>
           </w:p>
         </w:tc>
@@ -1646,7 +1646,7 @@
               <w:rPr>
                 <w:sz w:val="16"/>
               </w:rPr>
-              <w:t>1.03</w:t>
+              <w:t>1.00</w:t>
             </w:r>
           </w:p>
         </w:tc>
@@ -1771,7 +1771,7 @@
               <w:rPr>
                 <w:sz w:val="16"/>
               </w:rPr>
-              <w:t>+0.58</w:t>
+              <w:t>+0.55</w:t>
             </w:r>
           </w:p>
         </w:tc>
@@ -1785,7 +1785,7 @@
               <w:rPr>
                 <w:sz w:val="16"/>
               </w:rPr>
-              <w:t>+0.05</w:t>
+              <w:t>-0.00</w:t>
             </w:r>
           </w:p>
         </w:tc>
@@ -1799,7 +1799,7 @@
               <w:rPr>
                 <w:sz w:val="16"/>
               </w:rPr>
-              <w:t>138</w:t>
+              <w:t>150</w:t>
             </w:r>
           </w:p>
         </w:tc>
@@ -1829,7 +1829,7 @@
               <w:rPr>
                 <w:sz w:val="16"/>
               </w:rPr>
-              <w:t>+0.16</w:t>
+              <w:t>+0.10</w:t>
             </w:r>
           </w:p>
         </w:tc>
@@ -1843,7 +1843,7 @@
               <w:rPr>
                 <w:sz w:val="16"/>
               </w:rPr>
-              <w:t>+0.20</w:t>
+              <w:t>+0.14</w:t>
             </w:r>
           </w:p>
         </w:tc>
@@ -1857,7 +1857,7 @@
               <w:rPr>
                 <w:sz w:val="16"/>
               </w:rPr>
-              <w:t>135</w:t>
+              <w:t>147</w:t>
             </w:r>
           </w:p>
         </w:tc>
@@ -1887,7 +1887,7 @@
               <w:rPr>
                 <w:sz w:val="16"/>
               </w:rPr>
-              <w:t>-0.11</w:t>
+              <w:t>-0.13</w:t>
             </w:r>
           </w:p>
         </w:tc>
@@ -1901,7 +1901,7 @@
               <w:rPr>
                 <w:sz w:val="16"/>
               </w:rPr>
-              <w:t>+0.00</w:t>
+              <w:t>-0.03</w:t>
             </w:r>
           </w:p>
         </w:tc>
@@ -1915,7 +1915,7 @@
               <w:rPr>
                 <w:sz w:val="16"/>
               </w:rPr>
-              <w:t>133</w:t>
+              <w:t>144</w:t>
             </w:r>
           </w:p>
         </w:tc>
@@ -1945,7 +1945,7 @@
               <w:rPr>
                 <w:sz w:val="16"/>
               </w:rPr>
-              <w:t>+0.13</w:t>
+              <w:t>+0.11</w:t>
             </w:r>
           </w:p>
         </w:tc>
@@ -1959,7 +1959,7 @@
               <w:rPr>
                 <w:sz w:val="16"/>
               </w:rPr>
-              <w:t>-0.15</w:t>
+              <w:t>-0.14</w:t>
             </w:r>
           </w:p>
         </w:tc>
@@ -1973,7 +1973,7 @@
               <w:rPr>
                 <w:sz w:val="16"/>
               </w:rPr>
-              <w:t>136</w:t>
+              <w:t>147</w:t>
             </w:r>
           </w:p>
         </w:tc>
@@ -2003,7 +2003,7 @@
               <w:rPr>
                 <w:sz w:val="16"/>
               </w:rPr>
-              <w:t>-0.15</w:t>
+              <w:t>-0.19</w:t>
             </w:r>
           </w:p>
         </w:tc>
@@ -2017,7 +2017,7 @@
               <w:rPr>
                 <w:sz w:val="16"/>
               </w:rPr>
-              <w:t>+0.23</w:t>
+              <w:t>+0.20</w:t>
             </w:r>
           </w:p>
         </w:tc>
@@ -2031,7 +2031,7 @@
               <w:rPr>
                 <w:sz w:val="16"/>
               </w:rPr>
-              <w:t>138</w:t>
+              <w:t>149</w:t>
             </w:r>
           </w:p>
         </w:tc>
@@ -2061,7 +2061,7 @@
               <w:rPr>
                 <w:sz w:val="16"/>
               </w:rPr>
-              <w:t>-0.15</w:t>
+              <w:t>-0.17</w:t>
             </w:r>
           </w:p>
         </w:tc>
@@ -2075,7 +2075,7 @@
               <w:rPr>
                 <w:sz w:val="16"/>
               </w:rPr>
-              <w:t>+0.25</w:t>
+              <w:t>+0.20</w:t>
             </w:r>
           </w:p>
         </w:tc>
@@ -2089,7 +2089,7 @@
               <w:rPr>
                 <w:sz w:val="16"/>
               </w:rPr>
-              <w:t>138</w:t>
+              <w:t>150</w:t>
             </w:r>
           </w:p>
         </w:tc>
@@ -2211,7 +2211,7 @@
               <w:rPr>
                 <w:sz w:val="16"/>
               </w:rPr>
-              <w:t>12</w:t>
+              <w:t>17</w:t>
             </w:r>
           </w:p>
         </w:tc>
@@ -2225,7 +2225,7 @@
               <w:rPr>
                 <w:sz w:val="16"/>
               </w:rPr>
-              <w:t>+7.7%</w:t>
+              <w:t>+8.9%</w:t>
             </w:r>
           </w:p>
         </w:tc>
@@ -2239,7 +2239,7 @@
               <w:rPr>
                 <w:sz w:val="16"/>
               </w:rPr>
-              <w:t>-1.9%</w:t>
+              <w:t>-1.2%</w:t>
             </w:r>
           </w:p>
         </w:tc>
@@ -2253,7 +2253,7 @@
               <w:rPr>
                 <w:sz w:val="16"/>
               </w:rPr>
-              <w:t>25%</w:t>
+              <w:t>41%</w:t>
             </w:r>
           </w:p>
         </w:tc>
@@ -2283,7 +2283,7 @@
               <w:rPr>
                 <w:sz w:val="16"/>
               </w:rPr>
-              <w:t>15</w:t>
+              <w:t>20</w:t>
             </w:r>
           </w:p>
         </w:tc>
@@ -2297,7 +2297,7 @@
               <w:rPr>
                 <w:sz w:val="16"/>
               </w:rPr>
-              <w:t>+13.7%</w:t>
+              <w:t>+35.5%</w:t>
             </w:r>
           </w:p>
         </w:tc>
@@ -2311,7 +2311,7 @@
               <w:rPr>
                 <w:sz w:val="16"/>
               </w:rPr>
-              <w:t>-3.2%</w:t>
+              <w:t>-3.3%</w:t>
             </w:r>
           </w:p>
         </w:tc>
@@ -2325,7 +2325,7 @@
               <w:rPr>
                 <w:sz w:val="16"/>
               </w:rPr>
-              <w:t>27%</w:t>
+              <w:t>30%</w:t>
             </w:r>
           </w:p>
         </w:tc>
@@ -2427,7 +2427,7 @@
               <w:rPr>
                 <w:sz w:val="16"/>
               </w:rPr>
-              <w:t>30</w:t>
+              <w:t>31</w:t>
             </w:r>
           </w:p>
         </w:tc>
@@ -2441,7 +2441,7 @@
               <w:rPr>
                 <w:sz w:val="16"/>
               </w:rPr>
-              <w:t>+60.2%</w:t>
+              <w:t>+60.3%</w:t>
             </w:r>
           </w:p>
         </w:tc>
@@ -2455,7 +2455,7 @@
               <w:rPr>
                 <w:sz w:val="16"/>
               </w:rPr>
-              <w:t>-0.8%</w:t>
+              <w:t>-1.8%</w:t>
             </w:r>
           </w:p>
         </w:tc>
@@ -2469,7 +2469,7 @@
               <w:rPr>
                 <w:sz w:val="16"/>
               </w:rPr>
-              <w:t>50%</w:t>
+              <w:t>48%</w:t>
             </w:r>
           </w:p>
         </w:tc>
@@ -2556,7 +2556,7 @@
         <w:rPr>
           <w:sz w:val="21"/>
         </w:rPr>
-        <w:t>Retail oversubscription has the strongest relationship with the grey LEVEL of any factor (rank correlation above 0.5) and almost none with the intraday move (near zero). In plain terms: retail decides where the stock opens, and then has nothing further to say. Under 100x the grey is single digits; over 1,500x it is +60% to +90%. But the share of deals that close above their grey rises from 25% in the lowest bucket to a peak of 50% and then stops rising. More retail heat above ~1,500x does not buy more extension.</w:t>
+        <w:t>Retail oversubscription has the strongest relationship with the grey LEVEL of any factor (rank correlation above 0.5) and almost none with the intraday move (near zero). In plain terms: retail decides where the stock opens, and then has nothing further to say. Under 100x the grey is single digits; over 1,500x it is +60% to +90%. But the share of deals that close above their grey rises from 41% in the lowest bucket to a peak of 48% and then stops rising. More retail heat above ~1,500x does not buy more extension.</w:t>
       </w:r>
     </w:p>
     <w:p>
@@ -2567,7 +2567,7 @@
         <w:rPr>
           <w:sz w:val="21"/>
         </w:rPr>
-        <w:t>Institutional oversubscription barely moves the grey level (retail is not in that book) and has a modest positive relationship with the intraday move across all deals, alongside deal size and market cap: larger, better-placed deals hold the open better. Note this is the whole sample. Among the hot greys specifically, the deals that faded had the bigger placings (median institutional book 7.9x vs 3.8x for the ones that extended). Both are true: a bigger placing limits damage on a weak open and supplies sellers into a hot one.</w:t>
+        <w:t>Institutional oversubscription barely moves the grey level (retail is not in that book) and has a modest positive relationship with the intraday move across all deals, alongside deal size and market cap: larger, better-placed deals hold the open better. Note this is the whole sample. Among the hot greys specifically, the deals that faded had the bigger placings (median institutional book 6.3x vs 3.4x for the ones that extended). Both are true: a bigger placing limits damage on a weak open and supplies sellers into a hot one.</w:t>
       </w:r>
     </w:p>
     <w:p>
@@ -2693,7 +2693,7 @@
               <w:rPr>
                 <w:sz w:val="16"/>
               </w:rPr>
-              <w:t>36</w:t>
+              <w:t>37</w:t>
             </w:r>
           </w:p>
         </w:tc>
@@ -2721,7 +2721,7 @@
               <w:rPr>
                 <w:sz w:val="16"/>
               </w:rPr>
-              <w:t>-4.9%</w:t>
+              <w:t>-5.4%</w:t>
             </w:r>
           </w:p>
         </w:tc>
@@ -2735,7 +2735,7 @@
               <w:rPr>
                 <w:sz w:val="16"/>
               </w:rPr>
-              <w:t>11/36 (31%)</w:t>
+              <w:t>11/37 (30%)</w:t>
             </w:r>
           </w:p>
         </w:tc>
@@ -3902,7 +3902,7 @@
               <w:rPr>
                 <w:sz w:val="16"/>
               </w:rPr>
-              <w:t>19</w:t>
+              <w:t>22</w:t>
             </w:r>
           </w:p>
         </w:tc>
@@ -3916,7 +3916,7 @@
               <w:rPr>
                 <w:sz w:val="16"/>
               </w:rPr>
-              <w:t>+37.1%</w:t>
+              <w:t>+40.7%</w:t>
             </w:r>
           </w:p>
         </w:tc>
@@ -3930,7 +3930,7 @@
               <w:rPr>
                 <w:sz w:val="16"/>
               </w:rPr>
-              <w:t>+21.4%</w:t>
+              <w:t>+24.1%</w:t>
             </w:r>
           </w:p>
         </w:tc>
@@ -3944,7 +3944,7 @@
               <w:rPr>
                 <w:sz w:val="16"/>
               </w:rPr>
-              <w:t>+0.7%</w:t>
+              <w:t>+0.4%</w:t>
             </w:r>
           </w:p>
         </w:tc>
@@ -3958,7 +3958,7 @@
               <w:rPr>
                 <w:sz w:val="16"/>
               </w:rPr>
-              <w:t>9/14</w:t>
+              <w:t>10/17</w:t>
             </w:r>
           </w:p>
         </w:tc>
@@ -4074,7 +4074,7 @@
               <w:rPr>
                 <w:sz w:val="16"/>
               </w:rPr>
-              <w:t>22</w:t>
+              <w:t>25</w:t>
             </w:r>
           </w:p>
         </w:tc>
@@ -4088,7 +4088,7 @@
               <w:rPr>
                 <w:sz w:val="16"/>
               </w:rPr>
-              <w:t>+33.6%</w:t>
+              <w:t>+48.2%</w:t>
             </w:r>
           </w:p>
         </w:tc>
@@ -4102,7 +4102,7 @@
               <w:rPr>
                 <w:sz w:val="16"/>
               </w:rPr>
-              <w:t>+10.5%</w:t>
+              <w:t>+37.2%</w:t>
             </w:r>
           </w:p>
         </w:tc>
@@ -4116,7 +4116,7 @@
               <w:rPr>
                 <w:sz w:val="16"/>
               </w:rPr>
-              <w:t>-3.0%</w:t>
+              <w:t>-2.4%</w:t>
             </w:r>
           </w:p>
         </w:tc>
@@ -4130,7 +4130,7 @@
               <w:rPr>
                 <w:sz w:val="16"/>
               </w:rPr>
-              <w:t>6/17</w:t>
+              <w:t>8/20</w:t>
             </w:r>
           </w:p>
         </w:tc>
@@ -4160,7 +4160,7 @@
               <w:rPr>
                 <w:sz w:val="16"/>
               </w:rPr>
-              <w:t>13</w:t>
+              <w:t>16</w:t>
             </w:r>
           </w:p>
         </w:tc>
@@ -4174,7 +4174,7 @@
               <w:rPr>
                 <w:sz w:val="16"/>
               </w:rPr>
-              <w:t>+6.4%</w:t>
+              <w:t>+14.9%</w:t>
             </w:r>
           </w:p>
         </w:tc>
@@ -4188,7 +4188,7 @@
               <w:rPr>
                 <w:sz w:val="16"/>
               </w:rPr>
-              <w:t>+0.0%</w:t>
+              <w:t>+1.4%</w:t>
             </w:r>
           </w:p>
         </w:tc>
@@ -4202,7 +4202,7 @@
               <w:rPr>
                 <w:sz w:val="16"/>
               </w:rPr>
-              <w:t>-11.9%</w:t>
+              <w:t>-4.4%</w:t>
             </w:r>
           </w:p>
         </w:tc>
@@ -4216,7 +4216,7 @@
               <w:rPr>
                 <w:sz w:val="16"/>
               </w:rPr>
-              <w:t>0/8</w:t>
+              <w:t>1/11</w:t>
             </w:r>
           </w:p>
         </w:tc>
@@ -4318,6 +4318,92 @@
               <w:rPr>
                 <w:sz w:val="16"/>
               </w:rPr>
+              <w:t>Real Estate</w:t>
+            </w:r>
+          </w:p>
+        </w:tc>
+        <w:tc>
+          <w:tcPr>
+            <w:tcW w:type="dxa" w:w="567"/>
+          </w:tcPr>
+          <w:p>
+            <w:r/>
+            <w:r>
+              <w:rPr>
+                <w:sz w:val="16"/>
+              </w:rPr>
+              <w:t>4</w:t>
+            </w:r>
+          </w:p>
+        </w:tc>
+        <w:tc>
+          <w:tcPr>
+            <w:tcW w:type="dxa" w:w="1247"/>
+          </w:tcPr>
+          <w:p>
+            <w:r/>
+            <w:r>
+              <w:rPr>
+                <w:sz w:val="16"/>
+              </w:rPr>
+              <w:t>+6.0%</w:t>
+            </w:r>
+          </w:p>
+        </w:tc>
+        <w:tc>
+          <w:tcPr>
+            <w:tcW w:type="dxa" w:w="1361"/>
+          </w:tcPr>
+          <w:p>
+            <w:r/>
+            <w:r>
+              <w:rPr>
+                <w:sz w:val="16"/>
+              </w:rPr>
+              <w:t>-5.6%</w:t>
+            </w:r>
+          </w:p>
+        </w:tc>
+        <w:tc>
+          <w:tcPr>
+            <w:tcW w:type="dxa" w:w="1701"/>
+          </w:tcPr>
+          <w:p>
+            <w:r/>
+            <w:r>
+              <w:rPr>
+                <w:sz w:val="16"/>
+              </w:rPr>
+              <w:t>-10.9%</w:t>
+            </w:r>
+          </w:p>
+        </w:tc>
+        <w:tc>
+          <w:tcPr>
+            <w:tcW w:type="dxa" w:w="2154"/>
+          </w:tcPr>
+          <w:p>
+            <w:r/>
+            <w:r>
+              <w:rPr>
+                <w:sz w:val="16"/>
+              </w:rPr>
+              <w:t>0/3</w:t>
+            </w:r>
+          </w:p>
+        </w:tc>
+      </w:tr>
+      <w:tr>
+        <w:tc>
+          <w:tcPr>
+            <w:tcW w:type="dxa" w:w="1701"/>
+          </w:tcPr>
+          <w:p>
+            <w:r/>
+            <w:r>
+              <w:rPr>
+                <w:sz w:val="16"/>
+              </w:rPr>
               <w:t>Tech/AI</w:t>
             </w:r>
           </w:p>
@@ -4332,7 +4418,7 @@
               <w:rPr>
                 <w:sz w:val="16"/>
               </w:rPr>
-              <w:t>64</w:t>
+              <w:t>66</w:t>
             </w:r>
           </w:p>
         </w:tc>
@@ -4374,7 +4460,7 @@
               <w:rPr>
                 <w:sz w:val="16"/>
               </w:rPr>
-              <w:t>-0.9%</w:t>
+              <w:t>-0.6%</w:t>
             </w:r>
           </w:p>
         </w:tc>
@@ -4388,7 +4474,7 @@
               <w:rPr>
                 <w:sz w:val="16"/>
               </w:rPr>
-              <w:t>18/39</w:t>
+              <w:t>20/41</w:t>
             </w:r>
           </w:p>
         </w:tc>
@@ -4403,7 +4489,7 @@
         <w:rPr>
           <w:sz w:val="21"/>
         </w:rPr>
-        <w:t>Consumer names carry their grey into the close most often. Healthcare opens as hot as consumer and gives most of it back. Industrials and materials deals in this sample never closed above their grey and gave back double digits intraday; their greys were small to begin with. Within healthcare, the 18A biotechs are the exception: 13 deals, median grey +60.0%, median day 1 +102.8%, 6 of 11 extended. The biotech retail trade runs on into the session.</w:t>
+        <w:t>Consumer names carry their grey into the close most often. Healthcare opens as hot as consumer and gives most of it back. Industrials and materials deals in this sample never closed above their grey and gave back double digits intraday; their greys were small to begin with. Within healthcare, the 18A biotechs are the exception: 14 deals, median grey +74.0%, median day 1 +103.1%, 6 of 12 extended. The biotech retail trade runs on into the session.</w:t>
       </w:r>
     </w:p>
     <w:p>
@@ -4545,7 +4631,7 @@
               <w:rPr>
                 <w:sz w:val="16"/>
               </w:rPr>
-              <w:t>22</w:t>
+              <w:t>28</w:t>
             </w:r>
           </w:p>
         </w:tc>
@@ -4559,7 +4645,7 @@
               <w:rPr>
                 <w:sz w:val="16"/>
               </w:rPr>
-              <w:t>+12.6%</w:t>
+              <w:t>+32.3%</w:t>
             </w:r>
           </w:p>
         </w:tc>
@@ -4573,7 +4659,7 @@
               <w:rPr>
                 <w:sz w:val="16"/>
               </w:rPr>
-              <w:t>+1.3%</w:t>
+              <w:t>+6.3%</w:t>
             </w:r>
           </w:p>
         </w:tc>
@@ -4587,7 +4673,7 @@
               <w:rPr>
                 <w:sz w:val="16"/>
               </w:rPr>
-              <w:t>-16.5%</w:t>
+              <w:t>-13.0%</w:t>
             </w:r>
           </w:p>
         </w:tc>
@@ -4601,7 +4687,7 @@
               <w:rPr>
                 <w:sz w:val="16"/>
               </w:rPr>
-              <w:t>2/14</w:t>
+              <w:t>5/20</w:t>
             </w:r>
           </w:p>
         </w:tc>
@@ -4631,7 +4717,7 @@
               <w:rPr>
                 <w:sz w:val="16"/>
               </w:rPr>
-              <w:t>59</w:t>
+              <w:t>64</w:t>
             </w:r>
           </w:p>
         </w:tc>
@@ -4645,7 +4731,7 @@
               <w:rPr>
                 <w:sz w:val="16"/>
               </w:rPr>
-              <w:t>+60.2%</w:t>
+              <w:t>+57.2%</w:t>
             </w:r>
           </w:p>
         </w:tc>
@@ -4659,7 +4745,7 @@
               <w:rPr>
                 <w:sz w:val="16"/>
               </w:rPr>
-              <w:t>+64.1%</w:t>
+              <w:t>+51.3%</w:t>
             </w:r>
           </w:p>
         </w:tc>
@@ -4687,7 +4773,7 @@
               <w:rPr>
                 <w:sz w:val="16"/>
               </w:rPr>
-              <w:t>23/44</w:t>
+              <w:t>25/48</w:t>
             </w:r>
           </w:p>
         </w:tc>
@@ -4803,7 +4889,7 @@
               <w:rPr>
                 <w:sz w:val="16"/>
               </w:rPr>
-              <w:t>10</w:t>
+              <w:t>11</w:t>
             </w:r>
           </w:p>
         </w:tc>
@@ -4817,7 +4903,7 @@
               <w:rPr>
                 <w:sz w:val="16"/>
               </w:rPr>
-              <w:t>-0.9%</w:t>
+              <w:t>-0.7%</w:t>
             </w:r>
           </w:p>
         </w:tc>
@@ -4831,7 +4917,7 @@
               <w:rPr>
                 <w:sz w:val="16"/>
               </w:rPr>
-              <w:t>-0.1%</w:t>
+              <w:t>+0.0%</w:t>
             </w:r>
           </w:p>
         </w:tc>
@@ -4845,7 +4931,7 @@
               <w:rPr>
                 <w:sz w:val="16"/>
               </w:rPr>
-              <w:t>+0.5%</w:t>
+              <w:t>+0.7%</w:t>
             </w:r>
           </w:p>
         </w:tc>
@@ -4859,7 +4945,7 @@
               <w:rPr>
                 <w:sz w:val="16"/>
               </w:rPr>
-              <w:t>1/3</w:t>
+              <w:t>2/4</w:t>
             </w:r>
           </w:p>
         </w:tc>
@@ -5016,7 +5102,7 @@
               <w:rPr>
                 <w:sz w:val="16"/>
               </w:rPr>
-              <w:t>28</w:t>
+              <w:t>29</w:t>
             </w:r>
           </w:p>
         </w:tc>
@@ -5030,7 +5116,7 @@
               <w:rPr>
                 <w:sz w:val="16"/>
               </w:rPr>
-              <w:t>-0.1%</w:t>
+              <w:t>+0.0%</w:t>
             </w:r>
           </w:p>
         </w:tc>
@@ -5072,7 +5158,7 @@
               <w:rPr>
                 <w:sz w:val="16"/>
               </w:rPr>
-              <w:t>4/13</w:t>
+              <w:t>5/14</w:t>
             </w:r>
           </w:p>
         </w:tc>
@@ -5102,7 +5188,7 @@
               <w:rPr>
                 <w:sz w:val="16"/>
               </w:rPr>
-              <w:t>110</w:t>
+              <w:t>121</w:t>
             </w:r>
           </w:p>
         </w:tc>
@@ -5116,7 +5202,7 @@
               <w:rPr>
                 <w:sz w:val="16"/>
               </w:rPr>
-              <w:t>+31.1%</w:t>
+              <w:t>+35.8%</w:t>
             </w:r>
           </w:p>
         </w:tc>
@@ -5130,7 +5216,7 @@
               <w:rPr>
                 <w:sz w:val="16"/>
               </w:rPr>
-              <w:t>+14.2%</w:t>
+              <w:t>+21.3%</w:t>
             </w:r>
           </w:p>
         </w:tc>
@@ -5144,7 +5230,7 @@
               <w:rPr>
                 <w:sz w:val="16"/>
               </w:rPr>
-              <w:t>90%</w:t>
+              <w:t>91%</w:t>
             </w:r>
           </w:p>
         </w:tc>
@@ -5158,7 +5244,7 @@
               <w:rPr>
                 <w:sz w:val="16"/>
               </w:rPr>
-              <w:t>31/76</w:t>
+              <w:t>36/86</w:t>
             </w:r>
           </w:p>
         </w:tc>
@@ -5315,7 +5401,7 @@
               <w:rPr>
                 <w:sz w:val="16"/>
               </w:rPr>
-              <w:t>12</w:t>
+              <w:t>20</w:t>
             </w:r>
           </w:p>
         </w:tc>
@@ -5329,7 +5415,7 @@
               <w:rPr>
                 <w:sz w:val="16"/>
               </w:rPr>
-              <w:t>+1.7%</w:t>
+              <w:t>+10.2%</w:t>
             </w:r>
           </w:p>
         </w:tc>
@@ -5343,7 +5429,7 @@
               <w:rPr>
                 <w:sz w:val="16"/>
               </w:rPr>
-              <w:t>-11.4%</w:t>
+              <w:t>+7.5%</w:t>
             </w:r>
           </w:p>
         </w:tc>
@@ -5357,7 +5443,7 @@
               <w:rPr>
                 <w:sz w:val="16"/>
               </w:rPr>
-              <w:t>-11.3%</w:t>
+              <w:t>-6.8%</w:t>
             </w:r>
           </w:p>
         </w:tc>
@@ -5371,7 +5457,7 @@
               <w:rPr>
                 <w:sz w:val="16"/>
               </w:rPr>
-              <w:t>0/3</w:t>
+              <w:t>3/9</w:t>
             </w:r>
           </w:p>
         </w:tc>
@@ -5401,7 +5487,7 @@
               <w:rPr>
                 <w:sz w:val="16"/>
               </w:rPr>
-              <w:t>43</w:t>
+              <w:t>46</w:t>
             </w:r>
           </w:p>
         </w:tc>
@@ -5415,7 +5501,7 @@
               <w:rPr>
                 <w:sz w:val="16"/>
               </w:rPr>
-              <w:t>+6.4%</w:t>
+              <w:t>+15.8%</w:t>
             </w:r>
           </w:p>
         </w:tc>
@@ -5429,7 +5515,7 @@
               <w:rPr>
                 <w:sz w:val="16"/>
               </w:rPr>
-              <w:t>+2.2%</w:t>
+              <w:t>+4.9%</w:t>
             </w:r>
           </w:p>
         </w:tc>
@@ -5443,7 +5529,7 @@
               <w:rPr>
                 <w:sz w:val="16"/>
               </w:rPr>
-              <w:t>-8.1%</w:t>
+              <w:t>-7.3%</w:t>
             </w:r>
           </w:p>
         </w:tc>
@@ -5457,7 +5543,7 @@
               <w:rPr>
                 <w:sz w:val="16"/>
               </w:rPr>
-              <w:t>6/18</w:t>
+              <w:t>7/21</w:t>
             </w:r>
           </w:p>
         </w:tc>
@@ -5703,7 +5789,7 @@
               <w:rPr>
                 <w:sz w:val="16"/>
               </w:rPr>
-              <w:t>64</w:t>
+              <w:t>73</w:t>
             </w:r>
           </w:p>
         </w:tc>
@@ -5717,7 +5803,7 @@
               <w:rPr>
                 <w:sz w:val="16"/>
               </w:rPr>
-              <w:t>29/64 (45%)</w:t>
+              <w:t>34/73 (47%)</w:t>
             </w:r>
           </w:p>
         </w:tc>
@@ -5775,7 +5861,7 @@
               <w:rPr>
                 <w:sz w:val="16"/>
               </w:rPr>
-              <w:t>36</w:t>
+              <w:t>39</w:t>
             </w:r>
           </w:p>
         </w:tc>
@@ -5789,7 +5875,7 @@
               <w:rPr>
                 <w:sz w:val="16"/>
               </w:rPr>
-              <w:t>20/36 (56%)</w:t>
+              <w:t>22/39 (56%)</w:t>
             </w:r>
           </w:p>
         </w:tc>
@@ -5803,7 +5889,7 @@
               <w:rPr>
                 <w:sz w:val="16"/>
               </w:rPr>
-              <w:t>+2.2%</w:t>
+              <w:t>+1.6%</w:t>
             </w:r>
           </w:p>
         </w:tc>
@@ -5847,7 +5933,7 @@
               <w:rPr>
                 <w:sz w:val="16"/>
               </w:rPr>
-              <w:t>9</w:t>
+              <w:t>15</w:t>
             </w:r>
           </w:p>
         </w:tc>
@@ -5861,7 +5947,7 @@
               <w:rPr>
                 <w:sz w:val="16"/>
               </w:rPr>
-              <w:t>8/9 (89%)</w:t>
+              <w:t>11/15 (73%)</w:t>
             </w:r>
           </w:p>
         </w:tc>
@@ -5875,7 +5961,7 @@
               <w:rPr>
                 <w:sz w:val="16"/>
               </w:rPr>
-              <w:t>+19.8%</w:t>
+              <w:t>+15.9%</w:t>
             </w:r>
           </w:p>
         </w:tc>
@@ -5991,7 +6077,7 @@
               <w:rPr>
                 <w:sz w:val="16"/>
               </w:rPr>
-              <w:t>36</w:t>
+              <w:t>37</w:t>
             </w:r>
           </w:p>
         </w:tc>
@@ -6005,7 +6091,7 @@
               <w:rPr>
                 <w:sz w:val="16"/>
               </w:rPr>
-              <w:t>11/36 (31%)</w:t>
+              <w:t>12/37 (32%)</w:t>
             </w:r>
           </w:p>
         </w:tc>
@@ -6019,7 +6105,7 @@
               <w:rPr>
                 <w:sz w:val="16"/>
               </w:rPr>
-              <w:t>-0.7%</w:t>
+              <w:t>-0.4%</w:t>
             </w:r>
           </w:p>
         </w:tc>
@@ -6120,7 +6206,7 @@
         <w:rPr>
           <w:sz w:val="21"/>
         </w:rPr>
-        <w:t>Scored on the same sample that produced them, so these describe the past, not the future, and the size-split and no-stabiliser rows are small samples. What the table says is more useful than the rules themselves: the two intuitive trades do not work. Buying the open on a hot grey and holding to the close is positive 29/64 (45%) of the time with a median of -2.8%, because moderate greys give back about half intraday (finding 3). Shorting the open on a weak grey works 4/8 (50%) of the time, because the damage happens in the gap between the grey close and the open (finding 1), and by the time the stock is tradeable that move is already in the price. The grey market's information is almost entirely consumed by the opening auction.</w:t>
+        <w:t>Scored on the same sample that produced them, so these describe the past, not the future, and the size-split and no-stabiliser rows are small samples. What the table says is more useful than the rules themselves: the two intuitive trades do not work. Buying the open on a hot grey and holding to the close is positive 34/73 (47%) of the time with a median of -2.8%, because moderate greys give back about half intraday (finding 3). Shorting the open on a weak grey works 4/8 (50%) of the time, because the damage happens in the gap between the grey close and the open (finding 1), and by the time the stock is tradeable that move is already in the price. The grey market's information is almost entirely consumed by the opening auction.</w:t>
       </w:r>
     </w:p>
     <w:p>
@@ -6131,7 +6217,7 @@
         <w:rPr>
           <w:sz w:val="21"/>
         </w:rPr>
-        <w:t>The one rule with a real edge in this sample is: grey &gt; +20% and deal under HK$300m: sell the open — positive 8/9 (89%), median +19.8%. Small deals that open hot fade hardest (finding 7), and that fade is the one grey-to-day-1 move that happens after the open rather than before it. Everything else in this table is close to a coin flip once the open has printed.</w:t>
+        <w:t>The one rule with a real edge in this sample is: grey &gt; +20% and deal under HK$300m: sell the open — positive 11/15 (73%), median +15.9%. Small deals that open hot fade hardest (finding 7), and that fade is the one grey-to-day-1 move that happens after the open rather than before it. Everything else in this table is close to a coin flip once the open has printed.</w:t>
       </w:r>
     </w:p>
     <w:p>
@@ -6648,7 +6734,7 @@
               <w:rPr>
                 <w:sz w:val="13"/>
               </w:rPr>
-              <w:t>40.3x</w:t>
+              <w:t>3.9x</w:t>
             </w:r>
           </w:p>
         </w:tc>
@@ -21990,7 +22076,7 @@
               <w:rPr>
                 <w:sz w:val="13"/>
               </w:rPr>
-              <w:t>retail 1,891x carried it past grey; 2025: hot greys extended 6/18 that year</w:t>
+              <w:t>retail 1,891x carried it past grey; 2025: hot greys extended 7/21 that year</w:t>
             </w:r>
           </w:p>
         </w:tc>
@@ -22330,7 +22416,7 @@
               <w:rPr>
                 <w:sz w:val="13"/>
               </w:rPr>
-              <w:t>open repriced from grey (+29.7% to +23.9%) before trading; retail 4,813x carried it past grey; 2025: hot greys extended 6/18 that year</w:t>
+              <w:t>open repriced from grey (+29.7% to +23.9%) before trading; retail 4,813x carried it past grey; 2025: hot greys extended 7/21 that year</w:t>
             </w:r>
           </w:p>
         </w:tc>
@@ -23860,7 +23946,7 @@
               <w:rPr>
                 <w:sz w:val="13"/>
               </w:rPr>
-              <w:t>retail 2,680x carried it past grey; 2025: hot greys extended 6/18 that year</w:t>
+              <w:t>retail 2,680x carried it past grey; 2025: hot greys extended 7/21 that year</w:t>
             </w:r>
           </w:p>
         </w:tc>
@@ -24370,7 +24456,7 @@
               <w:rPr>
                 <w:sz w:val="13"/>
               </w:rPr>
-              <w:t>retail 5,441x carried it past grey; 2025: hot greys extended 6/18 that year</w:t>
+              <w:t>retail 5,441x carried it past grey; 2025: hot greys extended 7/21 that year</w:t>
             </w:r>
           </w:p>
         </w:tc>
@@ -24540,7 +24626,7 @@
               <w:rPr>
                 <w:sz w:val="13"/>
               </w:rPr>
-              <w:t>open repriced from grey (+189.4% to +183.8%) before trading; retail 2,506x carried it past grey; 2025: hot greys extended 6/18 that year</w:t>
+              <w:t>open repriced from grey (+189.4% to +183.8%) before trading; retail 2,506x carried it past grey; 2025: hot greys extended 7/21 that year</w:t>
             </w:r>
           </w:p>
         </w:tc>
@@ -25236,7 +25322,7 @@
               <w:rPr>
                 <w:sz w:val="13"/>
               </w:rPr>
-              <w:t>2651</w:t>
+              <w:t>2627</w:t>
             </w:r>
           </w:p>
         </w:tc>
@@ -25250,7 +25336,7 @@
               <w:rPr>
                 <w:sz w:val="13"/>
               </w:rPr>
-              <w:t>DAZHONG DENTAL</w:t>
+              <w:t>AB&amp;B BIO-TECH-B</w:t>
             </w:r>
           </w:p>
         </w:tc>
@@ -25264,7 +25350,7 @@
               <w:rPr>
                 <w:sz w:val="13"/>
               </w:rPr>
-              <w:t>25-07-09</w:t>
+              <w:t>25-08-11</w:t>
             </w:r>
           </w:p>
         </w:tc>
@@ -25278,7 +25364,7 @@
               <w:rPr>
                 <w:sz w:val="13"/>
               </w:rPr>
-              <w:t>+19.0%</w:t>
+              <w:t>+162.6%</w:t>
             </w:r>
           </w:p>
         </w:tc>
@@ -25292,7 +25378,7 @@
               <w:rPr>
                 <w:sz w:val="13"/>
               </w:rPr>
-              <w:t>+20.0%</w:t>
+              <w:t>+155.8%</w:t>
             </w:r>
           </w:p>
         </w:tc>
@@ -25306,7 +25392,7 @@
               <w:rPr>
                 <w:sz w:val="13"/>
               </w:rPr>
-              <w:t>+3.5%</w:t>
+              <w:t>+158.0%</w:t>
             </w:r>
           </w:p>
         </w:tc>
@@ -25334,7 +25420,7 @@
               <w:rPr>
                 <w:sz w:val="13"/>
               </w:rPr>
-              <w:t>108x</w:t>
+              <w:t>4,008x</w:t>
             </w:r>
           </w:p>
         </w:tc>
@@ -25362,7 +25448,7 @@
               <w:rPr>
                 <w:sz w:val="13"/>
               </w:rPr>
-              <w:t>0</w:t>
+              <w:t>33</w:t>
             </w:r>
           </w:p>
         </w:tc>
@@ -25376,7 +25462,7 @@
               <w:rPr>
                 <w:sz w:val="13"/>
               </w:rPr>
-              <w:t>22.0</w:t>
+              <w:t>5.7</w:t>
             </w:r>
           </w:p>
         </w:tc>
@@ -25390,7 +25476,7 @@
               <w:rPr>
                 <w:sz w:val="13"/>
               </w:rPr>
-              <w:t>no factor in the row separates it from its group</w:t>
+              <w:t>open repriced from grey (+162.6% to +155.8%) before trading</w:t>
             </w:r>
           </w:p>
         </w:tc>
@@ -25406,7 +25492,7 @@
               <w:rPr>
                 <w:sz w:val="13"/>
               </w:rPr>
-              <w:t>2597</w:t>
+              <w:t>2651</w:t>
             </w:r>
           </w:p>
         </w:tc>
@@ -25420,7 +25506,7 @@
               <w:rPr>
                 <w:sz w:val="13"/>
               </w:rPr>
-              <w:t>XUNZHONG</w:t>
+              <w:t>DAZHONG DENTAL</w:t>
             </w:r>
           </w:p>
         </w:tc>
@@ -25448,7 +25534,7 @@
               <w:rPr>
                 <w:sz w:val="13"/>
               </w:rPr>
-              <w:t>+2.6%</w:t>
+              <w:t>+19.0%</w:t>
             </w:r>
           </w:p>
         </w:tc>
@@ -25462,7 +25548,7 @@
               <w:rPr>
                 <w:sz w:val="13"/>
               </w:rPr>
-              <w:t>+7.2%</w:t>
+              <w:t>+20.0%</w:t>
             </w:r>
           </w:p>
         </w:tc>
@@ -25476,7 +25562,7 @@
               <w:rPr>
                 <w:sz w:val="13"/>
               </w:rPr>
-              <w:t>+0.2%</w:t>
+              <w:t>+3.5%</w:t>
             </w:r>
           </w:p>
         </w:tc>
@@ -25504,7 +25590,7 @@
               <w:rPr>
                 <w:sz w:val="13"/>
               </w:rPr>
-              <w:t>12.8x</w:t>
+              <w:t>108x</w:t>
             </w:r>
           </w:p>
         </w:tc>
@@ -25532,7 +25618,7 @@
               <w:rPr>
                 <w:sz w:val="13"/>
               </w:rPr>
-              <w:t>32</w:t>
+              <w:t>0</w:t>
             </w:r>
           </w:p>
         </w:tc>
@@ -25546,7 +25632,7 @@
               <w:rPr>
                 <w:sz w:val="13"/>
               </w:rPr>
-              <w:t>17.1</w:t>
+              <w:t>22.0</w:t>
             </w:r>
           </w:p>
         </w:tc>
@@ -25576,7 +25662,7 @@
               <w:rPr>
                 <w:sz w:val="13"/>
               </w:rPr>
-              <w:t>3880</w:t>
+              <w:t>2597</w:t>
             </w:r>
           </w:p>
         </w:tc>
@@ -25590,7 +25676,7 @@
               <w:rPr>
                 <w:sz w:val="13"/>
               </w:rPr>
-              <w:t>MEDTIDE</w:t>
+              <w:t>XUNZHONG</w:t>
             </w:r>
           </w:p>
         </w:tc>
@@ -25604,7 +25690,7 @@
               <w:rPr>
                 <w:sz w:val="13"/>
               </w:rPr>
-              <w:t>25-06-30</w:t>
+              <w:t>25-07-09</w:t>
             </w:r>
           </w:p>
         </w:tc>
@@ -25618,7 +25704,7 @@
               <w:rPr>
                 <w:sz w:val="13"/>
               </w:rPr>
-              <w:t>+1.8%</w:t>
+              <w:t>+2.6%</w:t>
             </w:r>
           </w:p>
         </w:tc>
@@ -25632,7 +25718,7 @@
               <w:rPr>
                 <w:sz w:val="13"/>
               </w:rPr>
-              <w:t>-1.0%</w:t>
+              <w:t>+7.2%</w:t>
             </w:r>
           </w:p>
         </w:tc>
@@ -25646,7 +25732,7 @@
               <w:rPr>
                 <w:sz w:val="13"/>
               </w:rPr>
-              <w:t>+0.7%</w:t>
+              <w:t>+0.2%</w:t>
             </w:r>
           </w:p>
         </w:tc>
@@ -25674,7 +25760,7 @@
               <w:rPr>
                 <w:sz w:val="13"/>
               </w:rPr>
-              <w:t>301x</w:t>
+              <w:t>12.8x</w:t>
             </w:r>
           </w:p>
         </w:tc>
@@ -25688,7 +25774,7 @@
               <w:rPr>
                 <w:sz w:val="13"/>
               </w:rPr>
-              <w:t>2.4x</w:t>
+              <w:t>1.0x</w:t>
             </w:r>
           </w:p>
         </w:tc>
@@ -25702,7 +25788,7 @@
               <w:rPr>
                 <w:sz w:val="13"/>
               </w:rPr>
-              <w:t>15</w:t>
+              <w:t>32</w:t>
             </w:r>
           </w:p>
         </w:tc>
@@ -25716,7 +25802,7 @@
               <w:rPr>
                 <w:sz w:val="13"/>
               </w:rPr>
-              <w:t>10.0</w:t>
+              <w:t>17.1</w:t>
             </w:r>
           </w:p>
         </w:tc>
@@ -25746,7 +25832,7 @@
               <w:rPr>
                 <w:sz w:val="13"/>
               </w:rPr>
-              <w:t>2619</w:t>
+              <w:t>3880</w:t>
             </w:r>
           </w:p>
         </w:tc>
@@ -25760,7 +25846,7 @@
               <w:rPr>
                 <w:sz w:val="13"/>
               </w:rPr>
-              <w:t>XJ ELECTRICS</w:t>
+              <w:t>MEDTIDE</w:t>
             </w:r>
           </w:p>
         </w:tc>
@@ -25774,7 +25860,7 @@
               <w:rPr>
                 <w:sz w:val="13"/>
               </w:rPr>
-              <w:t>25-06-25</w:t>
+              <w:t>25-06-30</w:t>
             </w:r>
           </w:p>
         </w:tc>
@@ -25788,7 +25874,7 @@
               <w:rPr>
                 <w:sz w:val="13"/>
               </w:rPr>
-              <w:t>-4.9%</w:t>
+              <w:t>+1.8%</w:t>
             </w:r>
           </w:p>
         </w:tc>
@@ -25802,7 +25888,7 @@
               <w:rPr>
                 <w:sz w:val="13"/>
               </w:rPr>
-              <w:t>-7.3%</w:t>
+              <w:t>-1.0%</w:t>
             </w:r>
           </w:p>
         </w:tc>
@@ -25816,7 +25902,7 @@
               <w:rPr>
                 <w:sz w:val="13"/>
               </w:rPr>
-              <w:t>-11.9%</w:t>
+              <w:t>+0.7%</w:t>
             </w:r>
           </w:p>
         </w:tc>
@@ -25830,7 +25916,7 @@
               <w:rPr>
                 <w:sz w:val="13"/>
               </w:rPr>
-              <w:t>E</w:t>
+              <w:t>C</w:t>
             </w:r>
           </w:p>
         </w:tc>
@@ -25844,7 +25930,7 @@
               <w:rPr>
                 <w:sz w:val="13"/>
               </w:rPr>
-              <w:t>852x</w:t>
+              <w:t>301x</w:t>
             </w:r>
           </w:p>
         </w:tc>
@@ -25858,7 +25944,7 @@
               <w:rPr>
                 <w:sz w:val="13"/>
               </w:rPr>
-              <w:t>1.1x</w:t>
+              <w:t>2.4x</w:t>
             </w:r>
           </w:p>
         </w:tc>
@@ -25872,7 +25958,7 @@
               <w:rPr>
                 <w:sz w:val="13"/>
               </w:rPr>
-              <w:t>44</w:t>
+              <w:t>15</w:t>
             </w:r>
           </w:p>
         </w:tc>
@@ -25886,7 +25972,7 @@
               <w:rPr>
                 <w:sz w:val="13"/>
               </w:rPr>
-              <w:t>14.0</w:t>
+              <w:t>10.0</w:t>
             </w:r>
           </w:p>
         </w:tc>
@@ -25900,7 +25986,7 @@
               <w:rPr>
                 <w:sz w:val="13"/>
               </w:rPr>
-              <w:t>gapped below grey at the open; instl 1.1x: placing barely covered</w:t>
+              <w:t>no factor in the row separates it from its group</w:t>
             </w:r>
           </w:p>
         </w:tc>
@@ -25916,7 +26002,7 @@
               <w:rPr>
                 <w:sz w:val="13"/>
               </w:rPr>
-              <w:t>9881</w:t>
+              <w:t>2619</w:t>
             </w:r>
           </w:p>
         </w:tc>
@@ -25930,7 +26016,7 @@
               <w:rPr>
                 <w:sz w:val="13"/>
               </w:rPr>
-              <w:t>RONGTA TECH</w:t>
+              <w:t>XJ ELECTRICS</w:t>
             </w:r>
           </w:p>
         </w:tc>
@@ -25944,7 +26030,7 @@
               <w:rPr>
                 <w:sz w:val="13"/>
               </w:rPr>
-              <w:t>25-06-10</w:t>
+              <w:t>25-06-25</w:t>
             </w:r>
           </w:p>
         </w:tc>
@@ -25958,7 +26044,7 @@
               <w:rPr>
                 <w:sz w:val="13"/>
               </w:rPr>
-              <w:t>+76.0%</w:t>
+              <w:t>-4.9%</w:t>
             </w:r>
           </w:p>
         </w:tc>
@@ -25972,7 +26058,7 @@
               <w:rPr>
                 <w:sz w:val="13"/>
               </w:rPr>
-              <w:t>+66.0%</w:t>
+              <w:t>-7.3%</w:t>
             </w:r>
           </w:p>
         </w:tc>
@@ -25986,7 +26072,7 @@
               <w:rPr>
                 <w:sz w:val="13"/>
               </w:rPr>
-              <w:t>+42.0%</w:t>
+              <w:t>-11.9%</w:t>
             </w:r>
           </w:p>
         </w:tc>
@@ -26000,7 +26086,7 @@
               <w:rPr>
                 <w:sz w:val="13"/>
               </w:rPr>
-              <w:t>C</w:t>
+              <w:t>E</w:t>
             </w:r>
           </w:p>
         </w:tc>
@@ -26014,7 +26100,7 @@
               <w:rPr>
                 <w:sz w:val="13"/>
               </w:rPr>
-              <w:t>276x</w:t>
+              <w:t>852x</w:t>
             </w:r>
           </w:p>
         </w:tc>
@@ -26028,7 +26114,7 @@
               <w:rPr>
                 <w:sz w:val="13"/>
               </w:rPr>
-              <w:t>1.0x</w:t>
+              <w:t>1.1x</w:t>
             </w:r>
           </w:p>
         </w:tc>
@@ -26056,7 +26142,7 @@
               <w:rPr>
                 <w:sz w:val="13"/>
               </w:rPr>
-              <w:t>10.9</w:t>
+              <w:t>14.0</w:t>
             </w:r>
           </w:p>
         </w:tc>
@@ -26070,7 +26156,7 @@
               <w:rPr>
                 <w:sz w:val="13"/>
               </w:rPr>
-              <w:t>open repriced from grey (+76.0% to +66.0%) before trading</w:t>
+              <w:t>gapped below grey at the open; instl 1.1x: placing barely covered</w:t>
             </w:r>
           </w:p>
         </w:tc>
@@ -26086,7 +26172,7 @@
               <w:rPr>
                 <w:sz w:val="13"/>
               </w:rPr>
-              <w:t>2573</w:t>
+              <w:t>2609</w:t>
             </w:r>
           </w:p>
         </w:tc>
@@ -26100,7 +26186,7 @@
               <w:rPr>
                 <w:sz w:val="13"/>
               </w:rPr>
-              <w:t>NEWTREND GROUP</w:t>
+              <w:t>BAYZED HEALTH</w:t>
             </w:r>
           </w:p>
         </w:tc>
@@ -26114,7 +26200,7 @@
               <w:rPr>
                 <w:sz w:val="13"/>
               </w:rPr>
-              <w:t>25-06-10</w:t>
+              <w:t>25-06-23</w:t>
             </w:r>
           </w:p>
         </w:tc>
@@ -26128,7 +26214,7 @@
               <w:rPr>
                 <w:sz w:val="13"/>
               </w:rPr>
-              <w:t>+72.5%</w:t>
+              <w:t>+25.8%</w:t>
             </w:r>
           </w:p>
         </w:tc>
@@ -26142,7 +26228,7 @@
               <w:rPr>
                 <w:sz w:val="13"/>
               </w:rPr>
-              <w:t>+60.0%</w:t>
+              <w:t>+24.4%</w:t>
             </w:r>
           </w:p>
         </w:tc>
@@ -26156,7 +26242,7 @@
               <w:rPr>
                 <w:sz w:val="13"/>
               </w:rPr>
-              <w:t>+21.4%</w:t>
+              <w:t>+42.2%</w:t>
             </w:r>
           </w:p>
         </w:tc>
@@ -26170,7 +26256,7 @@
               <w:rPr>
                 <w:sz w:val="13"/>
               </w:rPr>
-              <w:t>C</w:t>
+              <w:t>B</w:t>
             </w:r>
           </w:p>
         </w:tc>
@@ -26184,7 +26270,7 @@
               <w:rPr>
                 <w:sz w:val="13"/>
               </w:rPr>
-              <w:t>149x</w:t>
+              <w:t>25.9x</w:t>
             </w:r>
           </w:p>
         </w:tc>
@@ -26198,7 +26284,7 @@
               <w:rPr>
                 <w:sz w:val="13"/>
               </w:rPr>
-              <w:t>0.9x</w:t>
+              <w:t>1.0x</w:t>
             </w:r>
           </w:p>
         </w:tc>
@@ -26212,7 +26298,7 @@
               <w:rPr>
                 <w:sz w:val="13"/>
               </w:rPr>
-              <w:t>30</w:t>
+              <w:t>26</w:t>
             </w:r>
           </w:p>
         </w:tc>
@@ -26226,7 +26312,7 @@
               <w:rPr>
                 <w:sz w:val="13"/>
               </w:rPr>
-              <w:t>7.7</w:t>
+              <w:t>7.4</w:t>
             </w:r>
           </w:p>
         </w:tc>
@@ -26240,7 +26326,7 @@
               <w:rPr>
                 <w:sz w:val="13"/>
               </w:rPr>
-              <w:t>open repriced from grey (+72.5% to +60.0%) before trading</w:t>
+              <w:t>2025: hot greys extended 7/21 that year</w:t>
             </w:r>
           </w:p>
         </w:tc>
@@ -26256,7 +26342,7 @@
               <w:rPr>
                 <w:sz w:val="13"/>
               </w:rPr>
-              <w:t>2605</w:t>
+              <w:t>9881</w:t>
             </w:r>
           </w:p>
         </w:tc>
@@ -26270,7 +26356,7 @@
               <w:rPr>
                 <w:sz w:val="13"/>
               </w:rPr>
-              <w:t>METALIGHT</w:t>
+              <w:t>RONGTA TECH</w:t>
             </w:r>
           </w:p>
         </w:tc>
@@ -26298,7 +26384,7 @@
               <w:rPr>
                 <w:sz w:val="13"/>
               </w:rPr>
-              <w:t>-14.8%</w:t>
+              <w:t>+76.0%</w:t>
             </w:r>
           </w:p>
         </w:tc>
@@ -26312,7 +26398,7 @@
               <w:rPr>
                 <w:sz w:val="13"/>
               </w:rPr>
-              <w:t>-22.1%</w:t>
+              <w:t>+66.0%</w:t>
             </w:r>
           </w:p>
         </w:tc>
@@ -26326,7 +26412,7 @@
               <w:rPr>
                 <w:sz w:val="13"/>
               </w:rPr>
-              <w:t>-30.3%</w:t>
+              <w:t>+42.0%</w:t>
             </w:r>
           </w:p>
         </w:tc>
@@ -26340,7 +26426,7 @@
               <w:rPr>
                 <w:sz w:val="13"/>
               </w:rPr>
-              <w:t>E</w:t>
+              <w:t>C</w:t>
             </w:r>
           </w:p>
         </w:tc>
@@ -26354,7 +26440,7 @@
               <w:rPr>
                 <w:sz w:val="13"/>
               </w:rPr>
-              <w:t>274x</w:t>
+              <w:t>276x</w:t>
             </w:r>
           </w:p>
         </w:tc>
@@ -26368,7 +26454,7 @@
               <w:rPr>
                 <w:sz w:val="13"/>
               </w:rPr>
-              <w:t>2.5x</w:t>
+              <w:t>1.0x</w:t>
             </w:r>
           </w:p>
         </w:tc>
@@ -26382,7 +26468,7 @@
               <w:rPr>
                 <w:sz w:val="13"/>
               </w:rPr>
-              <w:t>0</w:t>
+              <w:t>44</w:t>
             </w:r>
           </w:p>
         </w:tc>
@@ -26396,7 +26482,7 @@
               <w:rPr>
                 <w:sz w:val="13"/>
               </w:rPr>
-              <w:t>16.1</w:t>
+              <w:t>10.9</w:t>
             </w:r>
           </w:p>
         </w:tc>
@@ -26410,7 +26496,7 @@
               <w:rPr>
                 <w:sz w:val="13"/>
               </w:rPr>
-              <w:t>open repriced from grey (-14.8% to -22.1%) before trading; gapped below grey at the open</w:t>
+              <w:t>open repriced from grey (+76.0% to +66.0%) before trading</w:t>
             </w:r>
           </w:p>
         </w:tc>
@@ -26426,7 +26512,7 @@
               <w:rPr>
                 <w:sz w:val="13"/>
               </w:rPr>
-              <w:t>2621</w:t>
+              <w:t>2573</w:t>
             </w:r>
           </w:p>
         </w:tc>
@@ -26440,7 +26526,7 @@
               <w:rPr>
                 <w:sz w:val="13"/>
               </w:rPr>
-              <w:t>SHOUHUI GROUP</w:t>
+              <w:t>NEWTREND GROUP</w:t>
             </w:r>
           </w:p>
         </w:tc>
@@ -26454,7 +26540,7 @@
               <w:rPr>
                 <w:sz w:val="13"/>
               </w:rPr>
-              <w:t>25-05-30</w:t>
+              <w:t>25-06-10</w:t>
             </w:r>
           </w:p>
         </w:tc>
@@ -26468,7 +26554,7 @@
               <w:rPr>
                 <w:sz w:val="13"/>
               </w:rPr>
-              <w:t>-1.6%</w:t>
+              <w:t>+72.5%</w:t>
             </w:r>
           </w:p>
         </w:tc>
@@ -26482,7 +26568,7 @@
               <w:rPr>
                 <w:sz w:val="13"/>
               </w:rPr>
-              <w:t>-7.2%</w:t>
+              <w:t>+60.0%</w:t>
             </w:r>
           </w:p>
         </w:tc>
@@ -26496,7 +26582,7 @@
               <w:rPr>
                 <w:sz w:val="13"/>
               </w:rPr>
-              <w:t>-18.2%</w:t>
+              <w:t>+21.4%</w:t>
             </w:r>
           </w:p>
         </w:tc>
@@ -26510,7 +26596,7 @@
               <w:rPr>
                 <w:sz w:val="13"/>
               </w:rPr>
-              <w:t>E</w:t>
+              <w:t>C</w:t>
             </w:r>
           </w:p>
         </w:tc>
@@ -26524,7 +26610,7 @@
               <w:rPr>
                 <w:sz w:val="13"/>
               </w:rPr>
-              <w:t>990x</w:t>
+              <w:t>149x</w:t>
             </w:r>
           </w:p>
         </w:tc>
@@ -26538,7 +26624,7 @@
               <w:rPr>
                 <w:sz w:val="13"/>
               </w:rPr>
-              <w:t>1.1x</w:t>
+              <w:t>0.9x</w:t>
             </w:r>
           </w:p>
         </w:tc>
@@ -26552,7 +26638,7 @@
               <w:rPr>
                 <w:sz w:val="13"/>
               </w:rPr>
-              <w:t>31</w:t>
+              <w:t>30</w:t>
             </w:r>
           </w:p>
         </w:tc>
@@ -26566,7 +26652,7 @@
               <w:rPr>
                 <w:sz w:val="13"/>
               </w:rPr>
-              <w:t>8.4</w:t>
+              <w:t>7.7</w:t>
             </w:r>
           </w:p>
         </w:tc>
@@ -26580,7 +26666,7 @@
               <w:rPr>
                 <w:sz w:val="13"/>
               </w:rPr>
-              <w:t>open repriced from grey (-1.6% to -7.2%) before trading; gapped below grey at the open; instl 1.1x: placing barely covered</w:t>
+              <w:t>open repriced from grey (+72.5% to +60.0%) before trading</w:t>
             </w:r>
           </w:p>
         </w:tc>
@@ -26596,7 +26682,7 @@
               <w:rPr>
                 <w:sz w:val="13"/>
               </w:rPr>
-              <w:t>2603</w:t>
+              <w:t>2605</w:t>
             </w:r>
           </w:p>
         </w:tc>
@@ -26610,7 +26696,7 @@
               <w:rPr>
                 <w:sz w:val="13"/>
               </w:rPr>
-              <w:t>JIHONG CO</w:t>
+              <w:t>METALIGHT</w:t>
             </w:r>
           </w:p>
         </w:tc>
@@ -26624,7 +26710,7 @@
               <w:rPr>
                 <w:sz w:val="13"/>
               </w:rPr>
-              <w:t>25-05-27</w:t>
+              <w:t>25-06-10</w:t>
             </w:r>
           </w:p>
         </w:tc>
@@ -26638,7 +26724,7 @@
               <w:rPr>
                 <w:sz w:val="13"/>
               </w:rPr>
-              <w:t>+23.8%</w:t>
+              <w:t>-14.8%</w:t>
             </w:r>
           </w:p>
         </w:tc>
@@ -26652,7 +26738,7 @@
               <w:rPr>
                 <w:sz w:val="13"/>
               </w:rPr>
-              <w:t>+43.2%</w:t>
+              <w:t>-22.1%</w:t>
             </w:r>
           </w:p>
         </w:tc>
@@ -26666,7 +26752,7 @@
               <w:rPr>
                 <w:sz w:val="13"/>
               </w:rPr>
-              <w:t>+39.1%</w:t>
+              <w:t>-30.3%</w:t>
             </w:r>
           </w:p>
         </w:tc>
@@ -26680,7 +26766,7 @@
               <w:rPr>
                 <w:sz w:val="13"/>
               </w:rPr>
-              <w:t>B</w:t>
+              <w:t>E</w:t>
             </w:r>
           </w:p>
         </w:tc>
@@ -26694,7 +26780,7 @@
               <w:rPr>
                 <w:sz w:val="13"/>
               </w:rPr>
-              <w:t>49.4x</w:t>
+              <w:t>274x</w:t>
             </w:r>
           </w:p>
         </w:tc>
@@ -26708,7 +26794,7 @@
               <w:rPr>
                 <w:sz w:val="13"/>
               </w:rPr>
-              <w:t>1.6x</w:t>
+              <w:t>2.5x</w:t>
             </w:r>
           </w:p>
         </w:tc>
@@ -26722,7 +26808,7 @@
               <w:rPr>
                 <w:sz w:val="13"/>
               </w:rPr>
-              <w:t>31</w:t>
+              <w:t>0</w:t>
             </w:r>
           </w:p>
         </w:tc>
@@ -26736,7 +26822,7 @@
               <w:rPr>
                 <w:sz w:val="13"/>
               </w:rPr>
-              <w:t>10.4</w:t>
+              <w:t>16.1</w:t>
             </w:r>
           </w:p>
         </w:tc>
@@ -26750,7 +26836,7 @@
               <w:rPr>
                 <w:sz w:val="13"/>
               </w:rPr>
-              <w:t>open repriced from grey (+23.8% to +43.2%) before trading; A+H, trades vs A-share reference; 2025: hot greys extended 6/18 that year</w:t>
+              <w:t>open repriced from grey (-14.8% to -22.1%) before trading; gapped below grey at the open</w:t>
             </w:r>
           </w:p>
         </w:tc>
@@ -26766,7 +26852,7 @@
               <w:rPr>
                 <w:sz w:val="13"/>
               </w:rPr>
-              <w:t>2625</w:t>
+              <w:t>2621</w:t>
             </w:r>
           </w:p>
         </w:tc>
@@ -26780,7 +26866,7 @@
               <w:rPr>
                 <w:sz w:val="13"/>
               </w:rPr>
-              <w:t>JIANGSU HORIZON</w:t>
+              <w:t>SHOUHUI GROUP</w:t>
             </w:r>
           </w:p>
         </w:tc>
@@ -26794,7 +26880,7 @@
               <w:rPr>
                 <w:sz w:val="13"/>
               </w:rPr>
-              <w:t>25-03-31</w:t>
+              <w:t>25-05-30</w:t>
             </w:r>
           </w:p>
         </w:tc>
@@ -26808,7 +26894,7 @@
               <w:rPr>
                 <w:sz w:val="13"/>
               </w:rPr>
-              <w:t>+28.8%</w:t>
+              <w:t>-1.6%</w:t>
             </w:r>
           </w:p>
         </w:tc>
@@ -26822,7 +26908,7 @@
               <w:rPr>
                 <w:sz w:val="13"/>
               </w:rPr>
-              <w:t>+37.6%</w:t>
+              <w:t>-7.2%</w:t>
             </w:r>
           </w:p>
         </w:tc>
@@ -26836,7 +26922,7 @@
               <w:rPr>
                 <w:sz w:val="13"/>
               </w:rPr>
-              <w:t>+0.0%</w:t>
+              <w:t>-18.2%</w:t>
             </w:r>
           </w:p>
         </w:tc>
@@ -26850,7 +26936,7 @@
               <w:rPr>
                 <w:sz w:val="13"/>
               </w:rPr>
-              <w:t>C</w:t>
+              <w:t>E</w:t>
             </w:r>
           </w:p>
         </w:tc>
@@ -26864,7 +26950,7 @@
               <w:rPr>
                 <w:sz w:val="13"/>
               </w:rPr>
-              <w:t>47.0x</w:t>
+              <w:t>990x</w:t>
             </w:r>
           </w:p>
         </w:tc>
@@ -26878,7 +26964,7 @@
               <w:rPr>
                 <w:sz w:val="13"/>
               </w:rPr>
-              <w:t>0.9x</w:t>
+              <w:t>1.1x</w:t>
             </w:r>
           </w:p>
         </w:tc>
@@ -26892,7 +26978,7 @@
               <w:rPr>
                 <w:sz w:val="13"/>
               </w:rPr>
-              <w:t>29</w:t>
+              <w:t>31</w:t>
             </w:r>
           </w:p>
         </w:tc>
@@ -26906,7 +26992,7 @@
               <w:rPr>
                 <w:sz w:val="13"/>
               </w:rPr>
-              <w:t>17.8</w:t>
+              <w:t>8.4</w:t>
             </w:r>
           </w:p>
         </w:tc>
@@ -26920,7 +27006,7 @@
               <w:rPr>
                 <w:sz w:val="13"/>
               </w:rPr>
-              <w:t>open repriced from grey (+28.8% to +37.6%) before trading</w:t>
+              <w:t>open repriced from grey (-1.6% to -7.2%) before trading; gapped below grey at the open; instl 1.1x: placing barely covered</w:t>
             </w:r>
           </w:p>
         </w:tc>
@@ -26936,7 +27022,7 @@
               <w:rPr>
                 <w:sz w:val="13"/>
               </w:rPr>
-              <w:t>2569</w:t>
+              <w:t>2603</w:t>
             </w:r>
           </w:p>
         </w:tc>
@@ -26950,7 +27036,7 @@
               <w:rPr>
                 <w:sz w:val="13"/>
               </w:rPr>
-              <w:t>SOFT INTL</w:t>
+              <w:t>JIHONG CO</w:t>
             </w:r>
           </w:p>
         </w:tc>
@@ -26964,7 +27050,7 @@
               <w:rPr>
                 <w:sz w:val="13"/>
               </w:rPr>
-              <w:t>25-03-27</w:t>
+              <w:t>25-05-27</w:t>
             </w:r>
           </w:p>
         </w:tc>
@@ -26978,7 +27064,7 @@
               <w:rPr>
                 <w:sz w:val="13"/>
               </w:rPr>
-              <w:t>-2.0%</w:t>
+              <w:t>+23.8%</w:t>
             </w:r>
           </w:p>
         </w:tc>
@@ -26992,7 +27078,7 @@
               <w:rPr>
                 <w:sz w:val="13"/>
               </w:rPr>
-              <w:t>-3.9%</w:t>
+              <w:t>+43.2%</w:t>
             </w:r>
           </w:p>
         </w:tc>
@@ -27006,7 +27092,7 @@
               <w:rPr>
                 <w:sz w:val="13"/>
               </w:rPr>
-              <w:t>+31.4%</w:t>
+              <w:t>+39.1%</w:t>
             </w:r>
           </w:p>
         </w:tc>
@@ -27020,7 +27106,7 @@
               <w:rPr>
                 <w:sz w:val="13"/>
               </w:rPr>
-              <w:t>A</w:t>
+              <w:t>B</w:t>
             </w:r>
           </w:p>
         </w:tc>
@@ -27034,7 +27120,7 @@
               <w:rPr>
                 <w:sz w:val="13"/>
               </w:rPr>
-              <w:t>167x</w:t>
+              <w:t>49.4x</w:t>
             </w:r>
           </w:p>
         </w:tc>
@@ -27048,7 +27134,7 @@
               <w:rPr>
                 <w:sz w:val="13"/>
               </w:rPr>
-              <w:t>1.0x</w:t>
+              <w:t>1.6x</w:t>
             </w:r>
           </w:p>
         </w:tc>
@@ -27062,7 +27148,7 @@
               <w:rPr>
                 <w:sz w:val="13"/>
               </w:rPr>
-              <w:t>0</w:t>
+              <w:t>31</w:t>
             </w:r>
           </w:p>
         </w:tc>
@@ -27076,7 +27162,7 @@
               <w:rPr>
                 <w:sz w:val="13"/>
               </w:rPr>
-              <w:t>25.0</w:t>
+              <w:t>10.4</w:t>
             </w:r>
           </w:p>
         </w:tc>
@@ -27090,7 +27176,7 @@
               <w:rPr>
                 <w:sz w:val="13"/>
               </w:rPr>
-              <w:t>grey inside +/-2.5% = flat, no signal</w:t>
+              <w:t>open repriced from grey (+23.8% to +43.2%) before trading; A+H, trades vs A-share reference; 2025: hot greys extended 7/21 that year</w:t>
             </w:r>
           </w:p>
         </w:tc>
@@ -27106,7 +27192,7 @@
               <w:rPr>
                 <w:sz w:val="13"/>
               </w:rPr>
-              <w:t>2561</w:t>
+              <w:t>1333</w:t>
             </w:r>
           </w:p>
         </w:tc>
@@ -27120,7 +27206,7 @@
               <w:rPr>
                 <w:sz w:val="13"/>
               </w:rPr>
-              <w:t>VISEN PHARMA-B</w:t>
+              <w:t>BRETON</w:t>
             </w:r>
           </w:p>
         </w:tc>
@@ -27134,7 +27220,7 @@
               <w:rPr>
                 <w:sz w:val="13"/>
               </w:rPr>
-              <w:t>25-03-21</w:t>
+              <w:t>25-05-07</w:t>
             </w:r>
           </w:p>
         </w:tc>
@@ -27148,7 +27234,7 @@
               <w:rPr>
                 <w:sz w:val="13"/>
               </w:rPr>
-              <w:t>-7.2%</w:t>
+              <w:t>+43.3%</w:t>
             </w:r>
           </w:p>
         </w:tc>
@@ -27162,7 +27248,7 @@
               <w:rPr>
                 <w:sz w:val="13"/>
               </w:rPr>
-              <w:t>+0.0%</w:t>
+              <w:t>+61.1%</w:t>
             </w:r>
           </w:p>
         </w:tc>
@@ -27176,7 +27262,7 @@
               <w:rPr>
                 <w:sz w:val="13"/>
               </w:rPr>
-              <w:t>+0.0%</w:t>
+              <w:t>+38.3%</w:t>
             </w:r>
           </w:p>
         </w:tc>
@@ -27190,7 +27276,7 @@
               <w:rPr>
                 <w:sz w:val="13"/>
               </w:rPr>
-              <w:t>E</w:t>
+              <w:t>C</w:t>
             </w:r>
           </w:p>
         </w:tc>
@@ -27204,7 +27290,7 @@
               <w:rPr>
                 <w:sz w:val="13"/>
               </w:rPr>
-              <w:t>72.6x</w:t>
+              <w:t>199x</w:t>
             </w:r>
           </w:p>
         </w:tc>
@@ -27218,7 +27304,7 @@
               <w:rPr>
                 <w:sz w:val="13"/>
               </w:rPr>
-              <w:t>1.6x</w:t>
+              <w:t>0.9x</w:t>
             </w:r>
           </w:p>
         </w:tc>
@@ -27232,7 +27318,7 @@
               <w:rPr>
                 <w:sz w:val="13"/>
               </w:rPr>
-              <w:t>65</w:t>
+              <w:t>23</w:t>
             </w:r>
           </w:p>
         </w:tc>
@@ -27246,7 +27332,7 @@
               <w:rPr>
                 <w:sz w:val="13"/>
               </w:rPr>
-              <w:t>3.2</w:t>
+              <w:t>2.6</w:t>
             </w:r>
           </w:p>
         </w:tc>
@@ -27260,7 +27346,7 @@
               <w:rPr>
                 <w:sz w:val="13"/>
               </w:rPr>
-              <w:t>open repriced from grey (-7.2% to +0.0%) before trading; retail only 72.6x; 65% locked in cornerstones</w:t>
+              <w:t>open repriced from grey (+43.3% to +61.1%) before trading; float 2.6% of cap</w:t>
             </w:r>
           </w:p>
         </w:tc>
@@ -27276,7 +27362,7 @@
               <w:rPr>
                 <w:sz w:val="13"/>
               </w:rPr>
-              <w:t>2596</w:t>
+              <w:t>2625</w:t>
             </w:r>
           </w:p>
         </w:tc>
@@ -27290,7 +27376,7 @@
               <w:rPr>
                 <w:sz w:val="13"/>
               </w:rPr>
-              <w:t>YIBIN BANK</w:t>
+              <w:t>JIANGSU HORIZON</w:t>
             </w:r>
           </w:p>
         </w:tc>
@@ -27304,7 +27390,7 @@
               <w:rPr>
                 <w:sz w:val="13"/>
               </w:rPr>
-              <w:t>25-01-13</w:t>
+              <w:t>25-03-31</w:t>
             </w:r>
           </w:p>
         </w:tc>
@@ -27318,7 +27404,7 @@
               <w:rPr>
                 <w:sz w:val="13"/>
               </w:rPr>
-              <w:t>-1.5%</w:t>
+              <w:t>+28.8%</w:t>
             </w:r>
           </w:p>
         </w:tc>
@@ -27332,26 +27418,26 @@
               <w:rPr>
                 <w:sz w:val="13"/>
               </w:rPr>
+              <w:t>+37.6%</w:t>
+            </w:r>
+          </w:p>
+        </w:tc>
+        <w:tc>
+          <w:tcPr>
+            <w:tcW w:type="dxa" w:w="680"/>
+          </w:tcPr>
+          <w:p>
+            <w:r/>
+            <w:r>
+              <w:rPr>
+                <w:sz w:val="13"/>
+              </w:rPr>
               <w:t>+0.0%</w:t>
             </w:r>
           </w:p>
         </w:tc>
         <w:tc>
           <w:tcPr>
-            <w:tcW w:type="dxa" w:w="680"/>
-          </w:tcPr>
-          <w:p>
-            <w:r/>
-            <w:r>
-              <w:rPr>
-                <w:sz w:val="13"/>
-              </w:rPr>
-              <w:t>+0.8%</w:t>
-            </w:r>
-          </w:p>
-        </w:tc>
-        <w:tc>
-          <w:tcPr>
             <w:tcW w:type="dxa" w:w="397"/>
           </w:tcPr>
           <w:p>
@@ -27360,7 +27446,7 @@
               <w:rPr>
                 <w:sz w:val="13"/>
               </w:rPr>
-              <w:t>A</w:t>
+              <w:t>C</w:t>
             </w:r>
           </w:p>
         </w:tc>
@@ -27374,7 +27460,7 @@
               <w:rPr>
                 <w:sz w:val="13"/>
               </w:rPr>
-              <w:t>0.2x</w:t>
+              <w:t>47.0x</w:t>
             </w:r>
           </w:p>
         </w:tc>
@@ -27388,7 +27474,7 @@
               <w:rPr>
                 <w:sz w:val="13"/>
               </w:rPr>
-              <w:t>1.1x</w:t>
+              <w:t>0.9x</w:t>
             </w:r>
           </w:p>
         </w:tc>
@@ -27402,7 +27488,7 @@
               <w:rPr>
                 <w:sz w:val="13"/>
               </w:rPr>
-              <w:t>0</w:t>
+              <w:t>29</w:t>
             </w:r>
           </w:p>
         </w:tc>
@@ -27416,7 +27502,7 @@
               <w:rPr>
                 <w:sz w:val="13"/>
               </w:rPr>
-              <w:t>16.9</w:t>
+              <w:t>17.8</w:t>
             </w:r>
           </w:p>
         </w:tc>
@@ -27430,7 +27516,7 @@
               <w:rPr>
                 <w:sz w:val="13"/>
               </w:rPr>
-              <w:t>grey inside +/-2.5% = flat, no signal; opened pinned at offer, CCB International Capital Limited held it, lifted intraday</w:t>
+              <w:t>open repriced from grey (+28.8% to +37.6%) before trading</w:t>
             </w:r>
           </w:p>
         </w:tc>
@@ -27446,7 +27532,7 @@
               <w:rPr>
                 <w:sz w:val="13"/>
               </w:rPr>
-              <w:t>2560</w:t>
+              <w:t>2569</w:t>
             </w:r>
           </w:p>
         </w:tc>
@@ -27460,7 +27546,7 @@
               <w:rPr>
                 <w:sz w:val="13"/>
               </w:rPr>
-              <w:t>CONCH MAT TECH</w:t>
+              <w:t>SOFT INTL</w:t>
             </w:r>
           </w:p>
         </w:tc>
@@ -27474,7 +27560,7 @@
               <w:rPr>
                 <w:sz w:val="13"/>
               </w:rPr>
-              <w:t>25-01-09</w:t>
+              <w:t>25-03-27</w:t>
             </w:r>
           </w:p>
         </w:tc>
@@ -27488,7 +27574,7 @@
               <w:rPr>
                 <w:sz w:val="13"/>
               </w:rPr>
-              <w:t>-31.3%</w:t>
+              <w:t>-2.0%</w:t>
             </w:r>
           </w:p>
         </w:tc>
@@ -27502,7 +27588,7 @@
               <w:rPr>
                 <w:sz w:val="13"/>
               </w:rPr>
-              <w:t>-40.0%</w:t>
+              <w:t>-3.9%</w:t>
             </w:r>
           </w:p>
         </w:tc>
@@ -27516,7 +27602,7 @@
               <w:rPr>
                 <w:sz w:val="13"/>
               </w:rPr>
-              <w:t>-47.7%</w:t>
+              <w:t>+31.4%</w:t>
             </w:r>
           </w:p>
         </w:tc>
@@ -27530,7 +27616,7 @@
               <w:rPr>
                 <w:sz w:val="13"/>
               </w:rPr>
-              <w:t>E</w:t>
+              <w:t>A</w:t>
             </w:r>
           </w:p>
         </w:tc>
@@ -27544,7 +27630,7 @@
               <w:rPr>
                 <w:sz w:val="13"/>
               </w:rPr>
-              <w:t>25.8x</w:t>
+              <w:t>167x</w:t>
             </w:r>
           </w:p>
         </w:tc>
@@ -27572,7 +27658,7 @@
               <w:rPr>
                 <w:sz w:val="13"/>
               </w:rPr>
-              <w:t>67</w:t>
+              <w:t>0</w:t>
             </w:r>
           </w:p>
         </w:tc>
@@ -27586,7 +27672,7 @@
               <w:rPr>
                 <w:sz w:val="13"/>
               </w:rPr>
-              <w:t>7.6</w:t>
+              <w:t>25.0</w:t>
             </w:r>
           </w:p>
         </w:tc>
@@ -27600,7 +27686,7 @@
               <w:rPr>
                 <w:sz w:val="13"/>
               </w:rPr>
-              <w:t>open repriced from grey (-31.3% to -40.0%) before trading; gapped below grey at the open; retail only 25.8x; instl 1.0x: placing barely covered; 67% locked in cornerstones</w:t>
+              <w:t>grey inside +/-2.5% = flat, no signal</w:t>
             </w:r>
           </w:p>
         </w:tc>
@@ -27616,7 +27702,7 @@
               <w:rPr>
                 <w:sz w:val="13"/>
               </w:rPr>
-              <w:t>2613</w:t>
+              <w:t>2561</w:t>
             </w:r>
           </w:p>
         </w:tc>
@@ -27630,7 +27716,7 @@
               <w:rPr>
                 <w:sz w:val="13"/>
               </w:rPr>
-              <w:t>CONTIOCEAN</w:t>
+              <w:t>VISEN PHARMA-B</w:t>
             </w:r>
           </w:p>
         </w:tc>
@@ -27644,7 +27730,7 @@
               <w:rPr>
                 <w:sz w:val="13"/>
               </w:rPr>
-              <w:t>25-01-09</w:t>
+              <w:t>25-03-21</w:t>
             </w:r>
           </w:p>
         </w:tc>
@@ -27658,7 +27744,7 @@
               <w:rPr>
                 <w:sz w:val="13"/>
               </w:rPr>
-              <w:t>+6.4%</w:t>
+              <w:t>-7.2%</w:t>
             </w:r>
           </w:p>
         </w:tc>
@@ -27672,7 +27758,7 @@
               <w:rPr>
                 <w:sz w:val="13"/>
               </w:rPr>
-              <w:t>+6.8%</w:t>
+              <w:t>+0.0%</w:t>
             </w:r>
           </w:p>
         </w:tc>
@@ -27686,7 +27772,7 @@
               <w:rPr>
                 <w:sz w:val="13"/>
               </w:rPr>
-              <w:t>+6.3%</w:t>
+              <w:t>+0.0%</w:t>
             </w:r>
           </w:p>
         </w:tc>
@@ -27700,7 +27786,7 @@
               <w:rPr>
                 <w:sz w:val="13"/>
               </w:rPr>
-              <w:t>C</w:t>
+              <w:t>E</w:t>
             </w:r>
           </w:p>
         </w:tc>
@@ -27714,7 +27800,7 @@
               <w:rPr>
                 <w:sz w:val="13"/>
               </w:rPr>
-              <w:t>55.3x</w:t>
+              <w:t>72.6x</w:t>
             </w:r>
           </w:p>
         </w:tc>
@@ -27728,7 +27814,7 @@
               <w:rPr>
                 <w:sz w:val="13"/>
               </w:rPr>
-              <w:t>0.9x</w:t>
+              <w:t>1.6x</w:t>
             </w:r>
           </w:p>
         </w:tc>
@@ -27742,7 +27828,7 @@
               <w:rPr>
                 <w:sz w:val="13"/>
               </w:rPr>
-              <w:t>85</w:t>
+              <w:t>65</w:t>
             </w:r>
           </w:p>
         </w:tc>
@@ -27756,7 +27842,7 @@
               <w:rPr>
                 <w:sz w:val="13"/>
               </w:rPr>
-              <w:t>3.8</w:t>
+              <w:t>3.2</w:t>
             </w:r>
           </w:p>
         </w:tc>
@@ -27770,7 +27856,7 @@
               <w:rPr>
                 <w:sz w:val="13"/>
               </w:rPr>
-              <w:t>85% locked in cornerstones</w:t>
+              <w:t>open repriced from grey (-7.2% to +0.0%) before trading; retail only 72.6x; 65% locked in cornerstones</w:t>
             </w:r>
           </w:p>
         </w:tc>
@@ -27786,7 +27872,7 @@
               <w:rPr>
                 <w:sz w:val="13"/>
               </w:rPr>
-              <w:t>2519</w:t>
+              <w:t>2596</w:t>
             </w:r>
           </w:p>
         </w:tc>
@@ -27800,7 +27886,7 @@
               <w:rPr>
                 <w:sz w:val="13"/>
               </w:rPr>
-              <w:t>AUGROUP</w:t>
+              <w:t>YIBIN BANK</w:t>
             </w:r>
           </w:p>
         </w:tc>
@@ -27814,7 +27900,7 @@
               <w:rPr>
                 <w:sz w:val="13"/>
               </w:rPr>
-              <w:t>24-11-08</w:t>
+              <w:t>25-01-13</w:t>
             </w:r>
           </w:p>
         </w:tc>
@@ -27828,7 +27914,7 @@
               <w:rPr>
                 <w:sz w:val="13"/>
               </w:rPr>
-              <w:t>-11.4%</w:t>
+              <w:t>-1.5%</w:t>
             </w:r>
           </w:p>
         </w:tc>
@@ -27842,7 +27928,7 @@
               <w:rPr>
                 <w:sz w:val="13"/>
               </w:rPr>
-              <w:t>-11.0%</w:t>
+              <w:t>+0.0%</w:t>
             </w:r>
           </w:p>
         </w:tc>
@@ -27856,7 +27942,7 @@
               <w:rPr>
                 <w:sz w:val="13"/>
               </w:rPr>
-              <w:t>-11.4%</w:t>
+              <w:t>+0.8%</w:t>
             </w:r>
           </w:p>
         </w:tc>
@@ -27870,7 +27956,7 @@
               <w:rPr>
                 <w:sz w:val="13"/>
               </w:rPr>
-              <w:t>E</w:t>
+              <w:t>A</w:t>
             </w:r>
           </w:p>
         </w:tc>
@@ -27884,7 +27970,7 @@
               <w:rPr>
                 <w:sz w:val="13"/>
               </w:rPr>
-              <w:t>17.7x</w:t>
+              <w:t>0.2x</w:t>
             </w:r>
           </w:p>
         </w:tc>
@@ -27898,7 +27984,7 @@
               <w:rPr>
                 <w:sz w:val="13"/>
               </w:rPr>
-              <w:t>2.5x</w:t>
+              <w:t>1.1x</w:t>
             </w:r>
           </w:p>
         </w:tc>
@@ -27912,7 +27998,7 @@
               <w:rPr>
                 <w:sz w:val="13"/>
               </w:rPr>
-              <w:t>24</w:t>
+              <w:t>0</w:t>
             </w:r>
           </w:p>
         </w:tc>
@@ -27926,7 +28012,7 @@
               <w:rPr>
                 <w:sz w:val="13"/>
               </w:rPr>
-              <w:t>5.5</w:t>
+              <w:t>16.9</w:t>
             </w:r>
           </w:p>
         </w:tc>
@@ -27940,7 +28026,7 @@
               <w:rPr>
                 <w:sz w:val="13"/>
               </w:rPr>
-              <w:t>retail only 17.7x</w:t>
+              <w:t>grey inside +/-2.5% = flat, no signal; opened pinned at offer, CCB International Capital Limited held it, lifted intraday</w:t>
             </w:r>
           </w:p>
         </w:tc>
@@ -27956,7 +28042,7 @@
               <w:rPr>
                 <w:sz w:val="13"/>
               </w:rPr>
-              <w:t>2567</w:t>
+              <w:t>2560</w:t>
             </w:r>
           </w:p>
         </w:tc>
@@ -27970,7 +28056,7 @@
               <w:rPr>
                 <w:sz w:val="13"/>
               </w:rPr>
-              <w:t>QINIU</w:t>
+              <w:t>CONCH MAT TECH</w:t>
             </w:r>
           </w:p>
         </w:tc>
@@ -27984,7 +28070,7 @@
               <w:rPr>
                 <w:sz w:val="13"/>
               </w:rPr>
-              <w:t>24-10-16</w:t>
+              <w:t>25-01-09</w:t>
             </w:r>
           </w:p>
         </w:tc>
@@ -27998,7 +28084,7 @@
               <w:rPr>
                 <w:sz w:val="13"/>
               </w:rPr>
-              <w:t>-33.1%</w:t>
+              <w:t>-31.3%</w:t>
             </w:r>
           </w:p>
         </w:tc>
@@ -28012,7 +28098,7 @@
               <w:rPr>
                 <w:sz w:val="13"/>
               </w:rPr>
-              <w:t>-41.8%</w:t>
+              <w:t>-40.0%</w:t>
             </w:r>
           </w:p>
         </w:tc>
@@ -28026,7 +28112,7 @@
               <w:rPr>
                 <w:sz w:val="13"/>
               </w:rPr>
-              <w:t>-56.7%</w:t>
+              <w:t>-47.7%</w:t>
             </w:r>
           </w:p>
         </w:tc>
@@ -28054,7 +28140,7 @@
               <w:rPr>
                 <w:sz w:val="13"/>
               </w:rPr>
-              <w:t>19.9x</w:t>
+              <w:t>25.8x</w:t>
             </w:r>
           </w:p>
         </w:tc>
@@ -28082,7 +28168,7 @@
               <w:rPr>
                 <w:sz w:val="13"/>
               </w:rPr>
-              <w:t>64</w:t>
+              <w:t>67</w:t>
             </w:r>
           </w:p>
         </w:tc>
@@ -28096,7 +28182,7 @@
               <w:rPr>
                 <w:sz w:val="13"/>
               </w:rPr>
-              <w:t>2.9</w:t>
+              <w:t>7.6</w:t>
             </w:r>
           </w:p>
         </w:tc>
@@ -28110,7 +28196,7 @@
               <w:rPr>
                 <w:sz w:val="13"/>
               </w:rPr>
-              <w:t>open repriced from grey (-33.1% to -41.8%) before trading; gapped below grey at the open; retail only 19.9x; instl 1.0x: placing barely covered; 64% locked in cornerstones</w:t>
+              <w:t>open repriced from grey (-31.3% to -40.0%) before trading; gapped below grey at the open; retail only 25.8x; instl 1.0x: placing barely covered; 67% locked in cornerstones</w:t>
             </w:r>
           </w:p>
         </w:tc>
@@ -28126,7 +28212,7 @@
               <w:rPr>
                 <w:sz w:val="13"/>
               </w:rPr>
-              <w:t>9639</w:t>
+              <w:t>2613</w:t>
             </w:r>
           </w:p>
         </w:tc>
@@ -28140,7 +28226,7 @@
               <w:rPr>
                 <w:sz w:val="13"/>
               </w:rPr>
-              <w:t>WING LEE DEV</w:t>
+              <w:t>CONTIOCEAN</w:t>
             </w:r>
           </w:p>
         </w:tc>
@@ -28154,7 +28240,7 @@
               <w:rPr>
                 <w:sz w:val="13"/>
               </w:rPr>
-              <w:t>24-10-09</w:t>
+              <w:t>25-01-09</w:t>
             </w:r>
           </w:p>
         </w:tc>
@@ -28168,7 +28254,7 @@
               <w:rPr>
                 <w:sz w:val="13"/>
               </w:rPr>
-              <w:t>-21.9%</w:t>
+              <w:t>+6.4%</w:t>
             </w:r>
           </w:p>
         </w:tc>
@@ -28182,7 +28268,7 @@
               <w:rPr>
                 <w:sz w:val="13"/>
               </w:rPr>
-              <w:t>-31.5%</w:t>
+              <w:t>+6.8%</w:t>
             </w:r>
           </w:p>
         </w:tc>
@@ -28196,7 +28282,7 @@
               <w:rPr>
                 <w:sz w:val="13"/>
               </w:rPr>
-              <w:t>-15.1%</w:t>
+              <w:t>+6.3%</w:t>
             </w:r>
           </w:p>
         </w:tc>
@@ -28210,7 +28296,7 @@
               <w:rPr>
                 <w:sz w:val="13"/>
               </w:rPr>
-              <w:t>E</w:t>
+              <w:t>C</w:t>
             </w:r>
           </w:p>
         </w:tc>
@@ -28224,7 +28310,7 @@
               <w:rPr>
                 <w:sz w:val="13"/>
               </w:rPr>
-              <w:t>121x</w:t>
+              <w:t>55.3x</w:t>
             </w:r>
           </w:p>
         </w:tc>
@@ -28238,7 +28324,7 @@
               <w:rPr>
                 <w:sz w:val="13"/>
               </w:rPr>
-              <w:t>1.1x</w:t>
+              <w:t>0.9x</w:t>
             </w:r>
           </w:p>
         </w:tc>
@@ -28252,7 +28338,7 @@
               <w:rPr>
                 <w:sz w:val="13"/>
               </w:rPr>
-              <w:t>21</w:t>
+              <w:t>85</w:t>
             </w:r>
           </w:p>
         </w:tc>
@@ -28266,7 +28352,7 @@
               <w:rPr>
                 <w:sz w:val="13"/>
               </w:rPr>
-              <w:t>19.7</w:t>
+              <w:t>3.8</w:t>
             </w:r>
           </w:p>
         </w:tc>
@@ -28280,7 +28366,7 @@
               <w:rPr>
                 <w:sz w:val="13"/>
               </w:rPr>
-              <w:t>open repriced from grey (-21.9% to -31.5%) before trading; gapped below grey at the open; retail only 121x; instl 1.1x: placing barely covered</w:t>
+              <w:t>85% locked in cornerstones</w:t>
             </w:r>
           </w:p>
         </w:tc>
@@ -28296,7 +28382,7 @@
               <w:rPr>
                 <w:sz w:val="13"/>
               </w:rPr>
-              <w:t>2576</w:t>
+              <w:t>2585</w:t>
             </w:r>
           </w:p>
         </w:tc>
@@ -28310,7 +28396,7 @@
               <w:rPr>
                 <w:sz w:val="13"/>
               </w:rPr>
-              <w:t>TAIMEI TECH</w:t>
+              <w:t>MOKINGRAN</w:t>
             </w:r>
           </w:p>
         </w:tc>
@@ -28324,7 +28410,7 @@
               <w:rPr>
                 <w:sz w:val="13"/>
               </w:rPr>
-              <w:t>24-10-08</w:t>
+              <w:t>24-11-29</w:t>
             </w:r>
           </w:p>
         </w:tc>
@@ -28338,7 +28424,7 @@
               <w:rPr>
                 <w:sz w:val="13"/>
               </w:rPr>
-              <w:t>-10.6%</w:t>
+              <w:t>+4.5%</w:t>
             </w:r>
           </w:p>
         </w:tc>
@@ -28352,7 +28438,7 @@
               <w:rPr>
                 <w:sz w:val="13"/>
               </w:rPr>
-              <w:t>-13.5%</w:t>
+              <w:t>+4.2%</w:t>
             </w:r>
           </w:p>
         </w:tc>
@@ -28366,7 +28452,7 @@
               <w:rPr>
                 <w:sz w:val="13"/>
               </w:rPr>
-              <w:t>-29.2%</w:t>
+              <w:t>+7.5%</w:t>
             </w:r>
           </w:p>
         </w:tc>
@@ -28380,7 +28466,7 @@
               <w:rPr>
                 <w:sz w:val="13"/>
               </w:rPr>
-              <w:t>E</w:t>
+              <w:t>B</w:t>
             </w:r>
           </w:p>
         </w:tc>
@@ -28394,7 +28480,7 @@
               <w:rPr>
                 <w:sz w:val="13"/>
               </w:rPr>
-              <w:t>156x</w:t>
+              <w:t>20.6x</w:t>
             </w:r>
           </w:p>
         </w:tc>
@@ -28408,7 +28494,7 @@
               <w:rPr>
                 <w:sz w:val="13"/>
               </w:rPr>
-              <w:t>2.6x</w:t>
+              <w:t>1.0x</w:t>
             </w:r>
           </w:p>
         </w:tc>
@@ -28422,7 +28508,7 @@
               <w:rPr>
                 <w:sz w:val="13"/>
               </w:rPr>
-              <w:t>0</w:t>
+              <w:t>40</w:t>
             </w:r>
           </w:p>
         </w:tc>
@@ -28436,7 +28522,7 @@
               <w:rPr>
                 <w:sz w:val="13"/>
               </w:rPr>
-              <w:t>5.2</w:t>
+              <w:t>9.7</w:t>
             </w:r>
           </w:p>
         </w:tc>
@@ -28450,7 +28536,7 @@
               <w:rPr>
                 <w:sz w:val="13"/>
               </w:rPr>
-              <w:t>gapped below grey at the open; retail only 156x</w:t>
+              <w:t>2024: hot greys extended 3/9 that year</w:t>
             </w:r>
           </w:p>
         </w:tc>
@@ -28466,7 +28552,7 @@
               <w:rPr>
                 <w:sz w:val="13"/>
               </w:rPr>
-              <w:t>2549</w:t>
+              <w:t>2582</w:t>
             </w:r>
           </w:p>
         </w:tc>
@@ -28480,7 +28566,7 @@
               <w:rPr>
                 <w:sz w:val="13"/>
               </w:rPr>
-              <w:t>CAROTE LTD</w:t>
+              <w:t>GUOFUHEE</w:t>
             </w:r>
           </w:p>
         </w:tc>
@@ -28494,7 +28580,7 @@
               <w:rPr>
                 <w:sz w:val="13"/>
               </w:rPr>
-              <w:t>24-10-02</w:t>
+              <w:t>24-11-15</w:t>
             </w:r>
           </w:p>
         </w:tc>
@@ -28508,7 +28594,7 @@
               <w:rPr>
                 <w:sz w:val="13"/>
               </w:rPr>
-              <w:t>+77.5%</w:t>
+              <w:t>+24.2%</w:t>
             </w:r>
           </w:p>
         </w:tc>
@@ -28522,7 +28608,7 @@
               <w:rPr>
                 <w:sz w:val="13"/>
               </w:rPr>
-              <w:t>+64.4%</w:t>
+              <w:t>+26.6%</w:t>
             </w:r>
           </w:p>
         </w:tc>
@@ -28536,7 +28622,7 @@
               <w:rPr>
                 <w:sz w:val="13"/>
               </w:rPr>
-              <w:t>+58.3%</w:t>
+              <w:t>+20.0%</w:t>
             </w:r>
           </w:p>
         </w:tc>
@@ -28564,7 +28650,7 @@
               <w:rPr>
                 <w:sz w:val="13"/>
               </w:rPr>
-              <w:t>1,347x</w:t>
+              <w:t>21.1x</w:t>
             </w:r>
           </w:p>
         </w:tc>
@@ -28578,7 +28664,7 @@
               <w:rPr>
                 <w:sz w:val="13"/>
               </w:rPr>
-              <w:t>7.9x</w:t>
+              <w:t>1.0x</w:t>
             </w:r>
           </w:p>
         </w:tc>
@@ -28592,7 +28678,7 @@
               <w:rPr>
                 <w:sz w:val="13"/>
               </w:rPr>
-              <w:t>42</w:t>
+              <w:t>81</w:t>
             </w:r>
           </w:p>
         </w:tc>
@@ -28606,7 +28692,7 @@
               <w:rPr>
                 <w:sz w:val="13"/>
               </w:rPr>
-              <w:t>15.7</w:t>
+              <w:t>1.1</w:t>
             </w:r>
           </w:p>
         </w:tc>
@@ -28620,7 +28706,7 @@
               <w:rPr>
                 <w:sz w:val="13"/>
               </w:rPr>
-              <w:t>open repriced from grey (+77.5% to +64.4%) before trading; instl 7.9x: holders sold into the open</w:t>
+              <w:t>float 1.1% of cap; 81% locked in cornerstones</w:t>
             </w:r>
           </w:p>
         </w:tc>
@@ -28636,7 +28722,7 @@
               <w:rPr>
                 <w:sz w:val="13"/>
               </w:rPr>
-              <w:t>1471</w:t>
+              <w:t>2519</w:t>
             </w:r>
           </w:p>
         </w:tc>
@@ -28650,7 +28736,7 @@
               <w:rPr>
                 <w:sz w:val="13"/>
               </w:rPr>
-              <w:t>ZHONGMIAO</w:t>
+              <w:t>AUGROUP</w:t>
             </w:r>
           </w:p>
         </w:tc>
@@ -28664,7 +28750,7 @@
               <w:rPr>
                 <w:sz w:val="13"/>
               </w:rPr>
-              <w:t>24-08-06</w:t>
+              <w:t>24-11-08</w:t>
             </w:r>
           </w:p>
         </w:tc>
@@ -28678,7 +28764,7 @@
               <w:rPr>
                 <w:sz w:val="13"/>
               </w:rPr>
-              <w:t>+3.1%</w:t>
+              <w:t>-11.4%</w:t>
             </w:r>
           </w:p>
         </w:tc>
@@ -28692,7 +28778,7 @@
               <w:rPr>
                 <w:sz w:val="13"/>
               </w:rPr>
-              <w:t>-1.7%</w:t>
+              <w:t>-11.0%</w:t>
             </w:r>
           </w:p>
         </w:tc>
@@ -28706,7 +28792,7 @@
               <w:rPr>
                 <w:sz w:val="13"/>
               </w:rPr>
-              <w:t>+5.0%</w:t>
+              <w:t>-11.4%</w:t>
             </w:r>
           </w:p>
         </w:tc>
@@ -28720,7 +28806,7 @@
               <w:rPr>
                 <w:sz w:val="13"/>
               </w:rPr>
-              <w:t>B</w:t>
+              <w:t>E</w:t>
             </w:r>
           </w:p>
         </w:tc>
@@ -28734,7 +28820,7 @@
               <w:rPr>
                 <w:sz w:val="13"/>
               </w:rPr>
-              <w:t>16.1x</w:t>
+              <w:t>17.7x</w:t>
             </w:r>
           </w:p>
         </w:tc>
@@ -28748,7 +28834,7 @@
               <w:rPr>
                 <w:sz w:val="13"/>
               </w:rPr>
-              <w:t>1.0x</w:t>
+              <w:t>2.5x</w:t>
             </w:r>
           </w:p>
         </w:tc>
@@ -28762,7 +28848,7 @@
               <w:rPr>
                 <w:sz w:val="13"/>
               </w:rPr>
-              <w:t>19</w:t>
+              <w:t>24</w:t>
             </w:r>
           </w:p>
         </w:tc>
@@ -28776,7 +28862,7 @@
               <w:rPr>
                 <w:sz w:val="13"/>
               </w:rPr>
-              <w:t>20.3</w:t>
+              <w:t>5.5</w:t>
             </w:r>
           </w:p>
         </w:tc>
@@ -28790,7 +28876,7 @@
               <w:rPr>
                 <w:sz w:val="13"/>
               </w:rPr>
-              <w:t>no factor in the row separates it from its group</w:t>
+              <w:t>retail only 17.7x</w:t>
             </w:r>
           </w:p>
         </w:tc>
@@ -28806,7 +28892,7 @@
               <w:rPr>
                 <w:sz w:val="13"/>
               </w:rPr>
-              <w:t>2545</w:t>
+              <w:t>2567</w:t>
             </w:r>
           </w:p>
         </w:tc>
@@ -28820,7 +28906,7 @@
               <w:rPr>
                 <w:sz w:val="13"/>
               </w:rPr>
-              <w:t>ZHONGGAN COMM</w:t>
+              <w:t>QINIU</w:t>
             </w:r>
           </w:p>
         </w:tc>
@@ -28834,7 +28920,7 @@
               <w:rPr>
                 <w:sz w:val="13"/>
               </w:rPr>
-              <w:t>24-07-03</w:t>
+              <w:t>24-10-16</w:t>
             </w:r>
           </w:p>
         </w:tc>
@@ -28848,7 +28934,7 @@
               <w:rPr>
                 <w:sz w:val="13"/>
               </w:rPr>
-              <w:t>-38.4%</w:t>
+              <w:t>-33.1%</w:t>
             </w:r>
           </w:p>
         </w:tc>
@@ -28862,7 +28948,7 @@
               <w:rPr>
                 <w:sz w:val="13"/>
               </w:rPr>
-              <w:t>-39.2%</w:t>
+              <w:t>-41.8%</w:t>
             </w:r>
           </w:p>
         </w:tc>
@@ -28876,7 +28962,7 @@
               <w:rPr>
                 <w:sz w:val="13"/>
               </w:rPr>
-              <w:t>-46.4%</w:t>
+              <w:t>-56.7%</w:t>
             </w:r>
           </w:p>
         </w:tc>
@@ -28904,7 +28990,7 @@
               <w:rPr>
                 <w:sz w:val="13"/>
               </w:rPr>
-              <w:t>196x</w:t>
+              <w:t>19.9x</w:t>
             </w:r>
           </w:p>
         </w:tc>
@@ -28918,7 +29004,7 @@
               <w:rPr>
                 <w:sz w:val="13"/>
               </w:rPr>
-              <w:t>1.5x</w:t>
+              <w:t>1.0x</w:t>
             </w:r>
           </w:p>
         </w:tc>
@@ -28932,7 +29018,7 @@
               <w:rPr>
                 <w:sz w:val="13"/>
               </w:rPr>
-              <w:t>0</w:t>
+              <w:t>64</w:t>
             </w:r>
           </w:p>
         </w:tc>
@@ -28946,7 +29032,7 @@
               <w:rPr>
                 <w:sz w:val="13"/>
               </w:rPr>
-              <w:t>25.0</w:t>
+              <w:t>2.9</w:t>
             </w:r>
           </w:p>
         </w:tc>
@@ -28960,7 +29046,7 @@
               <w:rPr>
                 <w:sz w:val="13"/>
               </w:rPr>
-              <w:t>retail only 196x</w:t>
+              <w:t>open repriced from grey (-33.1% to -41.8%) before trading; gapped below grey at the open; retail only 19.9x; instl 1.0x: placing barely covered; 64% locked in cornerstones</w:t>
             </w:r>
           </w:p>
         </w:tc>
@@ -28976,7 +29062,7 @@
               <w:rPr>
                 <w:sz w:val="13"/>
               </w:rPr>
-              <w:t>1354</w:t>
+              <w:t>9639</w:t>
             </w:r>
           </w:p>
         </w:tc>
@@ -28990,7 +29076,7 @@
               <w:rPr>
                 <w:sz w:val="13"/>
               </w:rPr>
-              <w:t>KINGFARPROPERTY</w:t>
+              <w:t>WING LEE DEV</w:t>
             </w:r>
           </w:p>
         </w:tc>
@@ -29004,7 +29090,7 @@
               <w:rPr>
                 <w:sz w:val="13"/>
               </w:rPr>
-              <w:t>24-07-03</w:t>
+              <w:t>24-10-09</w:t>
             </w:r>
           </w:p>
         </w:tc>
@@ -29018,7 +29104,7 @@
               <w:rPr>
                 <w:sz w:val="13"/>
               </w:rPr>
-              <w:t>+0.3%</w:t>
+              <w:t>-21.9%</w:t>
             </w:r>
           </w:p>
         </w:tc>
@@ -29032,7 +29118,7 @@
               <w:rPr>
                 <w:sz w:val="13"/>
               </w:rPr>
-              <w:t>+2.0%</w:t>
+              <w:t>-31.5%</w:t>
             </w:r>
           </w:p>
         </w:tc>
@@ -29046,7 +29132,7 @@
               <w:rPr>
                 <w:sz w:val="13"/>
               </w:rPr>
-              <w:t>-11.5%</w:t>
+              <w:t>-15.1%</w:t>
             </w:r>
           </w:p>
         </w:tc>
@@ -29060,7 +29146,7 @@
               <w:rPr>
                 <w:sz w:val="13"/>
               </w:rPr>
-              <w:t>D</w:t>
+              <w:t>E</w:t>
             </w:r>
           </w:p>
         </w:tc>
@@ -29074,7 +29160,7 @@
               <w:rPr>
                 <w:sz w:val="13"/>
               </w:rPr>
-              <w:t>119x</w:t>
+              <w:t>121x</w:t>
             </w:r>
           </w:p>
         </w:tc>
@@ -29088,7 +29174,7 @@
               <w:rPr>
                 <w:sz w:val="13"/>
               </w:rPr>
-              <w:t>1.0x</w:t>
+              <w:t>1.1x</w:t>
             </w:r>
           </w:p>
         </w:tc>
@@ -29102,7 +29188,7 @@
               <w:rPr>
                 <w:sz w:val="13"/>
               </w:rPr>
-              <w:t>43</w:t>
+              <w:t>21</w:t>
             </w:r>
           </w:p>
         </w:tc>
@@ -29116,7 +29202,7 @@
               <w:rPr>
                 <w:sz w:val="13"/>
               </w:rPr>
-              <w:t>14.2</w:t>
+              <w:t>19.7</w:t>
             </w:r>
           </w:p>
         </w:tc>
@@ -29130,7 +29216,7 @@
               <w:rPr>
                 <w:sz w:val="13"/>
               </w:rPr>
-              <w:t>grey inside +/-2.5% = flat, no signal; retail only 119x; instl 1.0x: placing barely covered</w:t>
+              <w:t>open repriced from grey (-21.9% to -31.5%) before trading; gapped below grey at the open; retail only 121x; instl 1.1x: placing barely covered</w:t>
             </w:r>
           </w:p>
         </w:tc>
@@ -29146,7 +29232,7 @@
               <w:rPr>
                 <w:sz w:val="13"/>
               </w:rPr>
-              <w:t>2479</w:t>
+              <w:t>2576</w:t>
             </w:r>
           </w:p>
         </w:tc>
@@ -29160,7 +29246,7 @@
               <w:rPr>
                 <w:sz w:val="13"/>
               </w:rPr>
-              <w:t>TIANJUDIHE</w:t>
+              <w:t>TAIMEI TECH</w:t>
             </w:r>
           </w:p>
         </w:tc>
@@ -29174,7 +29260,7 @@
               <w:rPr>
                 <w:sz w:val="13"/>
               </w:rPr>
-              <w:t>24-06-28</w:t>
+              <w:t>24-10-08</w:t>
             </w:r>
           </w:p>
         </w:tc>
@@ -29188,7 +29274,7 @@
               <w:rPr>
                 <w:sz w:val="13"/>
               </w:rPr>
-              <w:t>+32.6%</w:t>
+              <w:t>-10.6%</w:t>
             </w:r>
           </w:p>
         </w:tc>
@@ -29202,7 +29288,7 @@
               <w:rPr>
                 <w:sz w:val="13"/>
               </w:rPr>
-              <w:t>+35.6%</w:t>
+              <w:t>-13.5%</w:t>
             </w:r>
           </w:p>
         </w:tc>
@@ -29216,7 +29302,7 @@
               <w:rPr>
                 <w:sz w:val="13"/>
               </w:rPr>
-              <w:t>-27.8%</w:t>
+              <w:t>-29.2%</w:t>
             </w:r>
           </w:p>
         </w:tc>
@@ -29230,7 +29316,7 @@
               <w:rPr>
                 <w:sz w:val="13"/>
               </w:rPr>
-              <w:t>D</w:t>
+              <w:t>E</w:t>
             </w:r>
           </w:p>
         </w:tc>
@@ -29244,7 +29330,7 @@
               <w:rPr>
                 <w:sz w:val="13"/>
               </w:rPr>
-              <w:t>603x</w:t>
+              <w:t>156x</w:t>
             </w:r>
           </w:p>
         </w:tc>
@@ -29258,7 +29344,7 @@
               <w:rPr>
                 <w:sz w:val="13"/>
               </w:rPr>
-              <w:t>n/a</w:t>
+              <w:t>2.6x</w:t>
             </w:r>
           </w:p>
         </w:tc>
@@ -29272,7 +29358,7 @@
               <w:rPr>
                 <w:sz w:val="13"/>
               </w:rPr>
-              <w:t>80</w:t>
+              <w:t>0</w:t>
             </w:r>
           </w:p>
         </w:tc>
@@ -29286,7 +29372,7 @@
               <w:rPr>
                 <w:sz w:val="13"/>
               </w:rPr>
-              <w:t>2.0</w:t>
+              <w:t>5.2</w:t>
             </w:r>
           </w:p>
         </w:tc>
@@ -29300,7 +29386,7 @@
               <w:rPr>
                 <w:sz w:val="13"/>
               </w:rPr>
-              <w:t>float 2.0% of cap; 80% locked in cornerstones</w:t>
+              <w:t>gapped below grey at the open; retail only 156x</w:t>
             </w:r>
           </w:p>
         </w:tc>
@@ -29316,7 +29402,7 @@
               <w:rPr>
                 <w:sz w:val="13"/>
               </w:rPr>
-              <w:t>2881</w:t>
+              <w:t>2549</w:t>
             </w:r>
           </w:p>
         </w:tc>
@@ -29330,7 +29416,7 @@
               <w:rPr>
                 <w:sz w:val="13"/>
               </w:rPr>
-              <w:t>WUHAN YOUJI</w:t>
+              <w:t>CAROTE LTD</w:t>
             </w:r>
           </w:p>
         </w:tc>
@@ -29344,7 +29430,7 @@
               <w:rPr>
                 <w:sz w:val="13"/>
               </w:rPr>
-              <w:t>24-06-18</w:t>
+              <w:t>24-10-02</w:t>
             </w:r>
           </w:p>
         </w:tc>
@@ -29358,7 +29444,7 @@
               <w:rPr>
                 <w:sz w:val="13"/>
               </w:rPr>
-              <w:t>+71.6%</w:t>
+              <w:t>+77.5%</w:t>
             </w:r>
           </w:p>
         </w:tc>
@@ -29372,7 +29458,7 @@
               <w:rPr>
                 <w:sz w:val="13"/>
               </w:rPr>
-              <w:t>+79.6%</w:t>
+              <w:t>+64.4%</w:t>
             </w:r>
           </w:p>
         </w:tc>
@@ -29386,7 +29472,7 @@
               <w:rPr>
                 <w:sz w:val="13"/>
               </w:rPr>
-              <w:t>+27.6%</w:t>
+              <w:t>+58.3%</w:t>
             </w:r>
           </w:p>
         </w:tc>
@@ -29414,7 +29500,7 @@
               <w:rPr>
                 <w:sz w:val="13"/>
               </w:rPr>
-              <w:t>338x</w:t>
+              <w:t>1,347x</w:t>
             </w:r>
           </w:p>
         </w:tc>
@@ -29428,7 +29514,7 @@
               <w:rPr>
                 <w:sz w:val="13"/>
               </w:rPr>
-              <w:t>0.9x</w:t>
+              <w:t>7.9x</w:t>
             </w:r>
           </w:p>
         </w:tc>
@@ -29442,7 +29528,7 @@
               <w:rPr>
                 <w:sz w:val="13"/>
               </w:rPr>
-              <w:t>0</w:t>
+              <w:t>42</w:t>
             </w:r>
           </w:p>
         </w:tc>
@@ -29456,7 +29542,7 @@
               <w:rPr>
                 <w:sz w:val="13"/>
               </w:rPr>
-              <w:t>19.6</w:t>
+              <w:t>15.7</w:t>
             </w:r>
           </w:p>
         </w:tc>
@@ -29470,7 +29556,7 @@
               <w:rPr>
                 <w:sz w:val="13"/>
               </w:rPr>
-              <w:t>open repriced from grey (+71.6% to +79.6%) before trading</w:t>
+              <w:t>open repriced from grey (+77.5% to +64.4%) before trading; instl 7.9x: holders sold into the open</w:t>
             </w:r>
           </w:p>
         </w:tc>
@@ -29486,7 +29572,7 @@
               <w:rPr>
                 <w:sz w:val="13"/>
               </w:rPr>
-              <w:t>2898</w:t>
+              <w:t>0300</w:t>
             </w:r>
           </w:p>
         </w:tc>
@@ -29500,7 +29586,7 @@
               <w:rPr>
                 <w:sz w:val="13"/>
               </w:rPr>
-              <w:t>SUNHO BIO-B</w:t>
+              <w:t>MIDEA GROUP</w:t>
             </w:r>
           </w:p>
         </w:tc>
@@ -29514,7 +29600,7 @@
               <w:rPr>
                 <w:sz w:val="13"/>
               </w:rPr>
-              <w:t>24-05-24</w:t>
+              <w:t>24-09-17</w:t>
             </w:r>
           </w:p>
         </w:tc>
@@ -29528,7 +29614,7 @@
               <w:rPr>
                 <w:sz w:val="13"/>
               </w:rPr>
-              <w:t>+8.9%</w:t>
+              <w:t>+5.8%</w:t>
             </w:r>
           </w:p>
         </w:tc>
@@ -29542,7 +29628,7 @@
               <w:rPr>
                 <w:sz w:val="13"/>
               </w:rPr>
-              <w:t>+7.1%</w:t>
+              <w:t>+8.0%</w:t>
             </w:r>
           </w:p>
         </w:tc>
@@ -29556,7 +29642,7 @@
               <w:rPr>
                 <w:sz w:val="13"/>
               </w:rPr>
-              <w:t>+7.6%</w:t>
+              <w:t>+7.8%</w:t>
             </w:r>
           </w:p>
         </w:tc>
@@ -29570,7 +29656,7 @@
               <w:rPr>
                 <w:sz w:val="13"/>
               </w:rPr>
-              <w:t>C</w:t>
+              <w:t>B</w:t>
             </w:r>
           </w:p>
         </w:tc>
@@ -29584,7 +29670,7 @@
               <w:rPr>
                 <w:sz w:val="13"/>
               </w:rPr>
-              <w:t>10.1x</w:t>
+              <w:t>9.0x</w:t>
             </w:r>
           </w:p>
         </w:tc>
@@ -29598,7 +29684,7 @@
               <w:rPr>
                 <w:sz w:val="13"/>
               </w:rPr>
-              <w:t>1.3x</w:t>
+              <w:t>8.1x</w:t>
             </w:r>
           </w:p>
         </w:tc>
@@ -29612,7 +29698,7 @@
               <w:rPr>
                 <w:sz w:val="13"/>
               </w:rPr>
-              <w:t>9</w:t>
+              <w:t>36</w:t>
             </w:r>
           </w:p>
         </w:tc>
@@ -29626,7 +29712,7 @@
               <w:rPr>
                 <w:sz w:val="13"/>
               </w:rPr>
-              <w:t>19.8</w:t>
+              <w:t>4.8</w:t>
             </w:r>
           </w:p>
         </w:tc>
@@ -29640,7 +29726,7 @@
               <w:rPr>
                 <w:sz w:val="13"/>
               </w:rPr>
-              <w:t>no factor in the row separates it from its group</w:t>
+              <w:t>A+H, trades vs A-share reference; 2024: hot greys extended 3/9 that year</w:t>
             </w:r>
           </w:p>
         </w:tc>
@@ -29656,6 +29742,1536 @@
               <w:rPr>
                 <w:sz w:val="13"/>
               </w:rPr>
+              <w:t>1471</w:t>
+            </w:r>
+          </w:p>
+        </w:tc>
+        <w:tc>
+          <w:tcPr>
+            <w:tcW w:type="dxa" w:w="1247"/>
+          </w:tcPr>
+          <w:p>
+            <w:r/>
+            <w:r>
+              <w:rPr>
+                <w:sz w:val="13"/>
+              </w:rPr>
+              <w:t>ZHONGMIAO</w:t>
+            </w:r>
+          </w:p>
+        </w:tc>
+        <w:tc>
+          <w:tcPr>
+            <w:tcW w:type="dxa" w:w="737"/>
+          </w:tcPr>
+          <w:p>
+            <w:r/>
+            <w:r>
+              <w:rPr>
+                <w:sz w:val="13"/>
+              </w:rPr>
+              <w:t>24-08-06</w:t>
+            </w:r>
+          </w:p>
+        </w:tc>
+        <w:tc>
+          <w:tcPr>
+            <w:tcW w:type="dxa" w:w="680"/>
+          </w:tcPr>
+          <w:p>
+            <w:r/>
+            <w:r>
+              <w:rPr>
+                <w:sz w:val="13"/>
+              </w:rPr>
+              <w:t>+3.1%</w:t>
+            </w:r>
+          </w:p>
+        </w:tc>
+        <w:tc>
+          <w:tcPr>
+            <w:tcW w:type="dxa" w:w="680"/>
+          </w:tcPr>
+          <w:p>
+            <w:r/>
+            <w:r>
+              <w:rPr>
+                <w:sz w:val="13"/>
+              </w:rPr>
+              <w:t>-1.7%</w:t>
+            </w:r>
+          </w:p>
+        </w:tc>
+        <w:tc>
+          <w:tcPr>
+            <w:tcW w:type="dxa" w:w="680"/>
+          </w:tcPr>
+          <w:p>
+            <w:r/>
+            <w:r>
+              <w:rPr>
+                <w:sz w:val="13"/>
+              </w:rPr>
+              <w:t>+5.0%</w:t>
+            </w:r>
+          </w:p>
+        </w:tc>
+        <w:tc>
+          <w:tcPr>
+            <w:tcW w:type="dxa" w:w="397"/>
+          </w:tcPr>
+          <w:p>
+            <w:r/>
+            <w:r>
+              <w:rPr>
+                <w:sz w:val="13"/>
+              </w:rPr>
+              <w:t>B</w:t>
+            </w:r>
+          </w:p>
+        </w:tc>
+        <w:tc>
+          <w:tcPr>
+            <w:tcW w:type="dxa" w:w="737"/>
+          </w:tcPr>
+          <w:p>
+            <w:r/>
+            <w:r>
+              <w:rPr>
+                <w:sz w:val="13"/>
+              </w:rPr>
+              <w:t>16.1x</w:t>
+            </w:r>
+          </w:p>
+        </w:tc>
+        <w:tc>
+          <w:tcPr>
+            <w:tcW w:type="dxa" w:w="567"/>
+          </w:tcPr>
+          <w:p>
+            <w:r/>
+            <w:r>
+              <w:rPr>
+                <w:sz w:val="13"/>
+              </w:rPr>
+              <w:t>1.0x</w:t>
+            </w:r>
+          </w:p>
+        </w:tc>
+        <w:tc>
+          <w:tcPr>
+            <w:tcW w:type="dxa" w:w="510"/>
+          </w:tcPr>
+          <w:p>
+            <w:r/>
+            <w:r>
+              <w:rPr>
+                <w:sz w:val="13"/>
+              </w:rPr>
+              <w:t>19</w:t>
+            </w:r>
+          </w:p>
+        </w:tc>
+        <w:tc>
+          <w:tcPr>
+            <w:tcW w:type="dxa" w:w="567"/>
+          </w:tcPr>
+          <w:p>
+            <w:r/>
+            <w:r>
+              <w:rPr>
+                <w:sz w:val="13"/>
+              </w:rPr>
+              <w:t>20.3</w:t>
+            </w:r>
+          </w:p>
+        </w:tc>
+        <w:tc>
+          <w:tcPr>
+            <w:tcW w:type="dxa" w:w="2778"/>
+          </w:tcPr>
+          <w:p>
+            <w:r/>
+            <w:r>
+              <w:rPr>
+                <w:sz w:val="13"/>
+              </w:rPr>
+              <w:t>2024: hot greys extended 3/9 that year</w:t>
+            </w:r>
+          </w:p>
+        </w:tc>
+      </w:tr>
+      <w:tr>
+        <w:tc>
+          <w:tcPr>
+            <w:tcW w:type="dxa" w:w="567"/>
+          </w:tcPr>
+          <w:p>
+            <w:r/>
+            <w:r>
+              <w:rPr>
+                <w:sz w:val="13"/>
+              </w:rPr>
+              <w:t>2545</w:t>
+            </w:r>
+          </w:p>
+        </w:tc>
+        <w:tc>
+          <w:tcPr>
+            <w:tcW w:type="dxa" w:w="1247"/>
+          </w:tcPr>
+          <w:p>
+            <w:r/>
+            <w:r>
+              <w:rPr>
+                <w:sz w:val="13"/>
+              </w:rPr>
+              <w:t>ZHONGGAN COMM</w:t>
+            </w:r>
+          </w:p>
+        </w:tc>
+        <w:tc>
+          <w:tcPr>
+            <w:tcW w:type="dxa" w:w="737"/>
+          </w:tcPr>
+          <w:p>
+            <w:r/>
+            <w:r>
+              <w:rPr>
+                <w:sz w:val="13"/>
+              </w:rPr>
+              <w:t>24-07-03</w:t>
+            </w:r>
+          </w:p>
+        </w:tc>
+        <w:tc>
+          <w:tcPr>
+            <w:tcW w:type="dxa" w:w="680"/>
+          </w:tcPr>
+          <w:p>
+            <w:r/>
+            <w:r>
+              <w:rPr>
+                <w:sz w:val="13"/>
+              </w:rPr>
+              <w:t>-38.4%</w:t>
+            </w:r>
+          </w:p>
+        </w:tc>
+        <w:tc>
+          <w:tcPr>
+            <w:tcW w:type="dxa" w:w="680"/>
+          </w:tcPr>
+          <w:p>
+            <w:r/>
+            <w:r>
+              <w:rPr>
+                <w:sz w:val="13"/>
+              </w:rPr>
+              <w:t>-39.2%</w:t>
+            </w:r>
+          </w:p>
+        </w:tc>
+        <w:tc>
+          <w:tcPr>
+            <w:tcW w:type="dxa" w:w="680"/>
+          </w:tcPr>
+          <w:p>
+            <w:r/>
+            <w:r>
+              <w:rPr>
+                <w:sz w:val="13"/>
+              </w:rPr>
+              <w:t>-46.4%</w:t>
+            </w:r>
+          </w:p>
+        </w:tc>
+        <w:tc>
+          <w:tcPr>
+            <w:tcW w:type="dxa" w:w="397"/>
+          </w:tcPr>
+          <w:p>
+            <w:r/>
+            <w:r>
+              <w:rPr>
+                <w:sz w:val="13"/>
+              </w:rPr>
+              <w:t>E</w:t>
+            </w:r>
+          </w:p>
+        </w:tc>
+        <w:tc>
+          <w:tcPr>
+            <w:tcW w:type="dxa" w:w="737"/>
+          </w:tcPr>
+          <w:p>
+            <w:r/>
+            <w:r>
+              <w:rPr>
+                <w:sz w:val="13"/>
+              </w:rPr>
+              <w:t>196x</w:t>
+            </w:r>
+          </w:p>
+        </w:tc>
+        <w:tc>
+          <w:tcPr>
+            <w:tcW w:type="dxa" w:w="567"/>
+          </w:tcPr>
+          <w:p>
+            <w:r/>
+            <w:r>
+              <w:rPr>
+                <w:sz w:val="13"/>
+              </w:rPr>
+              <w:t>1.5x</w:t>
+            </w:r>
+          </w:p>
+        </w:tc>
+        <w:tc>
+          <w:tcPr>
+            <w:tcW w:type="dxa" w:w="510"/>
+          </w:tcPr>
+          <w:p>
+            <w:r/>
+            <w:r>
+              <w:rPr>
+                <w:sz w:val="13"/>
+              </w:rPr>
+              <w:t>0</w:t>
+            </w:r>
+          </w:p>
+        </w:tc>
+        <w:tc>
+          <w:tcPr>
+            <w:tcW w:type="dxa" w:w="567"/>
+          </w:tcPr>
+          <w:p>
+            <w:r/>
+            <w:r>
+              <w:rPr>
+                <w:sz w:val="13"/>
+              </w:rPr>
+              <w:t>25.0</w:t>
+            </w:r>
+          </w:p>
+        </w:tc>
+        <w:tc>
+          <w:tcPr>
+            <w:tcW w:type="dxa" w:w="2778"/>
+          </w:tcPr>
+          <w:p>
+            <w:r/>
+            <w:r>
+              <w:rPr>
+                <w:sz w:val="13"/>
+              </w:rPr>
+              <w:t>retail only 196x</w:t>
+            </w:r>
+          </w:p>
+        </w:tc>
+      </w:tr>
+      <w:tr>
+        <w:tc>
+          <w:tcPr>
+            <w:tcW w:type="dxa" w:w="567"/>
+          </w:tcPr>
+          <w:p>
+            <w:r/>
+            <w:r>
+              <w:rPr>
+                <w:sz w:val="13"/>
+              </w:rPr>
+              <w:t>1354</w:t>
+            </w:r>
+          </w:p>
+        </w:tc>
+        <w:tc>
+          <w:tcPr>
+            <w:tcW w:type="dxa" w:w="1247"/>
+          </w:tcPr>
+          <w:p>
+            <w:r/>
+            <w:r>
+              <w:rPr>
+                <w:sz w:val="13"/>
+              </w:rPr>
+              <w:t>KINGFARPROPERTY</w:t>
+            </w:r>
+          </w:p>
+        </w:tc>
+        <w:tc>
+          <w:tcPr>
+            <w:tcW w:type="dxa" w:w="737"/>
+          </w:tcPr>
+          <w:p>
+            <w:r/>
+            <w:r>
+              <w:rPr>
+                <w:sz w:val="13"/>
+              </w:rPr>
+              <w:t>24-07-03</w:t>
+            </w:r>
+          </w:p>
+        </w:tc>
+        <w:tc>
+          <w:tcPr>
+            <w:tcW w:type="dxa" w:w="680"/>
+          </w:tcPr>
+          <w:p>
+            <w:r/>
+            <w:r>
+              <w:rPr>
+                <w:sz w:val="13"/>
+              </w:rPr>
+              <w:t>+0.3%</w:t>
+            </w:r>
+          </w:p>
+        </w:tc>
+        <w:tc>
+          <w:tcPr>
+            <w:tcW w:type="dxa" w:w="680"/>
+          </w:tcPr>
+          <w:p>
+            <w:r/>
+            <w:r>
+              <w:rPr>
+                <w:sz w:val="13"/>
+              </w:rPr>
+              <w:t>+2.0%</w:t>
+            </w:r>
+          </w:p>
+        </w:tc>
+        <w:tc>
+          <w:tcPr>
+            <w:tcW w:type="dxa" w:w="680"/>
+          </w:tcPr>
+          <w:p>
+            <w:r/>
+            <w:r>
+              <w:rPr>
+                <w:sz w:val="13"/>
+              </w:rPr>
+              <w:t>-11.5%</w:t>
+            </w:r>
+          </w:p>
+        </w:tc>
+        <w:tc>
+          <w:tcPr>
+            <w:tcW w:type="dxa" w:w="397"/>
+          </w:tcPr>
+          <w:p>
+            <w:r/>
+            <w:r>
+              <w:rPr>
+                <w:sz w:val="13"/>
+              </w:rPr>
+              <w:t>D</w:t>
+            </w:r>
+          </w:p>
+        </w:tc>
+        <w:tc>
+          <w:tcPr>
+            <w:tcW w:type="dxa" w:w="737"/>
+          </w:tcPr>
+          <w:p>
+            <w:r/>
+            <w:r>
+              <w:rPr>
+                <w:sz w:val="13"/>
+              </w:rPr>
+              <w:t>119x</w:t>
+            </w:r>
+          </w:p>
+        </w:tc>
+        <w:tc>
+          <w:tcPr>
+            <w:tcW w:type="dxa" w:w="567"/>
+          </w:tcPr>
+          <w:p>
+            <w:r/>
+            <w:r>
+              <w:rPr>
+                <w:sz w:val="13"/>
+              </w:rPr>
+              <w:t>1.0x</w:t>
+            </w:r>
+          </w:p>
+        </w:tc>
+        <w:tc>
+          <w:tcPr>
+            <w:tcW w:type="dxa" w:w="510"/>
+          </w:tcPr>
+          <w:p>
+            <w:r/>
+            <w:r>
+              <w:rPr>
+                <w:sz w:val="13"/>
+              </w:rPr>
+              <w:t>43</w:t>
+            </w:r>
+          </w:p>
+        </w:tc>
+        <w:tc>
+          <w:tcPr>
+            <w:tcW w:type="dxa" w:w="567"/>
+          </w:tcPr>
+          <w:p>
+            <w:r/>
+            <w:r>
+              <w:rPr>
+                <w:sz w:val="13"/>
+              </w:rPr>
+              <w:t>14.2</w:t>
+            </w:r>
+          </w:p>
+        </w:tc>
+        <w:tc>
+          <w:tcPr>
+            <w:tcW w:type="dxa" w:w="2778"/>
+          </w:tcPr>
+          <w:p>
+            <w:r/>
+            <w:r>
+              <w:rPr>
+                <w:sz w:val="13"/>
+              </w:rPr>
+              <w:t>grey inside +/-2.5% = flat, no signal; retail only 119x; instl 1.0x: placing barely covered</w:t>
+            </w:r>
+          </w:p>
+        </w:tc>
+      </w:tr>
+      <w:tr>
+        <w:tc>
+          <w:tcPr>
+            <w:tcW w:type="dxa" w:w="567"/>
+          </w:tcPr>
+          <w:p>
+            <w:r/>
+            <w:r>
+              <w:rPr>
+                <w:sz w:val="13"/>
+              </w:rPr>
+              <w:t>2479</w:t>
+            </w:r>
+          </w:p>
+        </w:tc>
+        <w:tc>
+          <w:tcPr>
+            <w:tcW w:type="dxa" w:w="1247"/>
+          </w:tcPr>
+          <w:p>
+            <w:r/>
+            <w:r>
+              <w:rPr>
+                <w:sz w:val="13"/>
+              </w:rPr>
+              <w:t>TIANJUDIHE</w:t>
+            </w:r>
+          </w:p>
+        </w:tc>
+        <w:tc>
+          <w:tcPr>
+            <w:tcW w:type="dxa" w:w="737"/>
+          </w:tcPr>
+          <w:p>
+            <w:r/>
+            <w:r>
+              <w:rPr>
+                <w:sz w:val="13"/>
+              </w:rPr>
+              <w:t>24-06-28</w:t>
+            </w:r>
+          </w:p>
+        </w:tc>
+        <w:tc>
+          <w:tcPr>
+            <w:tcW w:type="dxa" w:w="680"/>
+          </w:tcPr>
+          <w:p>
+            <w:r/>
+            <w:r>
+              <w:rPr>
+                <w:sz w:val="13"/>
+              </w:rPr>
+              <w:t>+32.6%</w:t>
+            </w:r>
+          </w:p>
+        </w:tc>
+        <w:tc>
+          <w:tcPr>
+            <w:tcW w:type="dxa" w:w="680"/>
+          </w:tcPr>
+          <w:p>
+            <w:r/>
+            <w:r>
+              <w:rPr>
+                <w:sz w:val="13"/>
+              </w:rPr>
+              <w:t>+35.6%</w:t>
+            </w:r>
+          </w:p>
+        </w:tc>
+        <w:tc>
+          <w:tcPr>
+            <w:tcW w:type="dxa" w:w="680"/>
+          </w:tcPr>
+          <w:p>
+            <w:r/>
+            <w:r>
+              <w:rPr>
+                <w:sz w:val="13"/>
+              </w:rPr>
+              <w:t>-27.8%</w:t>
+            </w:r>
+          </w:p>
+        </w:tc>
+        <w:tc>
+          <w:tcPr>
+            <w:tcW w:type="dxa" w:w="397"/>
+          </w:tcPr>
+          <w:p>
+            <w:r/>
+            <w:r>
+              <w:rPr>
+                <w:sz w:val="13"/>
+              </w:rPr>
+              <w:t>D</w:t>
+            </w:r>
+          </w:p>
+        </w:tc>
+        <w:tc>
+          <w:tcPr>
+            <w:tcW w:type="dxa" w:w="737"/>
+          </w:tcPr>
+          <w:p>
+            <w:r/>
+            <w:r>
+              <w:rPr>
+                <w:sz w:val="13"/>
+              </w:rPr>
+              <w:t>603x</w:t>
+            </w:r>
+          </w:p>
+        </w:tc>
+        <w:tc>
+          <w:tcPr>
+            <w:tcW w:type="dxa" w:w="567"/>
+          </w:tcPr>
+          <w:p>
+            <w:r/>
+            <w:r>
+              <w:rPr>
+                <w:sz w:val="13"/>
+              </w:rPr>
+              <w:t>n/a</w:t>
+            </w:r>
+          </w:p>
+        </w:tc>
+        <w:tc>
+          <w:tcPr>
+            <w:tcW w:type="dxa" w:w="510"/>
+          </w:tcPr>
+          <w:p>
+            <w:r/>
+            <w:r>
+              <w:rPr>
+                <w:sz w:val="13"/>
+              </w:rPr>
+              <w:t>80</w:t>
+            </w:r>
+          </w:p>
+        </w:tc>
+        <w:tc>
+          <w:tcPr>
+            <w:tcW w:type="dxa" w:w="567"/>
+          </w:tcPr>
+          <w:p>
+            <w:r/>
+            <w:r>
+              <w:rPr>
+                <w:sz w:val="13"/>
+              </w:rPr>
+              <w:t>2.0</w:t>
+            </w:r>
+          </w:p>
+        </w:tc>
+        <w:tc>
+          <w:tcPr>
+            <w:tcW w:type="dxa" w:w="2778"/>
+          </w:tcPr>
+          <w:p>
+            <w:r/>
+            <w:r>
+              <w:rPr>
+                <w:sz w:val="13"/>
+              </w:rPr>
+              <w:t>float 2.0% of cap; 80% locked in cornerstones</w:t>
+            </w:r>
+          </w:p>
+        </w:tc>
+      </w:tr>
+      <w:tr>
+        <w:tc>
+          <w:tcPr>
+            <w:tcW w:type="dxa" w:w="567"/>
+          </w:tcPr>
+          <w:p>
+            <w:r/>
+            <w:r>
+              <w:rPr>
+                <w:sz w:val="13"/>
+              </w:rPr>
+              <w:t>2881</w:t>
+            </w:r>
+          </w:p>
+        </w:tc>
+        <w:tc>
+          <w:tcPr>
+            <w:tcW w:type="dxa" w:w="1247"/>
+          </w:tcPr>
+          <w:p>
+            <w:r/>
+            <w:r>
+              <w:rPr>
+                <w:sz w:val="13"/>
+              </w:rPr>
+              <w:t>WUHAN YOUJI</w:t>
+            </w:r>
+          </w:p>
+        </w:tc>
+        <w:tc>
+          <w:tcPr>
+            <w:tcW w:type="dxa" w:w="737"/>
+          </w:tcPr>
+          <w:p>
+            <w:r/>
+            <w:r>
+              <w:rPr>
+                <w:sz w:val="13"/>
+              </w:rPr>
+              <w:t>24-06-18</w:t>
+            </w:r>
+          </w:p>
+        </w:tc>
+        <w:tc>
+          <w:tcPr>
+            <w:tcW w:type="dxa" w:w="680"/>
+          </w:tcPr>
+          <w:p>
+            <w:r/>
+            <w:r>
+              <w:rPr>
+                <w:sz w:val="13"/>
+              </w:rPr>
+              <w:t>+71.6%</w:t>
+            </w:r>
+          </w:p>
+        </w:tc>
+        <w:tc>
+          <w:tcPr>
+            <w:tcW w:type="dxa" w:w="680"/>
+          </w:tcPr>
+          <w:p>
+            <w:r/>
+            <w:r>
+              <w:rPr>
+                <w:sz w:val="13"/>
+              </w:rPr>
+              <w:t>+79.6%</w:t>
+            </w:r>
+          </w:p>
+        </w:tc>
+        <w:tc>
+          <w:tcPr>
+            <w:tcW w:type="dxa" w:w="680"/>
+          </w:tcPr>
+          <w:p>
+            <w:r/>
+            <w:r>
+              <w:rPr>
+                <w:sz w:val="13"/>
+              </w:rPr>
+              <w:t>+27.6%</w:t>
+            </w:r>
+          </w:p>
+        </w:tc>
+        <w:tc>
+          <w:tcPr>
+            <w:tcW w:type="dxa" w:w="397"/>
+          </w:tcPr>
+          <w:p>
+            <w:r/>
+            <w:r>
+              <w:rPr>
+                <w:sz w:val="13"/>
+              </w:rPr>
+              <w:t>C</w:t>
+            </w:r>
+          </w:p>
+        </w:tc>
+        <w:tc>
+          <w:tcPr>
+            <w:tcW w:type="dxa" w:w="737"/>
+          </w:tcPr>
+          <w:p>
+            <w:r/>
+            <w:r>
+              <w:rPr>
+                <w:sz w:val="13"/>
+              </w:rPr>
+              <w:t>338x</w:t>
+            </w:r>
+          </w:p>
+        </w:tc>
+        <w:tc>
+          <w:tcPr>
+            <w:tcW w:type="dxa" w:w="567"/>
+          </w:tcPr>
+          <w:p>
+            <w:r/>
+            <w:r>
+              <w:rPr>
+                <w:sz w:val="13"/>
+              </w:rPr>
+              <w:t>0.9x</w:t>
+            </w:r>
+          </w:p>
+        </w:tc>
+        <w:tc>
+          <w:tcPr>
+            <w:tcW w:type="dxa" w:w="510"/>
+          </w:tcPr>
+          <w:p>
+            <w:r/>
+            <w:r>
+              <w:rPr>
+                <w:sz w:val="13"/>
+              </w:rPr>
+              <w:t>0</w:t>
+            </w:r>
+          </w:p>
+        </w:tc>
+        <w:tc>
+          <w:tcPr>
+            <w:tcW w:type="dxa" w:w="567"/>
+          </w:tcPr>
+          <w:p>
+            <w:r/>
+            <w:r>
+              <w:rPr>
+                <w:sz w:val="13"/>
+              </w:rPr>
+              <w:t>19.6</w:t>
+            </w:r>
+          </w:p>
+        </w:tc>
+        <w:tc>
+          <w:tcPr>
+            <w:tcW w:type="dxa" w:w="2778"/>
+          </w:tcPr>
+          <w:p>
+            <w:r/>
+            <w:r>
+              <w:rPr>
+                <w:sz w:val="13"/>
+              </w:rPr>
+              <w:t>open repriced from grey (+71.6% to +79.6%) before trading</w:t>
+            </w:r>
+          </w:p>
+        </w:tc>
+      </w:tr>
+      <w:tr>
+        <w:tc>
+          <w:tcPr>
+            <w:tcW w:type="dxa" w:w="567"/>
+          </w:tcPr>
+          <w:p>
+            <w:r/>
+            <w:r>
+              <w:rPr>
+                <w:sz w:val="13"/>
+              </w:rPr>
+              <w:t>2550</w:t>
+            </w:r>
+          </w:p>
+        </w:tc>
+        <w:tc>
+          <w:tcPr>
+            <w:tcW w:type="dxa" w:w="1247"/>
+          </w:tcPr>
+          <w:p>
+            <w:r/>
+            <w:r>
+              <w:rPr>
+                <w:sz w:val="13"/>
+              </w:rPr>
+              <w:t>EASOU TECH</w:t>
+            </w:r>
+          </w:p>
+        </w:tc>
+        <w:tc>
+          <w:tcPr>
+            <w:tcW w:type="dxa" w:w="737"/>
+          </w:tcPr>
+          <w:p>
+            <w:r/>
+            <w:r>
+              <w:rPr>
+                <w:sz w:val="13"/>
+              </w:rPr>
+              <w:t>24-06-07</w:t>
+            </w:r>
+          </w:p>
+        </w:tc>
+        <w:tc>
+          <w:tcPr>
+            <w:tcW w:type="dxa" w:w="680"/>
+          </w:tcPr>
+          <w:p>
+            <w:r/>
+            <w:r>
+              <w:rPr>
+                <w:sz w:val="13"/>
+              </w:rPr>
+              <w:t>+43.1%</w:t>
+            </w:r>
+          </w:p>
+        </w:tc>
+        <w:tc>
+          <w:tcPr>
+            <w:tcW w:type="dxa" w:w="680"/>
+          </w:tcPr>
+          <w:p>
+            <w:r/>
+            <w:r>
+              <w:rPr>
+                <w:sz w:val="13"/>
+              </w:rPr>
+              <w:t>+46.5%</w:t>
+            </w:r>
+          </w:p>
+        </w:tc>
+        <w:tc>
+          <w:tcPr>
+            <w:tcW w:type="dxa" w:w="680"/>
+          </w:tcPr>
+          <w:p>
+            <w:r/>
+            <w:r>
+              <w:rPr>
+                <w:sz w:val="13"/>
+              </w:rPr>
+              <w:t>+91.7%</w:t>
+            </w:r>
+          </w:p>
+        </w:tc>
+        <w:tc>
+          <w:tcPr>
+            <w:tcW w:type="dxa" w:w="397"/>
+          </w:tcPr>
+          <w:p>
+            <w:r/>
+            <w:r>
+              <w:rPr>
+                <w:sz w:val="13"/>
+              </w:rPr>
+              <w:t>B</w:t>
+            </w:r>
+          </w:p>
+        </w:tc>
+        <w:tc>
+          <w:tcPr>
+            <w:tcW w:type="dxa" w:w="737"/>
+          </w:tcPr>
+          <w:p>
+            <w:r/>
+            <w:r>
+              <w:rPr>
+                <w:sz w:val="13"/>
+              </w:rPr>
+              <w:t>115x</w:t>
+            </w:r>
+          </w:p>
+        </w:tc>
+        <w:tc>
+          <w:tcPr>
+            <w:tcW w:type="dxa" w:w="567"/>
+          </w:tcPr>
+          <w:p>
+            <w:r/>
+            <w:r>
+              <w:rPr>
+                <w:sz w:val="13"/>
+              </w:rPr>
+              <w:t>1.0x</w:t>
+            </w:r>
+          </w:p>
+        </w:tc>
+        <w:tc>
+          <w:tcPr>
+            <w:tcW w:type="dxa" w:w="510"/>
+          </w:tcPr>
+          <w:p>
+            <w:r/>
+            <w:r>
+              <w:rPr>
+                <w:sz w:val="13"/>
+              </w:rPr>
+              <w:t>0</w:t>
+            </w:r>
+          </w:p>
+        </w:tc>
+        <w:tc>
+          <w:tcPr>
+            <w:tcW w:type="dxa" w:w="567"/>
+          </w:tcPr>
+          <w:p>
+            <w:r/>
+            <w:r>
+              <w:rPr>
+                <w:sz w:val="13"/>
+              </w:rPr>
+              <w:t>4.5</w:t>
+            </w:r>
+          </w:p>
+        </w:tc>
+        <w:tc>
+          <w:tcPr>
+            <w:tcW w:type="dxa" w:w="2778"/>
+          </w:tcPr>
+          <w:p>
+            <w:r/>
+            <w:r>
+              <w:rPr>
+                <w:sz w:val="13"/>
+              </w:rPr>
+              <w:t>2024: hot greys extended 3/9 that year</w:t>
+            </w:r>
+          </w:p>
+        </w:tc>
+      </w:tr>
+      <w:tr>
+        <w:tc>
+          <w:tcPr>
+            <w:tcW w:type="dxa" w:w="567"/>
+          </w:tcPr>
+          <w:p>
+            <w:r/>
+            <w:r>
+              <w:rPr>
+                <w:sz w:val="13"/>
+              </w:rPr>
+              <w:t>2443</w:t>
+            </w:r>
+          </w:p>
+        </w:tc>
+        <w:tc>
+          <w:tcPr>
+            <w:tcW w:type="dxa" w:w="1247"/>
+          </w:tcPr>
+          <w:p>
+            <w:r/>
+            <w:r>
+              <w:rPr>
+                <w:sz w:val="13"/>
+              </w:rPr>
+              <w:t>AUTOSTREETS</w:t>
+            </w:r>
+          </w:p>
+        </w:tc>
+        <w:tc>
+          <w:tcPr>
+            <w:tcW w:type="dxa" w:w="737"/>
+          </w:tcPr>
+          <w:p>
+            <w:r/>
+            <w:r>
+              <w:rPr>
+                <w:sz w:val="13"/>
+              </w:rPr>
+              <w:t>24-05-31</w:t>
+            </w:r>
+          </w:p>
+        </w:tc>
+        <w:tc>
+          <w:tcPr>
+            <w:tcW w:type="dxa" w:w="680"/>
+          </w:tcPr>
+          <w:p>
+            <w:r/>
+            <w:r>
+              <w:rPr>
+                <w:sz w:val="13"/>
+              </w:rPr>
+              <w:t>+44.3%</w:t>
+            </w:r>
+          </w:p>
+        </w:tc>
+        <w:tc>
+          <w:tcPr>
+            <w:tcW w:type="dxa" w:w="680"/>
+          </w:tcPr>
+          <w:p>
+            <w:r/>
+            <w:r>
+              <w:rPr>
+                <w:sz w:val="13"/>
+              </w:rPr>
+              <w:t>+42.2%</w:t>
+            </w:r>
+          </w:p>
+        </w:tc>
+        <w:tc>
+          <w:tcPr>
+            <w:tcW w:type="dxa" w:w="680"/>
+          </w:tcPr>
+          <w:p>
+            <w:r/>
+            <w:r>
+              <w:rPr>
+                <w:sz w:val="13"/>
+              </w:rPr>
+              <w:t>+26.9%</w:t>
+            </w:r>
+          </w:p>
+        </w:tc>
+        <w:tc>
+          <w:tcPr>
+            <w:tcW w:type="dxa" w:w="397"/>
+          </w:tcPr>
+          <w:p>
+            <w:r/>
+            <w:r>
+              <w:rPr>
+                <w:sz w:val="13"/>
+              </w:rPr>
+              <w:t>C</w:t>
+            </w:r>
+          </w:p>
+        </w:tc>
+        <w:tc>
+          <w:tcPr>
+            <w:tcW w:type="dxa" w:w="737"/>
+          </w:tcPr>
+          <w:p>
+            <w:r/>
+            <w:r>
+              <w:rPr>
+                <w:sz w:val="13"/>
+              </w:rPr>
+              <w:t>433x</w:t>
+            </w:r>
+          </w:p>
+        </w:tc>
+        <w:tc>
+          <w:tcPr>
+            <w:tcW w:type="dxa" w:w="567"/>
+          </w:tcPr>
+          <w:p>
+            <w:r/>
+            <w:r>
+              <w:rPr>
+                <w:sz w:val="13"/>
+              </w:rPr>
+              <w:t>1.0x</w:t>
+            </w:r>
+          </w:p>
+        </w:tc>
+        <w:tc>
+          <w:tcPr>
+            <w:tcW w:type="dxa" w:w="510"/>
+          </w:tcPr>
+          <w:p>
+            <w:r/>
+            <w:r>
+              <w:rPr>
+                <w:sz w:val="13"/>
+              </w:rPr>
+              <w:t>0</w:t>
+            </w:r>
+          </w:p>
+        </w:tc>
+        <w:tc>
+          <w:tcPr>
+            <w:tcW w:type="dxa" w:w="567"/>
+          </w:tcPr>
+          <w:p>
+            <w:r/>
+            <w:r>
+              <w:rPr>
+                <w:sz w:val="13"/>
+              </w:rPr>
+              <w:t>2.0</w:t>
+            </w:r>
+          </w:p>
+        </w:tc>
+        <w:tc>
+          <w:tcPr>
+            <w:tcW w:type="dxa" w:w="2778"/>
+          </w:tcPr>
+          <w:p>
+            <w:r/>
+            <w:r>
+              <w:rPr>
+                <w:sz w:val="13"/>
+              </w:rPr>
+              <w:t>float 2.0% of cap</w:t>
+            </w:r>
+          </w:p>
+        </w:tc>
+      </w:tr>
+      <w:tr>
+        <w:tc>
+          <w:tcPr>
+            <w:tcW w:type="dxa" w:w="567"/>
+          </w:tcPr>
+          <w:p>
+            <w:r/>
+            <w:r>
+              <w:rPr>
+                <w:sz w:val="13"/>
+              </w:rPr>
+              <w:t>2505</w:t>
+            </w:r>
+          </w:p>
+        </w:tc>
+        <w:tc>
+          <w:tcPr>
+            <w:tcW w:type="dxa" w:w="1247"/>
+          </w:tcPr>
+          <w:p>
+            <w:r/>
+            <w:r>
+              <w:rPr>
+                <w:sz w:val="13"/>
+              </w:rPr>
+              <w:t>EDA GROUP HLDGS</w:t>
+            </w:r>
+          </w:p>
+        </w:tc>
+        <w:tc>
+          <w:tcPr>
+            <w:tcW w:type="dxa" w:w="737"/>
+          </w:tcPr>
+          <w:p>
+            <w:r/>
+            <w:r>
+              <w:rPr>
+                <w:sz w:val="13"/>
+              </w:rPr>
+              <w:t>24-05-28</w:t>
+            </w:r>
+          </w:p>
+        </w:tc>
+        <w:tc>
+          <w:tcPr>
+            <w:tcW w:type="dxa" w:w="680"/>
+          </w:tcPr>
+          <w:p>
+            <w:r/>
+            <w:r>
+              <w:rPr>
+                <w:sz w:val="13"/>
+              </w:rPr>
+              <w:t>+40.8%</w:t>
+            </w:r>
+          </w:p>
+        </w:tc>
+        <w:tc>
+          <w:tcPr>
+            <w:tcW w:type="dxa" w:w="680"/>
+          </w:tcPr>
+          <w:p>
+            <w:r/>
+            <w:r>
+              <w:rPr>
+                <w:sz w:val="13"/>
+              </w:rPr>
+              <w:t>+35.5%</w:t>
+            </w:r>
+          </w:p>
+        </w:tc>
+        <w:tc>
+          <w:tcPr>
+            <w:tcW w:type="dxa" w:w="680"/>
+          </w:tcPr>
+          <w:p>
+            <w:r/>
+            <w:r>
+              <w:rPr>
+                <w:sz w:val="13"/>
+              </w:rPr>
+              <w:t>+84.2%</w:t>
+            </w:r>
+          </w:p>
+        </w:tc>
+        <w:tc>
+          <w:tcPr>
+            <w:tcW w:type="dxa" w:w="397"/>
+          </w:tcPr>
+          <w:p>
+            <w:r/>
+            <w:r>
+              <w:rPr>
+                <w:sz w:val="13"/>
+              </w:rPr>
+              <w:t>B</w:t>
+            </w:r>
+          </w:p>
+        </w:tc>
+        <w:tc>
+          <w:tcPr>
+            <w:tcW w:type="dxa" w:w="737"/>
+          </w:tcPr>
+          <w:p>
+            <w:r/>
+            <w:r>
+              <w:rPr>
+                <w:sz w:val="13"/>
+              </w:rPr>
+              <w:t>103x</w:t>
+            </w:r>
+          </w:p>
+        </w:tc>
+        <w:tc>
+          <w:tcPr>
+            <w:tcW w:type="dxa" w:w="567"/>
+          </w:tcPr>
+          <w:p>
+            <w:r/>
+            <w:r>
+              <w:rPr>
+                <w:sz w:val="13"/>
+              </w:rPr>
+              <w:t>1.0x</w:t>
+            </w:r>
+          </w:p>
+        </w:tc>
+        <w:tc>
+          <w:tcPr>
+            <w:tcW w:type="dxa" w:w="510"/>
+          </w:tcPr>
+          <w:p>
+            <w:r/>
+            <w:r>
+              <w:rPr>
+                <w:sz w:val="13"/>
+              </w:rPr>
+              <w:t>36</w:t>
+            </w:r>
+          </w:p>
+        </w:tc>
+        <w:tc>
+          <w:tcPr>
+            <w:tcW w:type="dxa" w:w="567"/>
+          </w:tcPr>
+          <w:p>
+            <w:r/>
+            <w:r>
+              <w:rPr>
+                <w:sz w:val="13"/>
+              </w:rPr>
+              <w:t>0.0</w:t>
+            </w:r>
+          </w:p>
+        </w:tc>
+        <w:tc>
+          <w:tcPr>
+            <w:tcW w:type="dxa" w:w="2778"/>
+          </w:tcPr>
+          <w:p>
+            <w:r/>
+            <w:r>
+              <w:rPr>
+                <w:sz w:val="13"/>
+              </w:rPr>
+              <w:t>open repriced from grey (+40.8% to +35.5%) before trading; 2024: hot greys extended 3/9 that year</w:t>
+            </w:r>
+          </w:p>
+        </w:tc>
+      </w:tr>
+      <w:tr>
+        <w:tc>
+          <w:tcPr>
+            <w:tcW w:type="dxa" w:w="567"/>
+          </w:tcPr>
+          <w:p>
+            <w:r/>
+            <w:r>
+              <w:rPr>
+                <w:sz w:val="13"/>
+              </w:rPr>
+              <w:t>2898</w:t>
+            </w:r>
+          </w:p>
+        </w:tc>
+        <w:tc>
+          <w:tcPr>
+            <w:tcW w:type="dxa" w:w="1247"/>
+          </w:tcPr>
+          <w:p>
+            <w:r/>
+            <w:r>
+              <w:rPr>
+                <w:sz w:val="13"/>
+              </w:rPr>
+              <w:t>SUNHO BIO-B</w:t>
+            </w:r>
+          </w:p>
+        </w:tc>
+        <w:tc>
+          <w:tcPr>
+            <w:tcW w:type="dxa" w:w="737"/>
+          </w:tcPr>
+          <w:p>
+            <w:r/>
+            <w:r>
+              <w:rPr>
+                <w:sz w:val="13"/>
+              </w:rPr>
+              <w:t>24-05-24</w:t>
+            </w:r>
+          </w:p>
+        </w:tc>
+        <w:tc>
+          <w:tcPr>
+            <w:tcW w:type="dxa" w:w="680"/>
+          </w:tcPr>
+          <w:p>
+            <w:r/>
+            <w:r>
+              <w:rPr>
+                <w:sz w:val="13"/>
+              </w:rPr>
+              <w:t>+8.9%</w:t>
+            </w:r>
+          </w:p>
+        </w:tc>
+        <w:tc>
+          <w:tcPr>
+            <w:tcW w:type="dxa" w:w="680"/>
+          </w:tcPr>
+          <w:p>
+            <w:r/>
+            <w:r>
+              <w:rPr>
+                <w:sz w:val="13"/>
+              </w:rPr>
+              <w:t>+7.1%</w:t>
+            </w:r>
+          </w:p>
+        </w:tc>
+        <w:tc>
+          <w:tcPr>
+            <w:tcW w:type="dxa" w:w="680"/>
+          </w:tcPr>
+          <w:p>
+            <w:r/>
+            <w:r>
+              <w:rPr>
+                <w:sz w:val="13"/>
+              </w:rPr>
+              <w:t>+7.6%</w:t>
+            </w:r>
+          </w:p>
+        </w:tc>
+        <w:tc>
+          <w:tcPr>
+            <w:tcW w:type="dxa" w:w="397"/>
+          </w:tcPr>
+          <w:p>
+            <w:r/>
+            <w:r>
+              <w:rPr>
+                <w:sz w:val="13"/>
+              </w:rPr>
+              <w:t>C</w:t>
+            </w:r>
+          </w:p>
+        </w:tc>
+        <w:tc>
+          <w:tcPr>
+            <w:tcW w:type="dxa" w:w="737"/>
+          </w:tcPr>
+          <w:p>
+            <w:r/>
+            <w:r>
+              <w:rPr>
+                <w:sz w:val="13"/>
+              </w:rPr>
+              <w:t>10.1x</w:t>
+            </w:r>
+          </w:p>
+        </w:tc>
+        <w:tc>
+          <w:tcPr>
+            <w:tcW w:type="dxa" w:w="567"/>
+          </w:tcPr>
+          <w:p>
+            <w:r/>
+            <w:r>
+              <w:rPr>
+                <w:sz w:val="13"/>
+              </w:rPr>
+              <w:t>1.3x</w:t>
+            </w:r>
+          </w:p>
+        </w:tc>
+        <w:tc>
+          <w:tcPr>
+            <w:tcW w:type="dxa" w:w="510"/>
+          </w:tcPr>
+          <w:p>
+            <w:r/>
+            <w:r>
+              <w:rPr>
+                <w:sz w:val="13"/>
+              </w:rPr>
+              <w:t>9</w:t>
+            </w:r>
+          </w:p>
+        </w:tc>
+        <w:tc>
+          <w:tcPr>
+            <w:tcW w:type="dxa" w:w="567"/>
+          </w:tcPr>
+          <w:p>
+            <w:r/>
+            <w:r>
+              <w:rPr>
+                <w:sz w:val="13"/>
+              </w:rPr>
+              <w:t>19.8</w:t>
+            </w:r>
+          </w:p>
+        </w:tc>
+        <w:tc>
+          <w:tcPr>
+            <w:tcW w:type="dxa" w:w="2778"/>
+          </w:tcPr>
+          <w:p>
+            <w:r/>
+            <w:r>
+              <w:rPr>
+                <w:sz w:val="13"/>
+              </w:rPr>
+              <w:t>no factor in the row separates it from its group</w:t>
+            </w:r>
+          </w:p>
+        </w:tc>
+      </w:tr>
+      <w:tr>
+        <w:tc>
+          <w:tcPr>
+            <w:tcW w:type="dxa" w:w="567"/>
+          </w:tcPr>
+          <w:p>
+            <w:r/>
+            <w:r>
+              <w:rPr>
+                <w:sz w:val="13"/>
+              </w:rPr>
               <w:t>2529</w:t>
             </w:r>
           </w:p>
@@ -29811,6 +31427,516 @@
                 <w:sz w:val="13"/>
               </w:rPr>
               <w:t>no factor in the row separates it from its group</w:t>
+            </w:r>
+          </w:p>
+        </w:tc>
+      </w:tr>
+      <w:tr>
+        <w:tc>
+          <w:tcPr>
+            <w:tcW w:type="dxa" w:w="567"/>
+          </w:tcPr>
+          <w:p>
+            <w:r/>
+            <w:r>
+              <w:rPr>
+                <w:sz w:val="13"/>
+              </w:rPr>
+              <w:t>2497</w:t>
+            </w:r>
+          </w:p>
+        </w:tc>
+        <w:tc>
+          <w:tcPr>
+            <w:tcW w:type="dxa" w:w="1247"/>
+          </w:tcPr>
+          <w:p>
+            <w:r/>
+            <w:r>
+              <w:rPr>
+                <w:sz w:val="13"/>
+              </w:rPr>
+              <w:t>FUJING HOLDINGS</w:t>
+            </w:r>
+          </w:p>
+        </w:tc>
+        <w:tc>
+          <w:tcPr>
+            <w:tcW w:type="dxa" w:w="737"/>
+          </w:tcPr>
+          <w:p>
+            <w:r/>
+            <w:r>
+              <w:rPr>
+                <w:sz w:val="13"/>
+              </w:rPr>
+              <w:t>24-03-28</w:t>
+            </w:r>
+          </w:p>
+        </w:tc>
+        <w:tc>
+          <w:tcPr>
+            <w:tcW w:type="dxa" w:w="680"/>
+          </w:tcPr>
+          <w:p>
+            <w:r/>
+            <w:r>
+              <w:rPr>
+                <w:sz w:val="13"/>
+              </w:rPr>
+              <w:t>+108.3%</w:t>
+            </w:r>
+          </w:p>
+        </w:tc>
+        <w:tc>
+          <w:tcPr>
+            <w:tcW w:type="dxa" w:w="680"/>
+          </w:tcPr>
+          <w:p>
+            <w:r/>
+            <w:r>
+              <w:rPr>
+                <w:sz w:val="13"/>
+              </w:rPr>
+              <w:t>+97.2%</w:t>
+            </w:r>
+          </w:p>
+        </w:tc>
+        <w:tc>
+          <w:tcPr>
+            <w:tcW w:type="dxa" w:w="680"/>
+          </w:tcPr>
+          <w:p>
+            <w:r/>
+            <w:r>
+              <w:rPr>
+                <w:sz w:val="13"/>
+              </w:rPr>
+              <w:t>+37.0%</w:t>
+            </w:r>
+          </w:p>
+        </w:tc>
+        <w:tc>
+          <w:tcPr>
+            <w:tcW w:type="dxa" w:w="397"/>
+          </w:tcPr>
+          <w:p>
+            <w:r/>
+            <w:r>
+              <w:rPr>
+                <w:sz w:val="13"/>
+              </w:rPr>
+              <w:t>C</w:t>
+            </w:r>
+          </w:p>
+        </w:tc>
+        <w:tc>
+          <w:tcPr>
+            <w:tcW w:type="dxa" w:w="737"/>
+          </w:tcPr>
+          <w:p>
+            <w:r/>
+            <w:r>
+              <w:rPr>
+                <w:sz w:val="13"/>
+              </w:rPr>
+              <w:t>294x</w:t>
+            </w:r>
+          </w:p>
+        </w:tc>
+        <w:tc>
+          <w:tcPr>
+            <w:tcW w:type="dxa" w:w="567"/>
+          </w:tcPr>
+          <w:p>
+            <w:r/>
+            <w:r>
+              <w:rPr>
+                <w:sz w:val="13"/>
+              </w:rPr>
+              <w:t>1.0x</w:t>
+            </w:r>
+          </w:p>
+        </w:tc>
+        <w:tc>
+          <w:tcPr>
+            <w:tcW w:type="dxa" w:w="510"/>
+          </w:tcPr>
+          <w:p>
+            <w:r/>
+            <w:r>
+              <w:rPr>
+                <w:sz w:val="13"/>
+              </w:rPr>
+              <w:t>0</w:t>
+            </w:r>
+          </w:p>
+        </w:tc>
+        <w:tc>
+          <w:tcPr>
+            <w:tcW w:type="dxa" w:w="567"/>
+          </w:tcPr>
+          <w:p>
+            <w:r/>
+            <w:r>
+              <w:rPr>
+                <w:sz w:val="13"/>
+              </w:rPr>
+              <w:t>20.0</w:t>
+            </w:r>
+          </w:p>
+        </w:tc>
+        <w:tc>
+          <w:tcPr>
+            <w:tcW w:type="dxa" w:w="2778"/>
+          </w:tcPr>
+          <w:p>
+            <w:r/>
+            <w:r>
+              <w:rPr>
+                <w:sz w:val="13"/>
+              </w:rPr>
+              <w:t>open repriced from grey (+108.3% to +97.2%) before trading</w:t>
+            </w:r>
+          </w:p>
+        </w:tc>
+      </w:tr>
+      <w:tr>
+        <w:tc>
+          <w:tcPr>
+            <w:tcW w:type="dxa" w:w="567"/>
+          </w:tcPr>
+          <w:p>
+            <w:r/>
+            <w:r>
+              <w:rPr>
+                <w:sz w:val="13"/>
+              </w:rPr>
+              <w:t>2477</w:t>
+            </w:r>
+          </w:p>
+        </w:tc>
+        <w:tc>
+          <w:tcPr>
+            <w:tcW w:type="dxa" w:w="1247"/>
+          </w:tcPr>
+          <w:p>
+            <w:r/>
+            <w:r>
+              <w:rPr>
+                <w:sz w:val="13"/>
+              </w:rPr>
+              <w:t>WELLCELL HOLD</w:t>
+            </w:r>
+          </w:p>
+        </w:tc>
+        <w:tc>
+          <w:tcPr>
+            <w:tcW w:type="dxa" w:w="737"/>
+          </w:tcPr>
+          <w:p>
+            <w:r/>
+            <w:r>
+              <w:rPr>
+                <w:sz w:val="13"/>
+              </w:rPr>
+              <w:t>24-01-12</w:t>
+            </w:r>
+          </w:p>
+        </w:tc>
+        <w:tc>
+          <w:tcPr>
+            <w:tcW w:type="dxa" w:w="680"/>
+          </w:tcPr>
+          <w:p>
+            <w:r/>
+            <w:r>
+              <w:rPr>
+                <w:sz w:val="13"/>
+              </w:rPr>
+              <w:t>+64.5%</w:t>
+            </w:r>
+          </w:p>
+        </w:tc>
+        <w:tc>
+          <w:tcPr>
+            <w:tcW w:type="dxa" w:w="680"/>
+          </w:tcPr>
+          <w:p>
+            <w:r/>
+            <w:r>
+              <w:rPr>
+                <w:sz w:val="13"/>
+              </w:rPr>
+              <w:t>+77.0%</w:t>
+            </w:r>
+          </w:p>
+        </w:tc>
+        <w:tc>
+          <w:tcPr>
+            <w:tcW w:type="dxa" w:w="680"/>
+          </w:tcPr>
+          <w:p>
+            <w:r/>
+            <w:r>
+              <w:rPr>
+                <w:sz w:val="13"/>
+              </w:rPr>
+              <w:t>+164.0%</w:t>
+            </w:r>
+          </w:p>
+        </w:tc>
+        <w:tc>
+          <w:tcPr>
+            <w:tcW w:type="dxa" w:w="397"/>
+          </w:tcPr>
+          <w:p>
+            <w:r/>
+            <w:r>
+              <w:rPr>
+                <w:sz w:val="13"/>
+              </w:rPr>
+              <w:t>B</w:t>
+            </w:r>
+          </w:p>
+        </w:tc>
+        <w:tc>
+          <w:tcPr>
+            <w:tcW w:type="dxa" w:w="737"/>
+          </w:tcPr>
+          <w:p>
+            <w:r/>
+            <w:r>
+              <w:rPr>
+                <w:sz w:val="13"/>
+              </w:rPr>
+              <w:t>28.6x</w:t>
+            </w:r>
+          </w:p>
+        </w:tc>
+        <w:tc>
+          <w:tcPr>
+            <w:tcW w:type="dxa" w:w="567"/>
+          </w:tcPr>
+          <w:p>
+            <w:r/>
+            <w:r>
+              <w:rPr>
+                <w:sz w:val="13"/>
+              </w:rPr>
+              <w:t>1.0x</w:t>
+            </w:r>
+          </w:p>
+        </w:tc>
+        <w:tc>
+          <w:tcPr>
+            <w:tcW w:type="dxa" w:w="510"/>
+          </w:tcPr>
+          <w:p>
+            <w:r/>
+            <w:r>
+              <w:rPr>
+                <w:sz w:val="13"/>
+              </w:rPr>
+              <w:t>0</w:t>
+            </w:r>
+          </w:p>
+        </w:tc>
+        <w:tc>
+          <w:tcPr>
+            <w:tcW w:type="dxa" w:w="567"/>
+          </w:tcPr>
+          <w:p>
+            <w:r/>
+            <w:r>
+              <w:rPr>
+                <w:sz w:val="13"/>
+              </w:rPr>
+              <w:t>25.0</w:t>
+            </w:r>
+          </w:p>
+        </w:tc>
+        <w:tc>
+          <w:tcPr>
+            <w:tcW w:type="dxa" w:w="2778"/>
+          </w:tcPr>
+          <w:p>
+            <w:r/>
+            <w:r>
+              <w:rPr>
+                <w:sz w:val="13"/>
+              </w:rPr>
+              <w:t>open repriced from grey (+64.5% to +77.0%) before trading; 2024: hot greys extended 3/9 that year</w:t>
+            </w:r>
+          </w:p>
+        </w:tc>
+      </w:tr>
+      <w:tr>
+        <w:tc>
+          <w:tcPr>
+            <w:tcW w:type="dxa" w:w="567"/>
+          </w:tcPr>
+          <w:p>
+            <w:r/>
+            <w:r>
+              <w:rPr>
+                <w:sz w:val="13"/>
+              </w:rPr>
+              <w:t>9982</w:t>
+            </w:r>
+          </w:p>
+        </w:tc>
+        <w:tc>
+          <w:tcPr>
+            <w:tcW w:type="dxa" w:w="1247"/>
+          </w:tcPr>
+          <w:p>
+            <w:r/>
+            <w:r>
+              <w:rPr>
+                <w:sz w:val="13"/>
+              </w:rPr>
+              <w:t>CENTRALCHINA MT</w:t>
+            </w:r>
+          </w:p>
+        </w:tc>
+        <w:tc>
+          <w:tcPr>
+            <w:tcW w:type="dxa" w:w="737"/>
+          </w:tcPr>
+          <w:p>
+            <w:r/>
+            <w:r>
+              <w:rPr>
+                <w:sz w:val="13"/>
+              </w:rPr>
+              <w:t>21-05-31</w:t>
+            </w:r>
+          </w:p>
+        </w:tc>
+        <w:tc>
+          <w:tcPr>
+            <w:tcW w:type="dxa" w:w="680"/>
+          </w:tcPr>
+          <w:p>
+            <w:r/>
+            <w:r>
+              <w:rPr>
+                <w:sz w:val="13"/>
+              </w:rPr>
+              <w:t>-14.0%</w:t>
+            </w:r>
+          </w:p>
+        </w:tc>
+        <w:tc>
+          <w:tcPr>
+            <w:tcW w:type="dxa" w:w="680"/>
+          </w:tcPr>
+          <w:p>
+            <w:r/>
+            <w:r>
+              <w:rPr>
+                <w:sz w:val="13"/>
+              </w:rPr>
+              <w:t>-16.7%</w:t>
+            </w:r>
+          </w:p>
+        </w:tc>
+        <w:tc>
+          <w:tcPr>
+            <w:tcW w:type="dxa" w:w="680"/>
+          </w:tcPr>
+          <w:p>
+            <w:r/>
+            <w:r>
+              <w:rPr>
+                <w:sz w:val="13"/>
+              </w:rPr>
+              <w:t>-12.0%</w:t>
+            </w:r>
+          </w:p>
+        </w:tc>
+        <w:tc>
+          <w:tcPr>
+            <w:tcW w:type="dxa" w:w="397"/>
+          </w:tcPr>
+          <w:p>
+            <w:r/>
+            <w:r>
+              <w:rPr>
+                <w:sz w:val="13"/>
+              </w:rPr>
+              <w:t>E</w:t>
+            </w:r>
+          </w:p>
+        </w:tc>
+        <w:tc>
+          <w:tcPr>
+            <w:tcW w:type="dxa" w:w="737"/>
+          </w:tcPr>
+          <w:p>
+            <w:r/>
+            <w:r>
+              <w:rPr>
+                <w:sz w:val="13"/>
+              </w:rPr>
+              <w:t>5.0x</w:t>
+            </w:r>
+          </w:p>
+        </w:tc>
+        <w:tc>
+          <w:tcPr>
+            <w:tcW w:type="dxa" w:w="567"/>
+          </w:tcPr>
+          <w:p>
+            <w:r/>
+            <w:r>
+              <w:rPr>
+                <w:sz w:val="13"/>
+              </w:rPr>
+              <w:t>0.7x</w:t>
+            </w:r>
+          </w:p>
+        </w:tc>
+        <w:tc>
+          <w:tcPr>
+            <w:tcW w:type="dxa" w:w="510"/>
+          </w:tcPr>
+          <w:p>
+            <w:r/>
+            <w:r>
+              <w:rPr>
+                <w:sz w:val="13"/>
+              </w:rPr>
+              <w:t>5</w:t>
+            </w:r>
+          </w:p>
+        </w:tc>
+        <w:tc>
+          <w:tcPr>
+            <w:tcW w:type="dxa" w:w="567"/>
+          </w:tcPr>
+          <w:p>
+            <w:r/>
+            <w:r>
+              <w:rPr>
+                <w:sz w:val="13"/>
+              </w:rPr>
+              <w:t>10.8</w:t>
+            </w:r>
+          </w:p>
+        </w:tc>
+        <w:tc>
+          <w:tcPr>
+            <w:tcW w:type="dxa" w:w="2778"/>
+          </w:tcPr>
+          <w:p>
+            <w:r/>
+            <w:r>
+              <w:rPr>
+                <w:sz w:val="13"/>
+              </w:rPr>
+              <w:t>gapped below grey at the open; retail only 5.0x; instl 0.7x: placing barely covered</w:t>
             </w:r>
           </w:p>
         </w:tc>
@@ -29833,7 +31959,7 @@
         <w:rPr>
           <w:sz w:val="19"/>
         </w:rPr>
-        <w:t>Coverage is 138 of 514 because no public archive of past grey-market sessions exists: AAStocks publishes a headline per listing but its per-stock news page holds about 21 recent articles, so the print is unreachable roughly a month after the debut. The archive builds forward from the weekly refresh. Eight prints were added by hand from press coverage and each reconciles against its offer price. The quoted venue is Phillip's; Futu's print for the same evening differs by a tick. A grey session is two hours and fifteen minutes of retail-only trading.</w:t>
+        <w:t>Coverage is 150 of 514 because no public archive of past grey-market sessions exists: AAStocks publishes a headline per listing but its per-stock news page holds about 21 recent articles, so the print is unreachable roughly a month after the debut. The archive builds forward from the weekly refresh. Eight prints were added by hand from press coverage and each reconciles against its offer price. The quoted venue is Phillip's; Futu's print for the same evening differs by a tick. A grey session is two hours and fifteen minutes of retail-only trading.</w:t>
       </w:r>
     </w:p>
     <w:sectPr>
